--- a/data/outputs/v2/Core_Mathematics/SS3.1_Statistics_I/Core_Mathematics_Statistics_I_CBE_LessonSequence.docx
+++ b/data/outputs/v2/Core_Mathematics/SS3.1_Statistics_I/Core_Mathematics_Statistics_I_CBE_LessonSequence.docx
@@ -3478,32 +3478,32 @@
         <w:tc>
           <w:tcPr>
             <w:tcW w:type="dxa" w:w="1520"/>
-            <w:shd w:fill="F2F2F2" w:color="auto" w:val="clear"/>
-            <w:tcMar>
-              <w:top w:type="dxa" w:w="60"/>
-              <w:left w:type="dxa" w:w="120"/>
-              <w:bottom w:type="dxa" w:w="60"/>
-              <w:right w:type="dxa" w:w="120"/>
-            </w:tcMar>
-            <w:vAlign w:val="top"/>
-          </w:tcPr>
-          <w:p>
-            <w:pPr>
-              <w:spacing w:after="40" w:before="0"/>
-              <w:jc w:val="left"/>
-            </w:pPr>
-            <w:r>
-              <w:rPr>
-                <w:rFonts w:ascii="Arial" w:cs="Arial" w:eastAsia="Arial" w:hAnsi="Arial"/>
-                <w:b/>
-                <w:bCs/>
-                <w:i w:val="false"/>
-                <w:iCs w:val="false"/>
-                <w:color w:val="000000"/>
-                <w:sz w:val="18"/>
-                <w:szCs w:val="18"/>
-              </w:rPr>
-              <w:t xml:space="preserve">Phase 1 — Predict</w:t>
+            <w:shd w:fill="EAD1F5" w:color="auto" w:val="clear"/>
+            <w:tcMar>
+              <w:top w:type="dxa" w:w="60"/>
+              <w:left w:type="dxa" w:w="120"/>
+              <w:bottom w:type="dxa" w:w="60"/>
+              <w:right w:type="dxa" w:w="120"/>
+            </w:tcMar>
+            <w:vAlign w:val="top"/>
+          </w:tcPr>
+          <w:p>
+            <w:pPr>
+              <w:spacing w:after="40" w:before="0"/>
+              <w:jc w:val="left"/>
+            </w:pPr>
+            <w:r>
+              <w:rPr>
+                <w:rFonts w:ascii="Arial" w:cs="Arial" w:eastAsia="Arial" w:hAnsi="Arial"/>
+                <w:b/>
+                <w:bCs/>
+                <w:i w:val="false"/>
+                <w:iCs w:val="false"/>
+                <w:color w:val="000000"/>
+                <w:sz w:val="18"/>
+                <w:szCs w:val="18"/>
+              </w:rPr>
+              <w:t xml:space="preserve">Predict Phase</w:t>
             </w:r>
           </w:p>
           <w:p>
@@ -3526,7 +3526,7 @@
             <w:pPr>
               <w:spacing w:after="20" w:before="0"/>
             </w:pPr>
-            <w:hyperlink w:history="1" r:id="rIdch_kx1ys_lhpixbzkremi">
+            <w:hyperlink w:history="1" r:id="rIdmvsnuy6_kr2hp-hmlpjp-">
               <w:r>
                 <w:rPr>
                   <w:rFonts w:ascii="Arial" w:cs="Arial" w:eastAsia="Arial" w:hAnsi="Arial"/>
@@ -3559,7 +3559,7 @@
               <w:spacing w:after="10" w:before="0"/>
               <w:ind w:left="120"/>
             </w:pPr>
-            <w:hyperlink w:history="1" r:id="rIdyzmrzpeqaf9dxr7fbbn45">
+            <w:hyperlink w:history="1" r:id="rIdgdos63-bcpoyytk6jwsv-">
               <w:r>
                 <w:rPr>
                   <w:rFonts w:ascii="Arial" w:cs="Arial" w:eastAsia="Arial" w:hAnsi="Arial"/>
@@ -3604,7 +3604,7 @@
             <w:pPr>
               <w:spacing w:after="20" w:before="0"/>
             </w:pPr>
-            <w:hyperlink w:history="1" r:id="rId23t2k96g3n5l2oaqrpb17">
+            <w:hyperlink w:history="1" r:id="rId4zp2sxdvhvgeaygloys5y">
               <w:r>
                 <w:rPr>
                   <w:rFonts w:ascii="Arial" w:cs="Arial" w:eastAsia="Arial" w:hAnsi="Arial"/>
@@ -3637,7 +3637,7 @@
               <w:spacing w:after="10" w:before="0"/>
               <w:ind w:left="120"/>
             </w:pPr>
-            <w:hyperlink w:history="1" r:id="rIdd9tlvnmu3tw4klrnr5eqw">
+            <w:hyperlink w:history="1" r:id="rIdilwibuycih4y_qskt6pfq">
               <w:r>
                 <w:rPr>
                   <w:rFonts w:ascii="Arial" w:cs="Arial" w:eastAsia="Arial" w:hAnsi="Arial"/>
@@ -3784,32 +3784,32 @@
         <w:tc>
           <w:tcPr>
             <w:tcW w:type="dxa" w:w="1520"/>
-            <w:shd w:fill="F2F2F2" w:color="auto" w:val="clear"/>
-            <w:tcMar>
-              <w:top w:type="dxa" w:w="60"/>
-              <w:left w:type="dxa" w:w="120"/>
-              <w:bottom w:type="dxa" w:w="60"/>
-              <w:right w:type="dxa" w:w="120"/>
-            </w:tcMar>
-            <w:vAlign w:val="top"/>
-          </w:tcPr>
-          <w:p>
-            <w:pPr>
-              <w:spacing w:after="40" w:before="0"/>
-              <w:jc w:val="left"/>
-            </w:pPr>
-            <w:r>
-              <w:rPr>
-                <w:rFonts w:ascii="Arial" w:cs="Arial" w:eastAsia="Arial" w:hAnsi="Arial"/>
-                <w:b/>
-                <w:bCs/>
-                <w:i w:val="false"/>
-                <w:iCs w:val="false"/>
-                <w:color w:val="000000"/>
-                <w:sz w:val="18"/>
-                <w:szCs w:val="18"/>
-              </w:rPr>
-              <w:t xml:space="preserve">Phase 2 — Observe</w:t>
+            <w:shd w:fill="D9EEF1" w:color="auto" w:val="clear"/>
+            <w:tcMar>
+              <w:top w:type="dxa" w:w="60"/>
+              <w:left w:type="dxa" w:w="120"/>
+              <w:bottom w:type="dxa" w:w="60"/>
+              <w:right w:type="dxa" w:w="120"/>
+            </w:tcMar>
+            <w:vAlign w:val="top"/>
+          </w:tcPr>
+          <w:p>
+            <w:pPr>
+              <w:spacing w:after="40" w:before="0"/>
+              <w:jc w:val="left"/>
+            </w:pPr>
+            <w:r>
+              <w:rPr>
+                <w:rFonts w:ascii="Arial" w:cs="Arial" w:eastAsia="Arial" w:hAnsi="Arial"/>
+                <w:b/>
+                <w:bCs/>
+                <w:i w:val="false"/>
+                <w:iCs w:val="false"/>
+                <w:color w:val="000000"/>
+                <w:sz w:val="18"/>
+                <w:szCs w:val="18"/>
+              </w:rPr>
+              <w:t xml:space="preserve">Observe Phase</w:t>
             </w:r>
           </w:p>
           <w:p>
@@ -3832,7 +3832,7 @@
             <w:pPr>
               <w:spacing w:after="20" w:before="0"/>
             </w:pPr>
-            <w:hyperlink w:history="1" r:id="rIdj4gisbp-xv-lya8senmz0">
+            <w:hyperlink w:history="1" r:id="rIdipbctdfivkj4fyo12-kb5">
               <w:r>
                 <w:rPr>
                   <w:rFonts w:ascii="Arial" w:cs="Arial" w:eastAsia="Arial" w:hAnsi="Arial"/>
@@ -3865,7 +3865,7 @@
               <w:spacing w:after="10" w:before="0"/>
               <w:ind w:left="120"/>
             </w:pPr>
-            <w:hyperlink w:history="1" r:id="rIdendwlhzjlcsmu1om74inn">
+            <w:hyperlink w:history="1" r:id="rIdntxtv4wdxppmyjt0jaekt">
               <w:r>
                 <w:rPr>
                   <w:rFonts w:ascii="Arial" w:cs="Arial" w:eastAsia="Arial" w:hAnsi="Arial"/>
@@ -3910,7 +3910,7 @@
             <w:pPr>
               <w:spacing w:after="20" w:before="0"/>
             </w:pPr>
-            <w:hyperlink w:history="1" r:id="rIdutljqc5m3gbxgkxqyx8y8">
+            <w:hyperlink w:history="1" r:id="rIdwxhclmy8ahyrh0fwy9rzs">
               <w:r>
                 <w:rPr>
                   <w:rFonts w:ascii="Arial" w:cs="Arial" w:eastAsia="Arial" w:hAnsi="Arial"/>
@@ -3943,7 +3943,7 @@
               <w:spacing w:after="10" w:before="0"/>
               <w:ind w:left="120"/>
             </w:pPr>
-            <w:hyperlink w:history="1" r:id="rIdky_gscurbxk3su-z4din7">
+            <w:hyperlink w:history="1" r:id="rIdy7xtb36qggayjbkrmrfzi">
               <w:r>
                 <w:rPr>
                   <w:rFonts w:ascii="Arial" w:cs="Arial" w:eastAsia="Arial" w:hAnsi="Arial"/>
@@ -4090,32 +4090,32 @@
         <w:tc>
           <w:tcPr>
             <w:tcW w:type="dxa" w:w="1520"/>
-            <w:shd w:fill="F2F2F2" w:color="auto" w:val="clear"/>
-            <w:tcMar>
-              <w:top w:type="dxa" w:w="60"/>
-              <w:left w:type="dxa" w:w="120"/>
-              <w:bottom w:type="dxa" w:w="60"/>
-              <w:right w:type="dxa" w:w="120"/>
-            </w:tcMar>
-            <w:vAlign w:val="top"/>
-          </w:tcPr>
-          <w:p>
-            <w:pPr>
-              <w:spacing w:after="40" w:before="0"/>
-              <w:jc w:val="left"/>
-            </w:pPr>
-            <w:r>
-              <w:rPr>
-                <w:rFonts w:ascii="Arial" w:cs="Arial" w:eastAsia="Arial" w:hAnsi="Arial"/>
-                <w:b/>
-                <w:bCs/>
-                <w:i w:val="false"/>
-                <w:iCs w:val="false"/>
-                <w:color w:val="000000"/>
-                <w:sz w:val="18"/>
-                <w:szCs w:val="18"/>
-              </w:rPr>
-              <w:t xml:space="preserve">Phase 3 — Explain</w:t>
+            <w:shd w:fill="E2EFDA" w:color="auto" w:val="clear"/>
+            <w:tcMar>
+              <w:top w:type="dxa" w:w="60"/>
+              <w:left w:type="dxa" w:w="120"/>
+              <w:bottom w:type="dxa" w:w="60"/>
+              <w:right w:type="dxa" w:w="120"/>
+            </w:tcMar>
+            <w:vAlign w:val="top"/>
+          </w:tcPr>
+          <w:p>
+            <w:pPr>
+              <w:spacing w:after="40" w:before="0"/>
+              <w:jc w:val="left"/>
+            </w:pPr>
+            <w:r>
+              <w:rPr>
+                <w:rFonts w:ascii="Arial" w:cs="Arial" w:eastAsia="Arial" w:hAnsi="Arial"/>
+                <w:b/>
+                <w:bCs/>
+                <w:i w:val="false"/>
+                <w:iCs w:val="false"/>
+                <w:color w:val="000000"/>
+                <w:sz w:val="18"/>
+                <w:szCs w:val="18"/>
+              </w:rPr>
+              <w:t xml:space="preserve">Explain Phase</w:t>
             </w:r>
           </w:p>
           <w:p>
@@ -4138,7 +4138,7 @@
             <w:pPr>
               <w:spacing w:after="20" w:before="0"/>
             </w:pPr>
-            <w:hyperlink w:history="1" r:id="rIdgbjhfugpuhmcumipv86or">
+            <w:hyperlink w:history="1" r:id="rIduq4-jbswbhoqfpejtxtn4">
               <w:r>
                 <w:rPr>
                   <w:rFonts w:ascii="Arial" w:cs="Arial" w:eastAsia="Arial" w:hAnsi="Arial"/>
@@ -4171,7 +4171,7 @@
               <w:spacing w:after="10" w:before="0"/>
               <w:ind w:left="120"/>
             </w:pPr>
-            <w:hyperlink w:history="1" r:id="rIdj-l2vbajskx6tlyqhxcpy">
+            <w:hyperlink w:history="1" r:id="rIde32b2uncjls8lf6c41qti">
               <w:r>
                 <w:rPr>
                   <w:rFonts w:ascii="Arial" w:cs="Arial" w:eastAsia="Arial" w:hAnsi="Arial"/>
@@ -4216,7 +4216,7 @@
             <w:pPr>
               <w:spacing w:after="20" w:before="0"/>
             </w:pPr>
-            <w:hyperlink w:history="1" r:id="rIdyauqgla9cmil8he4yag4b">
+            <w:hyperlink w:history="1" r:id="rIdw6etzldh7uxe1zyz2kvs0">
               <w:r>
                 <w:rPr>
                   <w:rFonts w:ascii="Arial" w:cs="Arial" w:eastAsia="Arial" w:hAnsi="Arial"/>
@@ -4249,7 +4249,7 @@
               <w:spacing w:after="10" w:before="0"/>
               <w:ind w:left="120"/>
             </w:pPr>
-            <w:hyperlink w:history="1" r:id="rIdssvyr3gunzojamxzultki">
+            <w:hyperlink w:history="1" r:id="rIdorim0xdapvgzuwlzo5se8">
               <w:r>
                 <w:rPr>
                   <w:rFonts w:ascii="Arial" w:cs="Arial" w:eastAsia="Arial" w:hAnsi="Arial"/>
@@ -4396,32 +4396,32 @@
         <w:tc>
           <w:tcPr>
             <w:tcW w:type="dxa" w:w="1520"/>
-            <w:shd w:fill="F2F2F2" w:color="auto" w:val="clear"/>
-            <w:tcMar>
-              <w:top w:type="dxa" w:w="60"/>
-              <w:left w:type="dxa" w:w="120"/>
-              <w:bottom w:type="dxa" w:w="60"/>
-              <w:right w:type="dxa" w:w="120"/>
-            </w:tcMar>
-            <w:vAlign w:val="top"/>
-          </w:tcPr>
-          <w:p>
-            <w:pPr>
-              <w:spacing w:after="40" w:before="0"/>
-              <w:jc w:val="left"/>
-            </w:pPr>
-            <w:r>
-              <w:rPr>
-                <w:rFonts w:ascii="Arial" w:cs="Arial" w:eastAsia="Arial" w:hAnsi="Arial"/>
-                <w:b/>
-                <w:bCs/>
-                <w:i w:val="false"/>
-                <w:iCs w:val="false"/>
-                <w:color w:val="000000"/>
-                <w:sz w:val="18"/>
-                <w:szCs w:val="18"/>
-              </w:rPr>
-              <w:t xml:space="preserve">Phase 4 — Driving Question Board (DQB) Creation</w:t>
+            <w:shd w:fill="FCE4D6" w:color="auto" w:val="clear"/>
+            <w:tcMar>
+              <w:top w:type="dxa" w:w="60"/>
+              <w:left w:type="dxa" w:w="120"/>
+              <w:bottom w:type="dxa" w:w="60"/>
+              <w:right w:type="dxa" w:w="120"/>
+            </w:tcMar>
+            <w:vAlign w:val="top"/>
+          </w:tcPr>
+          <w:p>
+            <w:pPr>
+              <w:spacing w:after="40" w:before="0"/>
+              <w:jc w:val="left"/>
+            </w:pPr>
+            <w:r>
+              <w:rPr>
+                <w:rFonts w:ascii="Arial" w:cs="Arial" w:eastAsia="Arial" w:hAnsi="Arial"/>
+                <w:b/>
+                <w:bCs/>
+                <w:i w:val="false"/>
+                <w:iCs w:val="false"/>
+                <w:color w:val="000000"/>
+                <w:sz w:val="18"/>
+                <w:szCs w:val="18"/>
+              </w:rPr>
+              <w:t xml:space="preserve">Driving Question Board (DQB) Creation</w:t>
             </w:r>
           </w:p>
           <w:p>
@@ -4444,7 +4444,7 @@
             <w:pPr>
               <w:spacing w:after="20" w:before="0"/>
             </w:pPr>
-            <w:hyperlink w:history="1" r:id="rIdu1xzj62agkayqx_xfhepe">
+            <w:hyperlink w:history="1" r:id="rId_tcthx_nlh_fg4hacrieg">
               <w:r>
                 <w:rPr>
                   <w:rFonts w:ascii="Arial" w:cs="Arial" w:eastAsia="Arial" w:hAnsi="Arial"/>
@@ -4477,7 +4477,7 @@
               <w:spacing w:after="10" w:before="0"/>
               <w:ind w:left="120"/>
             </w:pPr>
-            <w:hyperlink w:history="1" r:id="rIdd_cceziynuzbd6sa1irdj">
+            <w:hyperlink w:history="1" r:id="rIdkxwz7qizl8wu8i9odaek_">
               <w:r>
                 <w:rPr>
                   <w:rFonts w:ascii="Arial" w:cs="Arial" w:eastAsia="Arial" w:hAnsi="Arial"/>
@@ -4522,7 +4522,7 @@
             <w:pPr>
               <w:spacing w:after="20" w:before="0"/>
             </w:pPr>
-            <w:hyperlink w:history="1" r:id="rIdawzhoj-dkuidklpg0mioe">
+            <w:hyperlink w:history="1" r:id="rIdzfbcisrffjopkopsrzamc">
               <w:r>
                 <w:rPr>
                   <w:rFonts w:ascii="Arial" w:cs="Arial" w:eastAsia="Arial" w:hAnsi="Arial"/>
@@ -4555,7 +4555,7 @@
               <w:spacing w:after="10" w:before="0"/>
               <w:ind w:left="120"/>
             </w:pPr>
-            <w:hyperlink w:history="1" r:id="rIdbpxmd8mmzj-azuts39mft">
+            <w:hyperlink w:history="1" r:id="rIdkyj6fp8emqsdtfol1vwog">
               <w:r>
                 <w:rPr>
                   <w:rFonts w:ascii="Arial" w:cs="Arial" w:eastAsia="Arial" w:hAnsi="Arial"/>
@@ -4702,32 +4702,32 @@
         <w:tc>
           <w:tcPr>
             <w:tcW w:type="dxa" w:w="1520"/>
-            <w:shd w:fill="F2F2F2" w:color="auto" w:val="clear"/>
-            <w:tcMar>
-              <w:top w:type="dxa" w:w="60"/>
-              <w:left w:type="dxa" w:w="120"/>
-              <w:bottom w:type="dxa" w:w="60"/>
-              <w:right w:type="dxa" w:w="120"/>
-            </w:tcMar>
-            <w:vAlign w:val="top"/>
-          </w:tcPr>
-          <w:p>
-            <w:pPr>
-              <w:spacing w:after="40" w:before="0"/>
-              <w:jc w:val="left"/>
-            </w:pPr>
-            <w:r>
-              <w:rPr>
-                <w:rFonts w:ascii="Arial" w:cs="Arial" w:eastAsia="Arial" w:hAnsi="Arial"/>
-                <w:b/>
-                <w:bCs/>
-                <w:i w:val="false"/>
-                <w:iCs w:val="false"/>
-                <w:color w:val="000000"/>
-                <w:sz w:val="18"/>
-                <w:szCs w:val="18"/>
-              </w:rPr>
-              <w:t xml:space="preserve">Phase 5 — Model Building</w:t>
+            <w:shd w:fill="D5E8F0" w:color="auto" w:val="clear"/>
+            <w:tcMar>
+              <w:top w:type="dxa" w:w="60"/>
+              <w:left w:type="dxa" w:w="120"/>
+              <w:bottom w:type="dxa" w:w="60"/>
+              <w:right w:type="dxa" w:w="120"/>
+            </w:tcMar>
+            <w:vAlign w:val="top"/>
+          </w:tcPr>
+          <w:p>
+            <w:pPr>
+              <w:spacing w:after="40" w:before="0"/>
+              <w:jc w:val="left"/>
+            </w:pPr>
+            <w:r>
+              <w:rPr>
+                <w:rFonts w:ascii="Arial" w:cs="Arial" w:eastAsia="Arial" w:hAnsi="Arial"/>
+                <w:b/>
+                <w:bCs/>
+                <w:i w:val="false"/>
+                <w:iCs w:val="false"/>
+                <w:color w:val="000000"/>
+                <w:sz w:val="18"/>
+                <w:szCs w:val="18"/>
+              </w:rPr>
+              <w:t xml:space="preserve">Model Building Phase</w:t>
             </w:r>
           </w:p>
           <w:p>
@@ -4750,7 +4750,7 @@
             <w:pPr>
               <w:spacing w:after="20" w:before="0"/>
             </w:pPr>
-            <w:hyperlink w:history="1" r:id="rIdf5dni5cmr0zyb9oy76ojh">
+            <w:hyperlink w:history="1" r:id="rIdwcfge7tufhufflgd85j5f">
               <w:r>
                 <w:rPr>
                   <w:rFonts w:ascii="Arial" w:cs="Arial" w:eastAsia="Arial" w:hAnsi="Arial"/>
@@ -4783,7 +4783,7 @@
               <w:spacing w:after="10" w:before="0"/>
               <w:ind w:left="120"/>
             </w:pPr>
-            <w:hyperlink w:history="1" r:id="rIdms6w0ili_1qornvzuoe2_">
+            <w:hyperlink w:history="1" r:id="rIdr_-vdvooco9lcva21a3hp">
               <w:r>
                 <w:rPr>
                   <w:rFonts w:ascii="Arial" w:cs="Arial" w:eastAsia="Arial" w:hAnsi="Arial"/>
@@ -4828,7 +4828,7 @@
             <w:pPr>
               <w:spacing w:after="20" w:before="0"/>
             </w:pPr>
-            <w:hyperlink w:history="1" r:id="rIdzjpnc2c8_iwgg6pdxjjd0">
+            <w:hyperlink w:history="1" r:id="rIdrfarrj4rypogr7x2t1rzu">
               <w:r>
                 <w:rPr>
                   <w:rFonts w:ascii="Arial" w:cs="Arial" w:eastAsia="Arial" w:hAnsi="Arial"/>
@@ -4861,7 +4861,7 @@
               <w:spacing w:after="10" w:before="0"/>
               <w:ind w:left="120"/>
             </w:pPr>
-            <w:hyperlink w:history="1" r:id="rId1jcnyjw8vw3adpcop_x9m">
+            <w:hyperlink w:history="1" r:id="rIdp0vr_sgvyssa3wvksc4ko">
               <w:r>
                 <w:rPr>
                   <w:rFonts w:ascii="Arial" w:cs="Arial" w:eastAsia="Arial" w:hAnsi="Arial"/>
@@ -6414,32 +6414,32 @@
         <w:tc>
           <w:tcPr>
             <w:tcW w:type="dxa" w:w="1520"/>
-            <w:shd w:fill="F2F2F2" w:color="auto" w:val="clear"/>
-            <w:tcMar>
-              <w:top w:type="dxa" w:w="60"/>
-              <w:left w:type="dxa" w:w="120"/>
-              <w:bottom w:type="dxa" w:w="60"/>
-              <w:right w:type="dxa" w:w="120"/>
-            </w:tcMar>
-            <w:vAlign w:val="top"/>
-          </w:tcPr>
-          <w:p>
-            <w:pPr>
-              <w:spacing w:after="40" w:before="0"/>
-              <w:jc w:val="left"/>
-            </w:pPr>
-            <w:r>
-              <w:rPr>
-                <w:rFonts w:ascii="Arial" w:cs="Arial" w:eastAsia="Arial" w:hAnsi="Arial"/>
-                <w:b/>
-                <w:bCs/>
-                <w:i w:val="false"/>
-                <w:iCs w:val="false"/>
-                <w:color w:val="000000"/>
-                <w:sz w:val="18"/>
-                <w:szCs w:val="18"/>
-              </w:rPr>
-              <w:t xml:space="preserve">1. Predict Phase (15 minutes)</w:t>
+            <w:shd w:fill="EAD1F5" w:color="auto" w:val="clear"/>
+            <w:tcMar>
+              <w:top w:type="dxa" w:w="60"/>
+              <w:left w:type="dxa" w:w="120"/>
+              <w:bottom w:type="dxa" w:w="60"/>
+              <w:right w:type="dxa" w:w="120"/>
+            </w:tcMar>
+            <w:vAlign w:val="top"/>
+          </w:tcPr>
+          <w:p>
+            <w:pPr>
+              <w:spacing w:after="40" w:before="0"/>
+              <w:jc w:val="left"/>
+            </w:pPr>
+            <w:r>
+              <w:rPr>
+                <w:rFonts w:ascii="Arial" w:cs="Arial" w:eastAsia="Arial" w:hAnsi="Arial"/>
+                <w:b/>
+                <w:bCs/>
+                <w:i w:val="false"/>
+                <w:iCs w:val="false"/>
+                <w:color w:val="000000"/>
+                <w:sz w:val="18"/>
+                <w:szCs w:val="18"/>
+              </w:rPr>
+              <w:t xml:space="preserve">Predict Phase</w:t>
             </w:r>
           </w:p>
           <w:p>
@@ -6462,7 +6462,7 @@
             <w:pPr>
               <w:spacing w:after="20" w:before="0"/>
             </w:pPr>
-            <w:hyperlink w:history="1" r:id="rIdnsg0hle14tqoxdl2uv_tz">
+            <w:hyperlink w:history="1" r:id="rIdj2xa0yoyooba4g_c7lugs">
               <w:r>
                 <w:rPr>
                   <w:rFonts w:ascii="Arial" w:cs="Arial" w:eastAsia="Arial" w:hAnsi="Arial"/>
@@ -6495,7 +6495,7 @@
               <w:spacing w:after="10" w:before="0"/>
               <w:ind w:left="120"/>
             </w:pPr>
-            <w:hyperlink w:history="1" r:id="rIda6hjrt-lt0gfp3p8-tw8g">
+            <w:hyperlink w:history="1" r:id="rIda0sjoqtpgxvg0fg6q6tnb">
               <w:r>
                 <w:rPr>
                   <w:rFonts w:ascii="Arial" w:cs="Arial" w:eastAsia="Arial" w:hAnsi="Arial"/>
@@ -6540,7 +6540,7 @@
             <w:pPr>
               <w:spacing w:after="20" w:before="0"/>
             </w:pPr>
-            <w:hyperlink w:history="1" r:id="rIdhvrvetzpr88p-rxfasndw">
+            <w:hyperlink w:history="1" r:id="rIdbfshfwyidqelxff415rar">
               <w:r>
                 <w:rPr>
                   <w:rFonts w:ascii="Arial" w:cs="Arial" w:eastAsia="Arial" w:hAnsi="Arial"/>
@@ -6573,7 +6573,7 @@
               <w:spacing w:after="10" w:before="0"/>
               <w:ind w:left="120"/>
             </w:pPr>
-            <w:hyperlink w:history="1" r:id="rId3xxdmug_e7exsh2tkymdh">
+            <w:hyperlink w:history="1" r:id="rIdzbr6kd_s5qidavrfqt9mx">
               <w:r>
                 <w:rPr>
                   <w:rFonts w:ascii="Arial" w:cs="Arial" w:eastAsia="Arial" w:hAnsi="Arial"/>
@@ -6720,32 +6720,32 @@
         <w:tc>
           <w:tcPr>
             <w:tcW w:type="dxa" w:w="1520"/>
-            <w:shd w:fill="F2F2F2" w:color="auto" w:val="clear"/>
-            <w:tcMar>
-              <w:top w:type="dxa" w:w="60"/>
-              <w:left w:type="dxa" w:w="120"/>
-              <w:bottom w:type="dxa" w:w="60"/>
-              <w:right w:type="dxa" w:w="120"/>
-            </w:tcMar>
-            <w:vAlign w:val="top"/>
-          </w:tcPr>
-          <w:p>
-            <w:pPr>
-              <w:spacing w:after="40" w:before="0"/>
-              <w:jc w:val="left"/>
-            </w:pPr>
-            <w:r>
-              <w:rPr>
-                <w:rFonts w:ascii="Arial" w:cs="Arial" w:eastAsia="Arial" w:hAnsi="Arial"/>
-                <w:b/>
-                <w:bCs/>
-                <w:i w:val="false"/>
-                <w:iCs w:val="false"/>
-                <w:color w:val="000000"/>
-                <w:sz w:val="18"/>
-                <w:szCs w:val="18"/>
-              </w:rPr>
-              <w:t xml:space="preserve">2. Observe Phase (20 minutes)</w:t>
+            <w:shd w:fill="D9EEF1" w:color="auto" w:val="clear"/>
+            <w:tcMar>
+              <w:top w:type="dxa" w:w="60"/>
+              <w:left w:type="dxa" w:w="120"/>
+              <w:bottom w:type="dxa" w:w="60"/>
+              <w:right w:type="dxa" w:w="120"/>
+            </w:tcMar>
+            <w:vAlign w:val="top"/>
+          </w:tcPr>
+          <w:p>
+            <w:pPr>
+              <w:spacing w:after="40" w:before="0"/>
+              <w:jc w:val="left"/>
+            </w:pPr>
+            <w:r>
+              <w:rPr>
+                <w:rFonts w:ascii="Arial" w:cs="Arial" w:eastAsia="Arial" w:hAnsi="Arial"/>
+                <w:b/>
+                <w:bCs/>
+                <w:i w:val="false"/>
+                <w:iCs w:val="false"/>
+                <w:color w:val="000000"/>
+                <w:sz w:val="18"/>
+                <w:szCs w:val="18"/>
+              </w:rPr>
+              <w:t xml:space="preserve">Observe Phase</w:t>
             </w:r>
           </w:p>
           <w:p>
@@ -6768,7 +6768,7 @@
             <w:pPr>
               <w:spacing w:after="20" w:before="0"/>
             </w:pPr>
-            <w:hyperlink w:history="1" r:id="rIdjzqug6gyrvby83_qjhowk">
+            <w:hyperlink w:history="1" r:id="rIdhsrhz9rbwato6dwnf6fit">
               <w:r>
                 <w:rPr>
                   <w:rFonts w:ascii="Arial" w:cs="Arial" w:eastAsia="Arial" w:hAnsi="Arial"/>
@@ -6801,7 +6801,7 @@
               <w:spacing w:after="10" w:before="0"/>
               <w:ind w:left="120"/>
             </w:pPr>
-            <w:hyperlink w:history="1" r:id="rIditzo5nfkgpb8s0et_n5ju">
+            <w:hyperlink w:history="1" r:id="rIddvw3iozz6ahouzskmfvzm">
               <w:r>
                 <w:rPr>
                   <w:rFonts w:ascii="Arial" w:cs="Arial" w:eastAsia="Arial" w:hAnsi="Arial"/>
@@ -6846,7 +6846,7 @@
             <w:pPr>
               <w:spacing w:after="20" w:before="0"/>
             </w:pPr>
-            <w:hyperlink w:history="1" r:id="rIdr8fwxdunbn15_tm6mnc8g">
+            <w:hyperlink w:history="1" r:id="rId26yvfj36grcvlibxmtum_">
               <w:r>
                 <w:rPr>
                   <w:rFonts w:ascii="Arial" w:cs="Arial" w:eastAsia="Arial" w:hAnsi="Arial"/>
@@ -6879,7 +6879,7 @@
               <w:spacing w:after="10" w:before="0"/>
               <w:ind w:left="120"/>
             </w:pPr>
-            <w:hyperlink w:history="1" r:id="rIdhg7nwpbasjclujuoxpmzi">
+            <w:hyperlink w:history="1" r:id="rIdckcyk6nrthunftglr1tei">
               <w:r>
                 <w:rPr>
                   <w:rFonts w:ascii="Arial" w:cs="Arial" w:eastAsia="Arial" w:hAnsi="Arial"/>
@@ -7026,32 +7026,32 @@
         <w:tc>
           <w:tcPr>
             <w:tcW w:type="dxa" w:w="1520"/>
-            <w:shd w:fill="F2F2F2" w:color="auto" w:val="clear"/>
-            <w:tcMar>
-              <w:top w:type="dxa" w:w="60"/>
-              <w:left w:type="dxa" w:w="120"/>
-              <w:bottom w:type="dxa" w:w="60"/>
-              <w:right w:type="dxa" w:w="120"/>
-            </w:tcMar>
-            <w:vAlign w:val="top"/>
-          </w:tcPr>
-          <w:p>
-            <w:pPr>
-              <w:spacing w:after="40" w:before="0"/>
-              <w:jc w:val="left"/>
-            </w:pPr>
-            <w:r>
-              <w:rPr>
-                <w:rFonts w:ascii="Arial" w:cs="Arial" w:eastAsia="Arial" w:hAnsi="Arial"/>
-                <w:b/>
-                <w:bCs/>
-                <w:i w:val="false"/>
-                <w:iCs w:val="false"/>
-                <w:color w:val="000000"/>
-                <w:sz w:val="18"/>
-                <w:szCs w:val="18"/>
-              </w:rPr>
-              <w:t xml:space="preserve">3. Explain Phase (20 minutes)</w:t>
+            <w:shd w:fill="E2EFDA" w:color="auto" w:val="clear"/>
+            <w:tcMar>
+              <w:top w:type="dxa" w:w="60"/>
+              <w:left w:type="dxa" w:w="120"/>
+              <w:bottom w:type="dxa" w:w="60"/>
+              <w:right w:type="dxa" w:w="120"/>
+            </w:tcMar>
+            <w:vAlign w:val="top"/>
+          </w:tcPr>
+          <w:p>
+            <w:pPr>
+              <w:spacing w:after="40" w:before="0"/>
+              <w:jc w:val="left"/>
+            </w:pPr>
+            <w:r>
+              <w:rPr>
+                <w:rFonts w:ascii="Arial" w:cs="Arial" w:eastAsia="Arial" w:hAnsi="Arial"/>
+                <w:b/>
+                <w:bCs/>
+                <w:i w:val="false"/>
+                <w:iCs w:val="false"/>
+                <w:color w:val="000000"/>
+                <w:sz w:val="18"/>
+                <w:szCs w:val="18"/>
+              </w:rPr>
+              <w:t xml:space="preserve">Explain Phase</w:t>
             </w:r>
           </w:p>
           <w:p>
@@ -7074,7 +7074,7 @@
             <w:pPr>
               <w:spacing w:after="20" w:before="0"/>
             </w:pPr>
-            <w:hyperlink w:history="1" r:id="rId5wvavtpcvertzhvtbhusi">
+            <w:hyperlink w:history="1" r:id="rId3z3xpuyskvjt7jdbw8jg_">
               <w:r>
                 <w:rPr>
                   <w:rFonts w:ascii="Arial" w:cs="Arial" w:eastAsia="Arial" w:hAnsi="Arial"/>
@@ -7107,7 +7107,7 @@
               <w:spacing w:after="10" w:before="0"/>
               <w:ind w:left="120"/>
             </w:pPr>
-            <w:hyperlink w:history="1" r:id="rIdptwba1bwaei_kuq7j962q">
+            <w:hyperlink w:history="1" r:id="rIdhqrfqobp1b4-gqeuhdiel">
               <w:r>
                 <w:rPr>
                   <w:rFonts w:ascii="Arial" w:cs="Arial" w:eastAsia="Arial" w:hAnsi="Arial"/>
@@ -7152,7 +7152,7 @@
             <w:pPr>
               <w:spacing w:after="20" w:before="0"/>
             </w:pPr>
-            <w:hyperlink w:history="1" r:id="rIdvf8tfs5atm9acow6aijhu">
+            <w:hyperlink w:history="1" r:id="rId3sfdxk6u5s6w2wsnlcbm8">
               <w:r>
                 <w:rPr>
                   <w:rFonts w:ascii="Arial" w:cs="Arial" w:eastAsia="Arial" w:hAnsi="Arial"/>
@@ -7185,7 +7185,7 @@
               <w:spacing w:after="10" w:before="0"/>
               <w:ind w:left="120"/>
             </w:pPr>
-            <w:hyperlink w:history="1" r:id="rIdcrawehwz1a5i85cf-msv_">
+            <w:hyperlink w:history="1" r:id="rIdoaxwffv_eg5zlgxidjwgz">
               <w:r>
                 <w:rPr>
                   <w:rFonts w:ascii="Arial" w:cs="Arial" w:eastAsia="Arial" w:hAnsi="Arial"/>
@@ -7332,32 +7332,32 @@
         <w:tc>
           <w:tcPr>
             <w:tcW w:type="dxa" w:w="1520"/>
-            <w:shd w:fill="F2F2F2" w:color="auto" w:val="clear"/>
-            <w:tcMar>
-              <w:top w:type="dxa" w:w="60"/>
-              <w:left w:type="dxa" w:w="120"/>
-              <w:bottom w:type="dxa" w:w="60"/>
-              <w:right w:type="dxa" w:w="120"/>
-            </w:tcMar>
-            <w:vAlign w:val="top"/>
-          </w:tcPr>
-          <w:p>
-            <w:pPr>
-              <w:spacing w:after="40" w:before="0"/>
-              <w:jc w:val="left"/>
-            </w:pPr>
-            <w:r>
-              <w:rPr>
-                <w:rFonts w:ascii="Arial" w:cs="Arial" w:eastAsia="Arial" w:hAnsi="Arial"/>
-                <w:b/>
-                <w:bCs/>
-                <w:i w:val="false"/>
-                <w:iCs w:val="false"/>
-                <w:color w:val="000000"/>
-                <w:sz w:val="18"/>
-                <w:szCs w:val="18"/>
-              </w:rPr>
-              <w:t xml:space="preserve">4. Driving Question Board (DQB) Creation (10 minutes)</w:t>
+            <w:shd w:fill="FCE4D6" w:color="auto" w:val="clear"/>
+            <w:tcMar>
+              <w:top w:type="dxa" w:w="60"/>
+              <w:left w:type="dxa" w:w="120"/>
+              <w:bottom w:type="dxa" w:w="60"/>
+              <w:right w:type="dxa" w:w="120"/>
+            </w:tcMar>
+            <w:vAlign w:val="top"/>
+          </w:tcPr>
+          <w:p>
+            <w:pPr>
+              <w:spacing w:after="40" w:before="0"/>
+              <w:jc w:val="left"/>
+            </w:pPr>
+            <w:r>
+              <w:rPr>
+                <w:rFonts w:ascii="Arial" w:cs="Arial" w:eastAsia="Arial" w:hAnsi="Arial"/>
+                <w:b/>
+                <w:bCs/>
+                <w:i w:val="false"/>
+                <w:iCs w:val="false"/>
+                <w:color w:val="000000"/>
+                <w:sz w:val="18"/>
+                <w:szCs w:val="18"/>
+              </w:rPr>
+              <w:t xml:space="preserve">Driving Question Board (DQB) Creation</w:t>
             </w:r>
           </w:p>
           <w:p>
@@ -7380,7 +7380,7 @@
             <w:pPr>
               <w:spacing w:after="20" w:before="0"/>
             </w:pPr>
-            <w:hyperlink w:history="1" r:id="rIdufken5zjhycpuaobeayz3">
+            <w:hyperlink w:history="1" r:id="rIdzfyoq-vmxqjaet2jokd9o">
               <w:r>
                 <w:rPr>
                   <w:rFonts w:ascii="Arial" w:cs="Arial" w:eastAsia="Arial" w:hAnsi="Arial"/>
@@ -7413,7 +7413,7 @@
               <w:spacing w:after="10" w:before="0"/>
               <w:ind w:left="120"/>
             </w:pPr>
-            <w:hyperlink w:history="1" r:id="rIdqvdyh8otl_hkelnq1yjhk">
+            <w:hyperlink w:history="1" r:id="rIdmayjnctiwpqqvz3ky7ppl">
               <w:r>
                 <w:rPr>
                   <w:rFonts w:ascii="Arial" w:cs="Arial" w:eastAsia="Arial" w:hAnsi="Arial"/>
@@ -7458,7 +7458,7 @@
             <w:pPr>
               <w:spacing w:after="20" w:before="0"/>
             </w:pPr>
-            <w:hyperlink w:history="1" r:id="rIdzjccktc8brnpijqdx9lkg">
+            <w:hyperlink w:history="1" r:id="rIdotuutliatjgdnegkuexly">
               <w:r>
                 <w:rPr>
                   <w:rFonts w:ascii="Arial" w:cs="Arial" w:eastAsia="Arial" w:hAnsi="Arial"/>
@@ -7491,7 +7491,7 @@
               <w:spacing w:after="10" w:before="0"/>
               <w:ind w:left="120"/>
             </w:pPr>
-            <w:hyperlink w:history="1" r:id="rIdpxvxbhy-vceuhljusxp2g">
+            <w:hyperlink w:history="1" r:id="rIdot3obdigdvkq_cmaygakd">
               <w:r>
                 <w:rPr>
                   <w:rFonts w:ascii="Arial" w:cs="Arial" w:eastAsia="Arial" w:hAnsi="Arial"/>
@@ -7638,32 +7638,32 @@
         <w:tc>
           <w:tcPr>
             <w:tcW w:type="dxa" w:w="1520"/>
-            <w:shd w:fill="F2F2F2" w:color="auto" w:val="clear"/>
-            <w:tcMar>
-              <w:top w:type="dxa" w:w="60"/>
-              <w:left w:type="dxa" w:w="120"/>
-              <w:bottom w:type="dxa" w:w="60"/>
-              <w:right w:type="dxa" w:w="120"/>
-            </w:tcMar>
-            <w:vAlign w:val="top"/>
-          </w:tcPr>
-          <w:p>
-            <w:pPr>
-              <w:spacing w:after="40" w:before="0"/>
-              <w:jc w:val="left"/>
-            </w:pPr>
-            <w:r>
-              <w:rPr>
-                <w:rFonts w:ascii="Arial" w:cs="Arial" w:eastAsia="Arial" w:hAnsi="Arial"/>
-                <w:b/>
-                <w:bCs/>
-                <w:i w:val="false"/>
-                <w:iCs w:val="false"/>
-                <w:color w:val="000000"/>
-                <w:sz w:val="18"/>
-                <w:szCs w:val="18"/>
-              </w:rPr>
-              <w:t xml:space="preserve">5. Model Building Phase (15 minutes)</w:t>
+            <w:shd w:fill="D5E8F0" w:color="auto" w:val="clear"/>
+            <w:tcMar>
+              <w:top w:type="dxa" w:w="60"/>
+              <w:left w:type="dxa" w:w="120"/>
+              <w:bottom w:type="dxa" w:w="60"/>
+              <w:right w:type="dxa" w:w="120"/>
+            </w:tcMar>
+            <w:vAlign w:val="top"/>
+          </w:tcPr>
+          <w:p>
+            <w:pPr>
+              <w:spacing w:after="40" w:before="0"/>
+              <w:jc w:val="left"/>
+            </w:pPr>
+            <w:r>
+              <w:rPr>
+                <w:rFonts w:ascii="Arial" w:cs="Arial" w:eastAsia="Arial" w:hAnsi="Arial"/>
+                <w:b/>
+                <w:bCs/>
+                <w:i w:val="false"/>
+                <w:iCs w:val="false"/>
+                <w:color w:val="000000"/>
+                <w:sz w:val="18"/>
+                <w:szCs w:val="18"/>
+              </w:rPr>
+              <w:t xml:space="preserve">Model Building Phase</w:t>
             </w:r>
           </w:p>
           <w:p>
@@ -7686,7 +7686,7 @@
             <w:pPr>
               <w:spacing w:after="20" w:before="0"/>
             </w:pPr>
-            <w:hyperlink w:history="1" r:id="rIdvjufpmgatgt930gtswwbt">
+            <w:hyperlink w:history="1" r:id="rIdb7tc9lkyvkw6whyjxrait">
               <w:r>
                 <w:rPr>
                   <w:rFonts w:ascii="Arial" w:cs="Arial" w:eastAsia="Arial" w:hAnsi="Arial"/>
@@ -7719,7 +7719,7 @@
               <w:spacing w:after="10" w:before="0"/>
               <w:ind w:left="120"/>
             </w:pPr>
-            <w:hyperlink w:history="1" r:id="rId6ofchw0jjvt84qzjsry4o">
+            <w:hyperlink w:history="1" r:id="rIdwym3uhxiq7ab97kb6yh8q">
               <w:r>
                 <w:rPr>
                   <w:rFonts w:ascii="Arial" w:cs="Arial" w:eastAsia="Arial" w:hAnsi="Arial"/>
@@ -7764,7 +7764,7 @@
             <w:pPr>
               <w:spacing w:after="20" w:before="0"/>
             </w:pPr>
-            <w:hyperlink w:history="1" r:id="rIdggego1qxlf3k44j-yhvnp">
+            <w:hyperlink w:history="1" r:id="rIdotrpegtn-o8-zv7jbspok">
               <w:r>
                 <w:rPr>
                   <w:rFonts w:ascii="Arial" w:cs="Arial" w:eastAsia="Arial" w:hAnsi="Arial"/>
@@ -7797,7 +7797,7 @@
               <w:spacing w:after="10" w:before="0"/>
               <w:ind w:left="120"/>
             </w:pPr>
-            <w:hyperlink w:history="1" r:id="rIdwjj2xj1w9gyapm2-7pzoa">
+            <w:hyperlink w:history="1" r:id="rId-k37jfiomfzw7j-ev1jem">
               <w:r>
                 <w:rPr>
                   <w:rFonts w:ascii="Arial" w:cs="Arial" w:eastAsia="Arial" w:hAnsi="Arial"/>
@@ -9236,32 +9236,32 @@
         <w:tc>
           <w:tcPr>
             <w:tcW w:type="dxa" w:w="1520"/>
-            <w:shd w:fill="F2F2F2" w:color="auto" w:val="clear"/>
-            <w:tcMar>
-              <w:top w:type="dxa" w:w="60"/>
-              <w:left w:type="dxa" w:w="120"/>
-              <w:bottom w:type="dxa" w:w="60"/>
-              <w:right w:type="dxa" w:w="120"/>
-            </w:tcMar>
-            <w:vAlign w:val="top"/>
-          </w:tcPr>
-          <w:p>
-            <w:pPr>
-              <w:spacing w:after="40" w:before="0"/>
-              <w:jc w:val="left"/>
-            </w:pPr>
-            <w:r>
-              <w:rPr>
-                <w:rFonts w:ascii="Arial" w:cs="Arial" w:eastAsia="Arial" w:hAnsi="Arial"/>
-                <w:b/>
-                <w:bCs/>
-                <w:i w:val="false"/>
-                <w:iCs w:val="false"/>
-                <w:color w:val="000000"/>
-                <w:sz w:val="18"/>
-                <w:szCs w:val="18"/>
-              </w:rPr>
-              <w:t xml:space="preserve">Phase 1 — Predict</w:t>
+            <w:shd w:fill="EAD1F5" w:color="auto" w:val="clear"/>
+            <w:tcMar>
+              <w:top w:type="dxa" w:w="60"/>
+              <w:left w:type="dxa" w:w="120"/>
+              <w:bottom w:type="dxa" w:w="60"/>
+              <w:right w:type="dxa" w:w="120"/>
+            </w:tcMar>
+            <w:vAlign w:val="top"/>
+          </w:tcPr>
+          <w:p>
+            <w:pPr>
+              <w:spacing w:after="40" w:before="0"/>
+              <w:jc w:val="left"/>
+            </w:pPr>
+            <w:r>
+              <w:rPr>
+                <w:rFonts w:ascii="Arial" w:cs="Arial" w:eastAsia="Arial" w:hAnsi="Arial"/>
+                <w:b/>
+                <w:bCs/>
+                <w:i w:val="false"/>
+                <w:iCs w:val="false"/>
+                <w:color w:val="000000"/>
+                <w:sz w:val="18"/>
+                <w:szCs w:val="18"/>
+              </w:rPr>
+              <w:t xml:space="preserve">Predict Phase</w:t>
             </w:r>
           </w:p>
           <w:p>
@@ -9284,7 +9284,7 @@
             <w:pPr>
               <w:spacing w:after="20" w:before="0"/>
             </w:pPr>
-            <w:hyperlink w:history="1" r:id="rIdhlcdhrl3sis5r-dgws1xc">
+            <w:hyperlink w:history="1" r:id="rId8f6ktagqdom4jfrd43iir">
               <w:r>
                 <w:rPr>
                   <w:rFonts w:ascii="Arial" w:cs="Arial" w:eastAsia="Arial" w:hAnsi="Arial"/>
@@ -9317,7 +9317,7 @@
               <w:spacing w:after="10" w:before="0"/>
               <w:ind w:left="120"/>
             </w:pPr>
-            <w:hyperlink w:history="1" r:id="rIdfckh92jd2jks7o8tosiwy">
+            <w:hyperlink w:history="1" r:id="rIdhvcntgq1omlvhddpjlfvy">
               <w:r>
                 <w:rPr>
                   <w:rFonts w:ascii="Arial" w:cs="Arial" w:eastAsia="Arial" w:hAnsi="Arial"/>
@@ -9362,7 +9362,7 @@
             <w:pPr>
               <w:spacing w:after="20" w:before="0"/>
             </w:pPr>
-            <w:hyperlink w:history="1" r:id="rIdnel2vpwdbtwtjgqf4bs0v">
+            <w:hyperlink w:history="1" r:id="rIdhdjku-_ifn7hhetmxygn-">
               <w:r>
                 <w:rPr>
                   <w:rFonts w:ascii="Arial" w:cs="Arial" w:eastAsia="Arial" w:hAnsi="Arial"/>
@@ -9395,7 +9395,7 @@
               <w:spacing w:after="10" w:before="0"/>
               <w:ind w:left="120"/>
             </w:pPr>
-            <w:hyperlink w:history="1" r:id="rIdlhkvpd3z3e7dtokxrpckk">
+            <w:hyperlink w:history="1" r:id="rIdtwe7fdgveiyt5jsqnb-nj">
               <w:r>
                 <w:rPr>
                   <w:rFonts w:ascii="Arial" w:cs="Arial" w:eastAsia="Arial" w:hAnsi="Arial"/>
@@ -9542,32 +9542,32 @@
         <w:tc>
           <w:tcPr>
             <w:tcW w:type="dxa" w:w="1520"/>
-            <w:shd w:fill="F2F2F2" w:color="auto" w:val="clear"/>
-            <w:tcMar>
-              <w:top w:type="dxa" w:w="60"/>
-              <w:left w:type="dxa" w:w="120"/>
-              <w:bottom w:type="dxa" w:w="60"/>
-              <w:right w:type="dxa" w:w="120"/>
-            </w:tcMar>
-            <w:vAlign w:val="top"/>
-          </w:tcPr>
-          <w:p>
-            <w:pPr>
-              <w:spacing w:after="40" w:before="0"/>
-              <w:jc w:val="left"/>
-            </w:pPr>
-            <w:r>
-              <w:rPr>
-                <w:rFonts w:ascii="Arial" w:cs="Arial" w:eastAsia="Arial" w:hAnsi="Arial"/>
-                <w:b/>
-                <w:bCs/>
-                <w:i w:val="false"/>
-                <w:iCs w:val="false"/>
-                <w:color w:val="000000"/>
-                <w:sz w:val="18"/>
-                <w:szCs w:val="18"/>
-              </w:rPr>
-              <w:t xml:space="preserve">Phase 2 — Observe</w:t>
+            <w:shd w:fill="D9EEF1" w:color="auto" w:val="clear"/>
+            <w:tcMar>
+              <w:top w:type="dxa" w:w="60"/>
+              <w:left w:type="dxa" w:w="120"/>
+              <w:bottom w:type="dxa" w:w="60"/>
+              <w:right w:type="dxa" w:w="120"/>
+            </w:tcMar>
+            <w:vAlign w:val="top"/>
+          </w:tcPr>
+          <w:p>
+            <w:pPr>
+              <w:spacing w:after="40" w:before="0"/>
+              <w:jc w:val="left"/>
+            </w:pPr>
+            <w:r>
+              <w:rPr>
+                <w:rFonts w:ascii="Arial" w:cs="Arial" w:eastAsia="Arial" w:hAnsi="Arial"/>
+                <w:b/>
+                <w:bCs/>
+                <w:i w:val="false"/>
+                <w:iCs w:val="false"/>
+                <w:color w:val="000000"/>
+                <w:sz w:val="18"/>
+                <w:szCs w:val="18"/>
+              </w:rPr>
+              <w:t xml:space="preserve">Observe Phase</w:t>
             </w:r>
           </w:p>
           <w:p>
@@ -9590,7 +9590,7 @@
             <w:pPr>
               <w:spacing w:after="20" w:before="0"/>
             </w:pPr>
-            <w:hyperlink w:history="1" r:id="rIdsy27xhv16_l_uyhon0cop">
+            <w:hyperlink w:history="1" r:id="rIdc_hv7p6gwyicewdg_1igc">
               <w:r>
                 <w:rPr>
                   <w:rFonts w:ascii="Arial" w:cs="Arial" w:eastAsia="Arial" w:hAnsi="Arial"/>
@@ -9623,7 +9623,7 @@
               <w:spacing w:after="10" w:before="0"/>
               <w:ind w:left="120"/>
             </w:pPr>
-            <w:hyperlink w:history="1" r:id="rIduax0b3ej1uf4rxwbuwoe-">
+            <w:hyperlink w:history="1" r:id="rIdnd5wpbpmnnts0cddri87d">
               <w:r>
                 <w:rPr>
                   <w:rFonts w:ascii="Arial" w:cs="Arial" w:eastAsia="Arial" w:hAnsi="Arial"/>
@@ -9668,7 +9668,7 @@
             <w:pPr>
               <w:spacing w:after="20" w:before="0"/>
             </w:pPr>
-            <w:hyperlink w:history="1" r:id="rIdxnnjp9hsbmpj7xx6z8np7">
+            <w:hyperlink w:history="1" r:id="rIdz36yd11lszlespnkxvhar">
               <w:r>
                 <w:rPr>
                   <w:rFonts w:ascii="Arial" w:cs="Arial" w:eastAsia="Arial" w:hAnsi="Arial"/>
@@ -9701,7 +9701,7 @@
               <w:spacing w:after="10" w:before="0"/>
               <w:ind w:left="120"/>
             </w:pPr>
-            <w:hyperlink w:history="1" r:id="rIdp96xdsfitoo6zgipgqcx5">
+            <w:hyperlink w:history="1" r:id="rIdqkaanjwpegrdewb9pn00i">
               <w:r>
                 <w:rPr>
                   <w:rFonts w:ascii="Arial" w:cs="Arial" w:eastAsia="Arial" w:hAnsi="Arial"/>
@@ -9848,32 +9848,32 @@
         <w:tc>
           <w:tcPr>
             <w:tcW w:type="dxa" w:w="1520"/>
-            <w:shd w:fill="F2F2F2" w:color="auto" w:val="clear"/>
-            <w:tcMar>
-              <w:top w:type="dxa" w:w="60"/>
-              <w:left w:type="dxa" w:w="120"/>
-              <w:bottom w:type="dxa" w:w="60"/>
-              <w:right w:type="dxa" w:w="120"/>
-            </w:tcMar>
-            <w:vAlign w:val="top"/>
-          </w:tcPr>
-          <w:p>
-            <w:pPr>
-              <w:spacing w:after="40" w:before="0"/>
-              <w:jc w:val="left"/>
-            </w:pPr>
-            <w:r>
-              <w:rPr>
-                <w:rFonts w:ascii="Arial" w:cs="Arial" w:eastAsia="Arial" w:hAnsi="Arial"/>
-                <w:b/>
-                <w:bCs/>
-                <w:i w:val="false"/>
-                <w:iCs w:val="false"/>
-                <w:color w:val="000000"/>
-                <w:sz w:val="18"/>
-                <w:szCs w:val="18"/>
-              </w:rPr>
-              <w:t xml:space="preserve">Phase 3 — Explain</w:t>
+            <w:shd w:fill="E2EFDA" w:color="auto" w:val="clear"/>
+            <w:tcMar>
+              <w:top w:type="dxa" w:w="60"/>
+              <w:left w:type="dxa" w:w="120"/>
+              <w:bottom w:type="dxa" w:w="60"/>
+              <w:right w:type="dxa" w:w="120"/>
+            </w:tcMar>
+            <w:vAlign w:val="top"/>
+          </w:tcPr>
+          <w:p>
+            <w:pPr>
+              <w:spacing w:after="40" w:before="0"/>
+              <w:jc w:val="left"/>
+            </w:pPr>
+            <w:r>
+              <w:rPr>
+                <w:rFonts w:ascii="Arial" w:cs="Arial" w:eastAsia="Arial" w:hAnsi="Arial"/>
+                <w:b/>
+                <w:bCs/>
+                <w:i w:val="false"/>
+                <w:iCs w:val="false"/>
+                <w:color w:val="000000"/>
+                <w:sz w:val="18"/>
+                <w:szCs w:val="18"/>
+              </w:rPr>
+              <w:t xml:space="preserve">Explain Phase</w:t>
             </w:r>
           </w:p>
           <w:p>
@@ -9896,7 +9896,7 @@
             <w:pPr>
               <w:spacing w:after="20" w:before="0"/>
             </w:pPr>
-            <w:hyperlink w:history="1" r:id="rIdh80xfkrfgvjwtxvlj56wd">
+            <w:hyperlink w:history="1" r:id="rIdufgvqw2n-wz1q35sykwbk">
               <w:r>
                 <w:rPr>
                   <w:rFonts w:ascii="Arial" w:cs="Arial" w:eastAsia="Arial" w:hAnsi="Arial"/>
@@ -9929,7 +9929,7 @@
               <w:spacing w:after="10" w:before="0"/>
               <w:ind w:left="120"/>
             </w:pPr>
-            <w:hyperlink w:history="1" r:id="rIdnnrfiyssvip6ngp9kmz2q">
+            <w:hyperlink w:history="1" r:id="rIdjepho9gqkferwnm33hume">
               <w:r>
                 <w:rPr>
                   <w:rFonts w:ascii="Arial" w:cs="Arial" w:eastAsia="Arial" w:hAnsi="Arial"/>
@@ -9974,7 +9974,7 @@
             <w:pPr>
               <w:spacing w:after="20" w:before="0"/>
             </w:pPr>
-            <w:hyperlink w:history="1" r:id="rIdybqpfdxphbynnmdr5smo0">
+            <w:hyperlink w:history="1" r:id="rIdhackugrbh3clmiq2e6civ">
               <w:r>
                 <w:rPr>
                   <w:rFonts w:ascii="Arial" w:cs="Arial" w:eastAsia="Arial" w:hAnsi="Arial"/>
@@ -10007,7 +10007,7 @@
               <w:spacing w:after="10" w:before="0"/>
               <w:ind w:left="120"/>
             </w:pPr>
-            <w:hyperlink w:history="1" r:id="rIdkuru4imw_43_k5c25ntbr">
+            <w:hyperlink w:history="1" r:id="rId6nla4civitjx-luhhm-lh">
               <w:r>
                 <w:rPr>
                   <w:rFonts w:ascii="Arial" w:cs="Arial" w:eastAsia="Arial" w:hAnsi="Arial"/>
@@ -10154,32 +10154,32 @@
         <w:tc>
           <w:tcPr>
             <w:tcW w:type="dxa" w:w="1520"/>
-            <w:shd w:fill="F2F2F2" w:color="auto" w:val="clear"/>
-            <w:tcMar>
-              <w:top w:type="dxa" w:w="60"/>
-              <w:left w:type="dxa" w:w="120"/>
-              <w:bottom w:type="dxa" w:w="60"/>
-              <w:right w:type="dxa" w:w="120"/>
-            </w:tcMar>
-            <w:vAlign w:val="top"/>
-          </w:tcPr>
-          <w:p>
-            <w:pPr>
-              <w:spacing w:after="40" w:before="0"/>
-              <w:jc w:val="left"/>
-            </w:pPr>
-            <w:r>
-              <w:rPr>
-                <w:rFonts w:ascii="Arial" w:cs="Arial" w:eastAsia="Arial" w:hAnsi="Arial"/>
-                <w:b/>
-                <w:bCs/>
-                <w:i w:val="false"/>
-                <w:iCs w:val="false"/>
-                <w:color w:val="000000"/>
-                <w:sz w:val="18"/>
-                <w:szCs w:val="18"/>
-              </w:rPr>
-              <w:t xml:space="preserve">Phase 4 — Driving Question Board (DQB) Update</w:t>
+            <w:shd w:fill="FCE4D6" w:color="auto" w:val="clear"/>
+            <w:tcMar>
+              <w:top w:type="dxa" w:w="60"/>
+              <w:left w:type="dxa" w:w="120"/>
+              <w:bottom w:type="dxa" w:w="60"/>
+              <w:right w:type="dxa" w:w="120"/>
+            </w:tcMar>
+            <w:vAlign w:val="top"/>
+          </w:tcPr>
+          <w:p>
+            <w:pPr>
+              <w:spacing w:after="40" w:before="0"/>
+              <w:jc w:val="left"/>
+            </w:pPr>
+            <w:r>
+              <w:rPr>
+                <w:rFonts w:ascii="Arial" w:cs="Arial" w:eastAsia="Arial" w:hAnsi="Arial"/>
+                <w:b/>
+                <w:bCs/>
+                <w:i w:val="false"/>
+                <w:iCs w:val="false"/>
+                <w:color w:val="000000"/>
+                <w:sz w:val="18"/>
+                <w:szCs w:val="18"/>
+              </w:rPr>
+              <w:t xml:space="preserve">Driving Question Board (DQB) Creation</w:t>
             </w:r>
           </w:p>
           <w:p>
@@ -10202,7 +10202,7 @@
             <w:pPr>
               <w:spacing w:after="20" w:before="0"/>
             </w:pPr>
-            <w:hyperlink w:history="1" r:id="rIdipzidj9-tlj190otawmko">
+            <w:hyperlink w:history="1" r:id="rIdvcxjbqs-mu6wvmt99isbx">
               <w:r>
                 <w:rPr>
                   <w:rFonts w:ascii="Arial" w:cs="Arial" w:eastAsia="Arial" w:hAnsi="Arial"/>
@@ -10235,7 +10235,7 @@
               <w:spacing w:after="10" w:before="0"/>
               <w:ind w:left="120"/>
             </w:pPr>
-            <w:hyperlink w:history="1" r:id="rId_th7pqtiy1q_gyvogk7dk">
+            <w:hyperlink w:history="1" r:id="rIdnpf_1m0seyhxosih1d3zy">
               <w:r>
                 <w:rPr>
                   <w:rFonts w:ascii="Arial" w:cs="Arial" w:eastAsia="Arial" w:hAnsi="Arial"/>
@@ -10280,7 +10280,7 @@
             <w:pPr>
               <w:spacing w:after="20" w:before="0"/>
             </w:pPr>
-            <w:hyperlink w:history="1" r:id="rIdaoio9v1tfz9znfuyciw3d">
+            <w:hyperlink w:history="1" r:id="rId9tqby_8qsy1aocgqddurx">
               <w:r>
                 <w:rPr>
                   <w:rFonts w:ascii="Arial" w:cs="Arial" w:eastAsia="Arial" w:hAnsi="Arial"/>
@@ -10313,7 +10313,7 @@
               <w:spacing w:after="10" w:before="0"/>
               <w:ind w:left="120"/>
             </w:pPr>
-            <w:hyperlink w:history="1" r:id="rId2nkuh3_zojfbctft1cn8h">
+            <w:hyperlink w:history="1" r:id="rIdulvyaotvfvk56_ee79h-4">
               <w:r>
                 <w:rPr>
                   <w:rFonts w:ascii="Arial" w:cs="Arial" w:eastAsia="Arial" w:hAnsi="Arial"/>
@@ -10460,32 +10460,32 @@
         <w:tc>
           <w:tcPr>
             <w:tcW w:type="dxa" w:w="1520"/>
-            <w:shd w:fill="F2F2F2" w:color="auto" w:val="clear"/>
-            <w:tcMar>
-              <w:top w:type="dxa" w:w="60"/>
-              <w:left w:type="dxa" w:w="120"/>
-              <w:bottom w:type="dxa" w:w="60"/>
-              <w:right w:type="dxa" w:w="120"/>
-            </w:tcMar>
-            <w:vAlign w:val="top"/>
-          </w:tcPr>
-          <w:p>
-            <w:pPr>
-              <w:spacing w:after="40" w:before="0"/>
-              <w:jc w:val="left"/>
-            </w:pPr>
-            <w:r>
-              <w:rPr>
-                <w:rFonts w:ascii="Arial" w:cs="Arial" w:eastAsia="Arial" w:hAnsi="Arial"/>
-                <w:b/>
-                <w:bCs/>
-                <w:i w:val="false"/>
-                <w:iCs w:val="false"/>
-                <w:color w:val="000000"/>
-                <w:sz w:val="18"/>
-                <w:szCs w:val="18"/>
-              </w:rPr>
-              <w:t xml:space="preserve">Phase 5 — Model Building</w:t>
+            <w:shd w:fill="D5E8F0" w:color="auto" w:val="clear"/>
+            <w:tcMar>
+              <w:top w:type="dxa" w:w="60"/>
+              <w:left w:type="dxa" w:w="120"/>
+              <w:bottom w:type="dxa" w:w="60"/>
+              <w:right w:type="dxa" w:w="120"/>
+            </w:tcMar>
+            <w:vAlign w:val="top"/>
+          </w:tcPr>
+          <w:p>
+            <w:pPr>
+              <w:spacing w:after="40" w:before="0"/>
+              <w:jc w:val="left"/>
+            </w:pPr>
+            <w:r>
+              <w:rPr>
+                <w:rFonts w:ascii="Arial" w:cs="Arial" w:eastAsia="Arial" w:hAnsi="Arial"/>
+                <w:b/>
+                <w:bCs/>
+                <w:i w:val="false"/>
+                <w:iCs w:val="false"/>
+                <w:color w:val="000000"/>
+                <w:sz w:val="18"/>
+                <w:szCs w:val="18"/>
+              </w:rPr>
+              <w:t xml:space="preserve">Model Building Phase</w:t>
             </w:r>
           </w:p>
           <w:p>
@@ -10508,7 +10508,7 @@
             <w:pPr>
               <w:spacing w:after="20" w:before="0"/>
             </w:pPr>
-            <w:hyperlink w:history="1" r:id="rIdgcphm3ui7ivnxqkq80nxx">
+            <w:hyperlink w:history="1" r:id="rId6vfyckfwvro74qw_m29m4">
               <w:r>
                 <w:rPr>
                   <w:rFonts w:ascii="Arial" w:cs="Arial" w:eastAsia="Arial" w:hAnsi="Arial"/>
@@ -10541,7 +10541,7 @@
               <w:spacing w:after="10" w:before="0"/>
               <w:ind w:left="120"/>
             </w:pPr>
-            <w:hyperlink w:history="1" r:id="rId-6s7lnyi6ajrnmzzvtlei">
+            <w:hyperlink w:history="1" r:id="rIdhcagb90a7rxek9tcltplx">
               <w:r>
                 <w:rPr>
                   <w:rFonts w:ascii="Arial" w:cs="Arial" w:eastAsia="Arial" w:hAnsi="Arial"/>
@@ -10586,7 +10586,7 @@
             <w:pPr>
               <w:spacing w:after="20" w:before="0"/>
             </w:pPr>
-            <w:hyperlink w:history="1" r:id="rIdwk0bxgiy9metytr8qyl1e">
+            <w:hyperlink w:history="1" r:id="rIdp0s6qwxdrb4figzgngcg6">
               <w:r>
                 <w:rPr>
                   <w:rFonts w:ascii="Arial" w:cs="Arial" w:eastAsia="Arial" w:hAnsi="Arial"/>
@@ -10619,7 +10619,7 @@
               <w:spacing w:after="10" w:before="0"/>
               <w:ind w:left="120"/>
             </w:pPr>
-            <w:hyperlink w:history="1" r:id="rId57ryyzlf1xtltkf8xt7gg">
+            <w:hyperlink w:history="1" r:id="rIdejfvmne1p5mcnhkou4nna">
               <w:r>
                 <w:rPr>
                   <w:rFonts w:ascii="Arial" w:cs="Arial" w:eastAsia="Arial" w:hAnsi="Arial"/>
@@ -12248,32 +12248,32 @@
         <w:tc>
           <w:tcPr>
             <w:tcW w:type="dxa" w:w="1520"/>
-            <w:shd w:fill="F2F2F2" w:color="auto" w:val="clear"/>
-            <w:tcMar>
-              <w:top w:type="dxa" w:w="60"/>
-              <w:left w:type="dxa" w:w="120"/>
-              <w:bottom w:type="dxa" w:w="60"/>
-              <w:right w:type="dxa" w:w="120"/>
-            </w:tcMar>
-            <w:vAlign w:val="top"/>
-          </w:tcPr>
-          <w:p>
-            <w:pPr>
-              <w:spacing w:after="40" w:before="0"/>
-              <w:jc w:val="left"/>
-            </w:pPr>
-            <w:r>
-              <w:rPr>
-                <w:rFonts w:ascii="Arial" w:cs="Arial" w:eastAsia="Arial" w:hAnsi="Arial"/>
-                <w:b/>
-                <w:bCs/>
-                <w:i w:val="false"/>
-                <w:iCs w:val="false"/>
-                <w:color w:val="000000"/>
-                <w:sz w:val="18"/>
-                <w:szCs w:val="18"/>
-              </w:rPr>
-              <w:t xml:space="preserve">Phase 1 — Predict</w:t>
+            <w:shd w:fill="EAD1F5" w:color="auto" w:val="clear"/>
+            <w:tcMar>
+              <w:top w:type="dxa" w:w="60"/>
+              <w:left w:type="dxa" w:w="120"/>
+              <w:bottom w:type="dxa" w:w="60"/>
+              <w:right w:type="dxa" w:w="120"/>
+            </w:tcMar>
+            <w:vAlign w:val="top"/>
+          </w:tcPr>
+          <w:p>
+            <w:pPr>
+              <w:spacing w:after="40" w:before="0"/>
+              <w:jc w:val="left"/>
+            </w:pPr>
+            <w:r>
+              <w:rPr>
+                <w:rFonts w:ascii="Arial" w:cs="Arial" w:eastAsia="Arial" w:hAnsi="Arial"/>
+                <w:b/>
+                <w:bCs/>
+                <w:i w:val="false"/>
+                <w:iCs w:val="false"/>
+                <w:color w:val="000000"/>
+                <w:sz w:val="18"/>
+                <w:szCs w:val="18"/>
+              </w:rPr>
+              <w:t xml:space="preserve">Predict Phase</w:t>
             </w:r>
           </w:p>
           <w:p>
@@ -12296,7 +12296,7 @@
             <w:pPr>
               <w:spacing w:after="20" w:before="0"/>
             </w:pPr>
-            <w:hyperlink w:history="1" r:id="rIdwcbuhb5hgk04mivyqlrp8">
+            <w:hyperlink w:history="1" r:id="rIdoexeqs_pqvsmi8nqvqmqf">
               <w:r>
                 <w:rPr>
                   <w:rFonts w:ascii="Arial" w:cs="Arial" w:eastAsia="Arial" w:hAnsi="Arial"/>
@@ -12329,7 +12329,7 @@
               <w:spacing w:after="10" w:before="0"/>
               <w:ind w:left="120"/>
             </w:pPr>
-            <w:hyperlink w:history="1" r:id="rIdt_is3wvwqxu-mfuut-fk6">
+            <w:hyperlink w:history="1" r:id="rIdcoklwdm6fdlcklbzdul4y">
               <w:r>
                 <w:rPr>
                   <w:rFonts w:ascii="Arial" w:cs="Arial" w:eastAsia="Arial" w:hAnsi="Arial"/>
@@ -12374,7 +12374,7 @@
             <w:pPr>
               <w:spacing w:after="20" w:before="0"/>
             </w:pPr>
-            <w:hyperlink w:history="1" r:id="rIdket4gcg2yvd0bz2whxbhz">
+            <w:hyperlink w:history="1" r:id="rId19lifkqmjyxgrqwyuhxyy">
               <w:r>
                 <w:rPr>
                   <w:rFonts w:ascii="Arial" w:cs="Arial" w:eastAsia="Arial" w:hAnsi="Arial"/>
@@ -12407,7 +12407,7 @@
               <w:spacing w:after="10" w:before="0"/>
               <w:ind w:left="120"/>
             </w:pPr>
-            <w:hyperlink w:history="1" r:id="rIdxcnvkwi45jppyoztw9m8q">
+            <w:hyperlink w:history="1" r:id="rIdhrrm7buzsfvulbpfro2ou">
               <w:r>
                 <w:rPr>
                   <w:rFonts w:ascii="Arial" w:cs="Arial" w:eastAsia="Arial" w:hAnsi="Arial"/>
@@ -12554,32 +12554,32 @@
         <w:tc>
           <w:tcPr>
             <w:tcW w:type="dxa" w:w="1520"/>
-            <w:shd w:fill="F2F2F2" w:color="auto" w:val="clear"/>
-            <w:tcMar>
-              <w:top w:type="dxa" w:w="60"/>
-              <w:left w:type="dxa" w:w="120"/>
-              <w:bottom w:type="dxa" w:w="60"/>
-              <w:right w:type="dxa" w:w="120"/>
-            </w:tcMar>
-            <w:vAlign w:val="top"/>
-          </w:tcPr>
-          <w:p>
-            <w:pPr>
-              <w:spacing w:after="40" w:before="0"/>
-              <w:jc w:val="left"/>
-            </w:pPr>
-            <w:r>
-              <w:rPr>
-                <w:rFonts w:ascii="Arial" w:cs="Arial" w:eastAsia="Arial" w:hAnsi="Arial"/>
-                <w:b/>
-                <w:bCs/>
-                <w:i w:val="false"/>
-                <w:iCs w:val="false"/>
-                <w:color w:val="000000"/>
-                <w:sz w:val="18"/>
-                <w:szCs w:val="18"/>
-              </w:rPr>
-              <w:t xml:space="preserve">Phase 2 — Observe</w:t>
+            <w:shd w:fill="D9EEF1" w:color="auto" w:val="clear"/>
+            <w:tcMar>
+              <w:top w:type="dxa" w:w="60"/>
+              <w:left w:type="dxa" w:w="120"/>
+              <w:bottom w:type="dxa" w:w="60"/>
+              <w:right w:type="dxa" w:w="120"/>
+            </w:tcMar>
+            <w:vAlign w:val="top"/>
+          </w:tcPr>
+          <w:p>
+            <w:pPr>
+              <w:spacing w:after="40" w:before="0"/>
+              <w:jc w:val="left"/>
+            </w:pPr>
+            <w:r>
+              <w:rPr>
+                <w:rFonts w:ascii="Arial" w:cs="Arial" w:eastAsia="Arial" w:hAnsi="Arial"/>
+                <w:b/>
+                <w:bCs/>
+                <w:i w:val="false"/>
+                <w:iCs w:val="false"/>
+                <w:color w:val="000000"/>
+                <w:sz w:val="18"/>
+                <w:szCs w:val="18"/>
+              </w:rPr>
+              <w:t xml:space="preserve">Observe Phase</w:t>
             </w:r>
           </w:p>
           <w:p>
@@ -12602,7 +12602,7 @@
             <w:pPr>
               <w:spacing w:after="20" w:before="0"/>
             </w:pPr>
-            <w:hyperlink w:history="1" r:id="rIdta7eigts2ypwdjvd9js-t">
+            <w:hyperlink w:history="1" r:id="rIdmlormzkzef7xgemphsc6g">
               <w:r>
                 <w:rPr>
                   <w:rFonts w:ascii="Arial" w:cs="Arial" w:eastAsia="Arial" w:hAnsi="Arial"/>
@@ -12635,7 +12635,7 @@
               <w:spacing w:after="10" w:before="0"/>
               <w:ind w:left="120"/>
             </w:pPr>
-            <w:hyperlink w:history="1" r:id="rIdqogrrak-gyehwgw1z7-fc">
+            <w:hyperlink w:history="1" r:id="rId3fx_uoz2qfy-rn17ibys3">
               <w:r>
                 <w:rPr>
                   <w:rFonts w:ascii="Arial" w:cs="Arial" w:eastAsia="Arial" w:hAnsi="Arial"/>
@@ -12680,7 +12680,7 @@
             <w:pPr>
               <w:spacing w:after="20" w:before="0"/>
             </w:pPr>
-            <w:hyperlink w:history="1" r:id="rIdmimg1bs5qz8hdtbsg1rjh">
+            <w:hyperlink w:history="1" r:id="rIdjvs2aqsmzzxj9hociodpp">
               <w:r>
                 <w:rPr>
                   <w:rFonts w:ascii="Arial" w:cs="Arial" w:eastAsia="Arial" w:hAnsi="Arial"/>
@@ -12713,7 +12713,7 @@
               <w:spacing w:after="10" w:before="0"/>
               <w:ind w:left="120"/>
             </w:pPr>
-            <w:hyperlink w:history="1" r:id="rIdjgo3gwv7mctyl_cyy1a_x">
+            <w:hyperlink w:history="1" r:id="rIdugdvthcgkcq4rpopkb-zi">
               <w:r>
                 <w:rPr>
                   <w:rFonts w:ascii="Arial" w:cs="Arial" w:eastAsia="Arial" w:hAnsi="Arial"/>
@@ -12860,32 +12860,32 @@
         <w:tc>
           <w:tcPr>
             <w:tcW w:type="dxa" w:w="1520"/>
-            <w:shd w:fill="F2F2F2" w:color="auto" w:val="clear"/>
-            <w:tcMar>
-              <w:top w:type="dxa" w:w="60"/>
-              <w:left w:type="dxa" w:w="120"/>
-              <w:bottom w:type="dxa" w:w="60"/>
-              <w:right w:type="dxa" w:w="120"/>
-            </w:tcMar>
-            <w:vAlign w:val="top"/>
-          </w:tcPr>
-          <w:p>
-            <w:pPr>
-              <w:spacing w:after="40" w:before="0"/>
-              <w:jc w:val="left"/>
-            </w:pPr>
-            <w:r>
-              <w:rPr>
-                <w:rFonts w:ascii="Arial" w:cs="Arial" w:eastAsia="Arial" w:hAnsi="Arial"/>
-                <w:b/>
-                <w:bCs/>
-                <w:i w:val="false"/>
-                <w:iCs w:val="false"/>
-                <w:color w:val="000000"/>
-                <w:sz w:val="18"/>
-                <w:szCs w:val="18"/>
-              </w:rPr>
-              <w:t xml:space="preserve">Phase 3 — Explain</w:t>
+            <w:shd w:fill="E2EFDA" w:color="auto" w:val="clear"/>
+            <w:tcMar>
+              <w:top w:type="dxa" w:w="60"/>
+              <w:left w:type="dxa" w:w="120"/>
+              <w:bottom w:type="dxa" w:w="60"/>
+              <w:right w:type="dxa" w:w="120"/>
+            </w:tcMar>
+            <w:vAlign w:val="top"/>
+          </w:tcPr>
+          <w:p>
+            <w:pPr>
+              <w:spacing w:after="40" w:before="0"/>
+              <w:jc w:val="left"/>
+            </w:pPr>
+            <w:r>
+              <w:rPr>
+                <w:rFonts w:ascii="Arial" w:cs="Arial" w:eastAsia="Arial" w:hAnsi="Arial"/>
+                <w:b/>
+                <w:bCs/>
+                <w:i w:val="false"/>
+                <w:iCs w:val="false"/>
+                <w:color w:val="000000"/>
+                <w:sz w:val="18"/>
+                <w:szCs w:val="18"/>
+              </w:rPr>
+              <w:t xml:space="preserve">Explain Phase</w:t>
             </w:r>
           </w:p>
           <w:p>
@@ -12908,7 +12908,7 @@
             <w:pPr>
               <w:spacing w:after="20" w:before="0"/>
             </w:pPr>
-            <w:hyperlink w:history="1" r:id="rIdo0xtgoiytstfk9wc9frct">
+            <w:hyperlink w:history="1" r:id="rIdvrkuxdipyqzt4zxqpkprx">
               <w:r>
                 <w:rPr>
                   <w:rFonts w:ascii="Arial" w:cs="Arial" w:eastAsia="Arial" w:hAnsi="Arial"/>
@@ -12941,7 +12941,7 @@
               <w:spacing w:after="10" w:before="0"/>
               <w:ind w:left="120"/>
             </w:pPr>
-            <w:hyperlink w:history="1" r:id="rIdlvgo5kvtnhzj79zqckny_">
+            <w:hyperlink w:history="1" r:id="rId6ts0ymutoeprzjcpdkbw2">
               <w:r>
                 <w:rPr>
                   <w:rFonts w:ascii="Arial" w:cs="Arial" w:eastAsia="Arial" w:hAnsi="Arial"/>
@@ -12986,7 +12986,7 @@
             <w:pPr>
               <w:spacing w:after="20" w:before="0"/>
             </w:pPr>
-            <w:hyperlink w:history="1" r:id="rIdyvief9xh02sqgrmo8a7gs">
+            <w:hyperlink w:history="1" r:id="rIdc-0-9cugeo1dtfy7xrynh">
               <w:r>
                 <w:rPr>
                   <w:rFonts w:ascii="Arial" w:cs="Arial" w:eastAsia="Arial" w:hAnsi="Arial"/>
@@ -13019,7 +13019,7 @@
               <w:spacing w:after="10" w:before="0"/>
               <w:ind w:left="120"/>
             </w:pPr>
-            <w:hyperlink w:history="1" r:id="rIdnwtpwkz2p4zct6sp-aw0t">
+            <w:hyperlink w:history="1" r:id="rIdthlaldyo1j7vn8y3xxrzj">
               <w:r>
                 <w:rPr>
                   <w:rFonts w:ascii="Arial" w:cs="Arial" w:eastAsia="Arial" w:hAnsi="Arial"/>
@@ -13166,32 +13166,32 @@
         <w:tc>
           <w:tcPr>
             <w:tcW w:type="dxa" w:w="1520"/>
-            <w:shd w:fill="F2F2F2" w:color="auto" w:val="clear"/>
-            <w:tcMar>
-              <w:top w:type="dxa" w:w="60"/>
-              <w:left w:type="dxa" w:w="120"/>
-              <w:bottom w:type="dxa" w:w="60"/>
-              <w:right w:type="dxa" w:w="120"/>
-            </w:tcMar>
-            <w:vAlign w:val="top"/>
-          </w:tcPr>
-          <w:p>
-            <w:pPr>
-              <w:spacing w:after="40" w:before="0"/>
-              <w:jc w:val="left"/>
-            </w:pPr>
-            <w:r>
-              <w:rPr>
-                <w:rFonts w:ascii="Arial" w:cs="Arial" w:eastAsia="Arial" w:hAnsi="Arial"/>
-                <w:b/>
-                <w:bCs/>
-                <w:i w:val="false"/>
-                <w:iCs w:val="false"/>
-                <w:color w:val="000000"/>
-                <w:sz w:val="18"/>
-                <w:szCs w:val="18"/>
-              </w:rPr>
-              <w:t xml:space="preserve">Phase 4 — Driving Question Board (DQB) Update</w:t>
+            <w:shd w:fill="FCE4D6" w:color="auto" w:val="clear"/>
+            <w:tcMar>
+              <w:top w:type="dxa" w:w="60"/>
+              <w:left w:type="dxa" w:w="120"/>
+              <w:bottom w:type="dxa" w:w="60"/>
+              <w:right w:type="dxa" w:w="120"/>
+            </w:tcMar>
+            <w:vAlign w:val="top"/>
+          </w:tcPr>
+          <w:p>
+            <w:pPr>
+              <w:spacing w:after="40" w:before="0"/>
+              <w:jc w:val="left"/>
+            </w:pPr>
+            <w:r>
+              <w:rPr>
+                <w:rFonts w:ascii="Arial" w:cs="Arial" w:eastAsia="Arial" w:hAnsi="Arial"/>
+                <w:b/>
+                <w:bCs/>
+                <w:i w:val="false"/>
+                <w:iCs w:val="false"/>
+                <w:color w:val="000000"/>
+                <w:sz w:val="18"/>
+                <w:szCs w:val="18"/>
+              </w:rPr>
+              <w:t xml:space="preserve">Driving Question Board (DQB) Creation</w:t>
             </w:r>
           </w:p>
           <w:p>
@@ -13214,7 +13214,7 @@
             <w:pPr>
               <w:spacing w:after="20" w:before="0"/>
             </w:pPr>
-            <w:hyperlink w:history="1" r:id="rIdhspmgcag3-ohrcfsmiw_u">
+            <w:hyperlink w:history="1" r:id="rIdb_adu7w978ainfax3g3ht">
               <w:r>
                 <w:rPr>
                   <w:rFonts w:ascii="Arial" w:cs="Arial" w:eastAsia="Arial" w:hAnsi="Arial"/>
@@ -13247,7 +13247,7 @@
               <w:spacing w:after="10" w:before="0"/>
               <w:ind w:left="120"/>
             </w:pPr>
-            <w:hyperlink w:history="1" r:id="rId8ozvcjntlj0te5nrefdhc">
+            <w:hyperlink w:history="1" r:id="rIdwkfyqvcjxtvz_i8duc5t8">
               <w:r>
                 <w:rPr>
                   <w:rFonts w:ascii="Arial" w:cs="Arial" w:eastAsia="Arial" w:hAnsi="Arial"/>
@@ -13292,7 +13292,7 @@
             <w:pPr>
               <w:spacing w:after="20" w:before="0"/>
             </w:pPr>
-            <w:hyperlink w:history="1" r:id="rIdztdexm-qiazxdhyemijad">
+            <w:hyperlink w:history="1" r:id="rIdc5wlau4ozbqpclalsh6nt">
               <w:r>
                 <w:rPr>
                   <w:rFonts w:ascii="Arial" w:cs="Arial" w:eastAsia="Arial" w:hAnsi="Arial"/>
@@ -13325,7 +13325,7 @@
               <w:spacing w:after="10" w:before="0"/>
               <w:ind w:left="120"/>
             </w:pPr>
-            <w:hyperlink w:history="1" r:id="rIdnbbviuoaohwvpw-jjmf28">
+            <w:hyperlink w:history="1" r:id="rIdygkshudhnk6js8-w-dpxa">
               <w:r>
                 <w:rPr>
                   <w:rFonts w:ascii="Arial" w:cs="Arial" w:eastAsia="Arial" w:hAnsi="Arial"/>
@@ -13472,32 +13472,32 @@
         <w:tc>
           <w:tcPr>
             <w:tcW w:type="dxa" w:w="1520"/>
-            <w:shd w:fill="F2F2F2" w:color="auto" w:val="clear"/>
-            <w:tcMar>
-              <w:top w:type="dxa" w:w="60"/>
-              <w:left w:type="dxa" w:w="120"/>
-              <w:bottom w:type="dxa" w:w="60"/>
-              <w:right w:type="dxa" w:w="120"/>
-            </w:tcMar>
-            <w:vAlign w:val="top"/>
-          </w:tcPr>
-          <w:p>
-            <w:pPr>
-              <w:spacing w:after="40" w:before="0"/>
-              <w:jc w:val="left"/>
-            </w:pPr>
-            <w:r>
-              <w:rPr>
-                <w:rFonts w:ascii="Arial" w:cs="Arial" w:eastAsia="Arial" w:hAnsi="Arial"/>
-                <w:b/>
-                <w:bCs/>
-                <w:i w:val="false"/>
-                <w:iCs w:val="false"/>
-                <w:color w:val="000000"/>
-                <w:sz w:val="18"/>
-                <w:szCs w:val="18"/>
-              </w:rPr>
-              <w:t xml:space="preserve">Phase 5 — Model Building</w:t>
+            <w:shd w:fill="D5E8F0" w:color="auto" w:val="clear"/>
+            <w:tcMar>
+              <w:top w:type="dxa" w:w="60"/>
+              <w:left w:type="dxa" w:w="120"/>
+              <w:bottom w:type="dxa" w:w="60"/>
+              <w:right w:type="dxa" w:w="120"/>
+            </w:tcMar>
+            <w:vAlign w:val="top"/>
+          </w:tcPr>
+          <w:p>
+            <w:pPr>
+              <w:spacing w:after="40" w:before="0"/>
+              <w:jc w:val="left"/>
+            </w:pPr>
+            <w:r>
+              <w:rPr>
+                <w:rFonts w:ascii="Arial" w:cs="Arial" w:eastAsia="Arial" w:hAnsi="Arial"/>
+                <w:b/>
+                <w:bCs/>
+                <w:i w:val="false"/>
+                <w:iCs w:val="false"/>
+                <w:color w:val="000000"/>
+                <w:sz w:val="18"/>
+                <w:szCs w:val="18"/>
+              </w:rPr>
+              <w:t xml:space="preserve">Model Building Phase</w:t>
             </w:r>
           </w:p>
           <w:p>
@@ -13520,7 +13520,7 @@
             <w:pPr>
               <w:spacing w:after="20" w:before="0"/>
             </w:pPr>
-            <w:hyperlink w:history="1" r:id="rId4f1pgzgaahpp4mny9-xqj">
+            <w:hyperlink w:history="1" r:id="rIdhaz4b3lzw-x23f22zdams">
               <w:r>
                 <w:rPr>
                   <w:rFonts w:ascii="Arial" w:cs="Arial" w:eastAsia="Arial" w:hAnsi="Arial"/>
@@ -13553,7 +13553,7 @@
               <w:spacing w:after="10" w:before="0"/>
               <w:ind w:left="120"/>
             </w:pPr>
-            <w:hyperlink w:history="1" r:id="rId7e2w86uffe-grp9pv8-qy">
+            <w:hyperlink w:history="1" r:id="rId-aargcjctv5j385d6vj6q">
               <w:r>
                 <w:rPr>
                   <w:rFonts w:ascii="Arial" w:cs="Arial" w:eastAsia="Arial" w:hAnsi="Arial"/>
@@ -13598,7 +13598,7 @@
             <w:pPr>
               <w:spacing w:after="20" w:before="0"/>
             </w:pPr>
-            <w:hyperlink w:history="1" r:id="rIdnivdcwfzd-v6zhxxqtp-j">
+            <w:hyperlink w:history="1" r:id="rIdekao08mdf-hmhgkimtam1">
               <w:r>
                 <w:rPr>
                   <w:rFonts w:ascii="Arial" w:cs="Arial" w:eastAsia="Arial" w:hAnsi="Arial"/>
@@ -13631,7 +13631,7 @@
               <w:spacing w:after="10" w:before="0"/>
               <w:ind w:left="120"/>
             </w:pPr>
-            <w:hyperlink w:history="1" r:id="rIdrrpdq1joknwokrrkhww4r">
+            <w:hyperlink w:history="1" r:id="rIdsgv7aqsbxqm283wc-kozj">
               <w:r>
                 <w:rPr>
                   <w:rFonts w:ascii="Arial" w:cs="Arial" w:eastAsia="Arial" w:hAnsi="Arial"/>
@@ -15070,32 +15070,32 @@
         <w:tc>
           <w:tcPr>
             <w:tcW w:type="dxa" w:w="1520"/>
-            <w:shd w:fill="F2F2F2" w:color="auto" w:val="clear"/>
-            <w:tcMar>
-              <w:top w:type="dxa" w:w="60"/>
-              <w:left w:type="dxa" w:w="120"/>
-              <w:bottom w:type="dxa" w:w="60"/>
-              <w:right w:type="dxa" w:w="120"/>
-            </w:tcMar>
-            <w:vAlign w:val="top"/>
-          </w:tcPr>
-          <w:p>
-            <w:pPr>
-              <w:spacing w:after="40" w:before="0"/>
-              <w:jc w:val="left"/>
-            </w:pPr>
-            <w:r>
-              <w:rPr>
-                <w:rFonts w:ascii="Arial" w:cs="Arial" w:eastAsia="Arial" w:hAnsi="Arial"/>
-                <w:b/>
-                <w:bCs/>
-                <w:i w:val="false"/>
-                <w:iCs w:val="false"/>
-                <w:color w:val="000000"/>
-                <w:sz w:val="18"/>
-                <w:szCs w:val="18"/>
-              </w:rPr>
-              <w:t xml:space="preserve">Phase 1 — Predict (10 minutes)</w:t>
+            <w:shd w:fill="EAD1F5" w:color="auto" w:val="clear"/>
+            <w:tcMar>
+              <w:top w:type="dxa" w:w="60"/>
+              <w:left w:type="dxa" w:w="120"/>
+              <w:bottom w:type="dxa" w:w="60"/>
+              <w:right w:type="dxa" w:w="120"/>
+            </w:tcMar>
+            <w:vAlign w:val="top"/>
+          </w:tcPr>
+          <w:p>
+            <w:pPr>
+              <w:spacing w:after="40" w:before="0"/>
+              <w:jc w:val="left"/>
+            </w:pPr>
+            <w:r>
+              <w:rPr>
+                <w:rFonts w:ascii="Arial" w:cs="Arial" w:eastAsia="Arial" w:hAnsi="Arial"/>
+                <w:b/>
+                <w:bCs/>
+                <w:i w:val="false"/>
+                <w:iCs w:val="false"/>
+                <w:color w:val="000000"/>
+                <w:sz w:val="18"/>
+                <w:szCs w:val="18"/>
+              </w:rPr>
+              <w:t xml:space="preserve">Predict Phase</w:t>
             </w:r>
           </w:p>
           <w:p>
@@ -15118,7 +15118,7 @@
             <w:pPr>
               <w:spacing w:after="20" w:before="0"/>
             </w:pPr>
-            <w:hyperlink w:history="1" r:id="rIdmiydsrm5n2b77efx7vnmp">
+            <w:hyperlink w:history="1" r:id="rIdrjr74ohs9oonky52f4n-u">
               <w:r>
                 <w:rPr>
                   <w:rFonts w:ascii="Arial" w:cs="Arial" w:eastAsia="Arial" w:hAnsi="Arial"/>
@@ -15151,7 +15151,7 @@
               <w:spacing w:after="10" w:before="0"/>
               <w:ind w:left="120"/>
             </w:pPr>
-            <w:hyperlink w:history="1" r:id="rIdg6bg8ay_4xknysuc_rxkc">
+            <w:hyperlink w:history="1" r:id="rIdyvzyxfbgl-dzxelx7kehm">
               <w:r>
                 <w:rPr>
                   <w:rFonts w:ascii="Arial" w:cs="Arial" w:eastAsia="Arial" w:hAnsi="Arial"/>
@@ -15196,7 +15196,7 @@
             <w:pPr>
               <w:spacing w:after="20" w:before="0"/>
             </w:pPr>
-            <w:hyperlink w:history="1" r:id="rIdrdy4bk_2in22ejnrpwfwu">
+            <w:hyperlink w:history="1" r:id="rIda9xfgz14zwlmbnqiirdxl">
               <w:r>
                 <w:rPr>
                   <w:rFonts w:ascii="Arial" w:cs="Arial" w:eastAsia="Arial" w:hAnsi="Arial"/>
@@ -15229,7 +15229,7 @@
               <w:spacing w:after="10" w:before="0"/>
               <w:ind w:left="120"/>
             </w:pPr>
-            <w:hyperlink w:history="1" r:id="rIdnffylq-qggsxqk-epx3iq">
+            <w:hyperlink w:history="1" r:id="rIdfpuxac7tyndkh3r9bov-i">
               <w:r>
                 <w:rPr>
                   <w:rFonts w:ascii="Arial" w:cs="Arial" w:eastAsia="Arial" w:hAnsi="Arial"/>
@@ -15376,32 +15376,32 @@
         <w:tc>
           <w:tcPr>
             <w:tcW w:type="dxa" w:w="1520"/>
-            <w:shd w:fill="F2F2F2" w:color="auto" w:val="clear"/>
-            <w:tcMar>
-              <w:top w:type="dxa" w:w="60"/>
-              <w:left w:type="dxa" w:w="120"/>
-              <w:bottom w:type="dxa" w:w="60"/>
-              <w:right w:type="dxa" w:w="120"/>
-            </w:tcMar>
-            <w:vAlign w:val="top"/>
-          </w:tcPr>
-          <w:p>
-            <w:pPr>
-              <w:spacing w:after="40" w:before="0"/>
-              <w:jc w:val="left"/>
-            </w:pPr>
-            <w:r>
-              <w:rPr>
-                <w:rFonts w:ascii="Arial" w:cs="Arial" w:eastAsia="Arial" w:hAnsi="Arial"/>
-                <w:b/>
-                <w:bCs/>
-                <w:i w:val="false"/>
-                <w:iCs w:val="false"/>
-                <w:color w:val="000000"/>
-                <w:sz w:val="18"/>
-                <w:szCs w:val="18"/>
-              </w:rPr>
-              <w:t xml:space="preserve">Phase 2 — Observe (20 minutes)</w:t>
+            <w:shd w:fill="D9EEF1" w:color="auto" w:val="clear"/>
+            <w:tcMar>
+              <w:top w:type="dxa" w:w="60"/>
+              <w:left w:type="dxa" w:w="120"/>
+              <w:bottom w:type="dxa" w:w="60"/>
+              <w:right w:type="dxa" w:w="120"/>
+            </w:tcMar>
+            <w:vAlign w:val="top"/>
+          </w:tcPr>
+          <w:p>
+            <w:pPr>
+              <w:spacing w:after="40" w:before="0"/>
+              <w:jc w:val="left"/>
+            </w:pPr>
+            <w:r>
+              <w:rPr>
+                <w:rFonts w:ascii="Arial" w:cs="Arial" w:eastAsia="Arial" w:hAnsi="Arial"/>
+                <w:b/>
+                <w:bCs/>
+                <w:i w:val="false"/>
+                <w:iCs w:val="false"/>
+                <w:color w:val="000000"/>
+                <w:sz w:val="18"/>
+                <w:szCs w:val="18"/>
+              </w:rPr>
+              <w:t xml:space="preserve">Observe Phase</w:t>
             </w:r>
           </w:p>
           <w:p>
@@ -15424,7 +15424,7 @@
             <w:pPr>
               <w:spacing w:after="20" w:before="0"/>
             </w:pPr>
-            <w:hyperlink w:history="1" r:id="rIdkbmjfqjlvg6tyu6mtzhuv">
+            <w:hyperlink w:history="1" r:id="rIdszgqkab3nrvv7qshkobkr">
               <w:r>
                 <w:rPr>
                   <w:rFonts w:ascii="Arial" w:cs="Arial" w:eastAsia="Arial" w:hAnsi="Arial"/>
@@ -15457,7 +15457,7 @@
               <w:spacing w:after="10" w:before="0"/>
               <w:ind w:left="120"/>
             </w:pPr>
-            <w:hyperlink w:history="1" r:id="rIdz0oixjwrldojmzh41mu_8">
+            <w:hyperlink w:history="1" r:id="rIdrnfxc8xxrzvhbbudzthv1">
               <w:r>
                 <w:rPr>
                   <w:rFonts w:ascii="Arial" w:cs="Arial" w:eastAsia="Arial" w:hAnsi="Arial"/>
@@ -15502,7 +15502,7 @@
             <w:pPr>
               <w:spacing w:after="20" w:before="0"/>
             </w:pPr>
-            <w:hyperlink w:history="1" r:id="rId-hjkuocs81jpykou46qag">
+            <w:hyperlink w:history="1" r:id="rIdvqcgj8c6cra5hptqj1nzx">
               <w:r>
                 <w:rPr>
                   <w:rFonts w:ascii="Arial" w:cs="Arial" w:eastAsia="Arial" w:hAnsi="Arial"/>
@@ -15535,7 +15535,7 @@
               <w:spacing w:after="10" w:before="0"/>
               <w:ind w:left="120"/>
             </w:pPr>
-            <w:hyperlink w:history="1" r:id="rId-nqbs_vs2_qdqsydrqzss">
+            <w:hyperlink w:history="1" r:id="rIdnbi_tn11ydephiiwyneds">
               <w:r>
                 <w:rPr>
                   <w:rFonts w:ascii="Arial" w:cs="Arial" w:eastAsia="Arial" w:hAnsi="Arial"/>
@@ -15682,32 +15682,32 @@
         <w:tc>
           <w:tcPr>
             <w:tcW w:type="dxa" w:w="1520"/>
-            <w:shd w:fill="F2F2F2" w:color="auto" w:val="clear"/>
-            <w:tcMar>
-              <w:top w:type="dxa" w:w="60"/>
-              <w:left w:type="dxa" w:w="120"/>
-              <w:bottom w:type="dxa" w:w="60"/>
-              <w:right w:type="dxa" w:w="120"/>
-            </w:tcMar>
-            <w:vAlign w:val="top"/>
-          </w:tcPr>
-          <w:p>
-            <w:pPr>
-              <w:spacing w:after="40" w:before="0"/>
-              <w:jc w:val="left"/>
-            </w:pPr>
-            <w:r>
-              <w:rPr>
-                <w:rFonts w:ascii="Arial" w:cs="Arial" w:eastAsia="Arial" w:hAnsi="Arial"/>
-                <w:b/>
-                <w:bCs/>
-                <w:i w:val="false"/>
-                <w:iCs w:val="false"/>
-                <w:color w:val="000000"/>
-                <w:sz w:val="18"/>
-                <w:szCs w:val="18"/>
-              </w:rPr>
-              <w:t xml:space="preserve">Phase 3 — Explain (20 minutes)</w:t>
+            <w:shd w:fill="E2EFDA" w:color="auto" w:val="clear"/>
+            <w:tcMar>
+              <w:top w:type="dxa" w:w="60"/>
+              <w:left w:type="dxa" w:w="120"/>
+              <w:bottom w:type="dxa" w:w="60"/>
+              <w:right w:type="dxa" w:w="120"/>
+            </w:tcMar>
+            <w:vAlign w:val="top"/>
+          </w:tcPr>
+          <w:p>
+            <w:pPr>
+              <w:spacing w:after="40" w:before="0"/>
+              <w:jc w:val="left"/>
+            </w:pPr>
+            <w:r>
+              <w:rPr>
+                <w:rFonts w:ascii="Arial" w:cs="Arial" w:eastAsia="Arial" w:hAnsi="Arial"/>
+                <w:b/>
+                <w:bCs/>
+                <w:i w:val="false"/>
+                <w:iCs w:val="false"/>
+                <w:color w:val="000000"/>
+                <w:sz w:val="18"/>
+                <w:szCs w:val="18"/>
+              </w:rPr>
+              <w:t xml:space="preserve">Explain Phase</w:t>
             </w:r>
           </w:p>
           <w:p>
@@ -15730,7 +15730,7 @@
             <w:pPr>
               <w:spacing w:after="20" w:before="0"/>
             </w:pPr>
-            <w:hyperlink w:history="1" r:id="rIdku17mqtrv2a8fahxqzc8z">
+            <w:hyperlink w:history="1" r:id="rId1x9iy_jjwzirwhgijibcd">
               <w:r>
                 <w:rPr>
                   <w:rFonts w:ascii="Arial" w:cs="Arial" w:eastAsia="Arial" w:hAnsi="Arial"/>
@@ -15763,7 +15763,7 @@
               <w:spacing w:after="10" w:before="0"/>
               <w:ind w:left="120"/>
             </w:pPr>
-            <w:hyperlink w:history="1" r:id="rId6g9kptcbanoqyqkvsqyzq">
+            <w:hyperlink w:history="1" r:id="rIdunnh5tj2zxq7_au8cv37f">
               <w:r>
                 <w:rPr>
                   <w:rFonts w:ascii="Arial" w:cs="Arial" w:eastAsia="Arial" w:hAnsi="Arial"/>
@@ -15808,7 +15808,7 @@
             <w:pPr>
               <w:spacing w:after="20" w:before="0"/>
             </w:pPr>
-            <w:hyperlink w:history="1" r:id="rIdpho-xpiupzmlf0vfpvos_">
+            <w:hyperlink w:history="1" r:id="rIdii-iyx56r-9afp-tgorky">
               <w:r>
                 <w:rPr>
                   <w:rFonts w:ascii="Arial" w:cs="Arial" w:eastAsia="Arial" w:hAnsi="Arial"/>
@@ -15841,7 +15841,7 @@
               <w:spacing w:after="10" w:before="0"/>
               <w:ind w:left="120"/>
             </w:pPr>
-            <w:hyperlink w:history="1" r:id="rIda9opa-3_9-uevtkz28vbi">
+            <w:hyperlink w:history="1" r:id="rIdz1i9cnssr_3sxcowduwpk">
               <w:r>
                 <w:rPr>
                   <w:rFonts w:ascii="Arial" w:cs="Arial" w:eastAsia="Arial" w:hAnsi="Arial"/>
@@ -15988,32 +15988,32 @@
         <w:tc>
           <w:tcPr>
             <w:tcW w:type="dxa" w:w="1520"/>
-            <w:shd w:fill="F2F2F2" w:color="auto" w:val="clear"/>
-            <w:tcMar>
-              <w:top w:type="dxa" w:w="60"/>
-              <w:left w:type="dxa" w:w="120"/>
-              <w:bottom w:type="dxa" w:w="60"/>
-              <w:right w:type="dxa" w:w="120"/>
-            </w:tcMar>
-            <w:vAlign w:val="top"/>
-          </w:tcPr>
-          <w:p>
-            <w:pPr>
-              <w:spacing w:after="40" w:before="0"/>
-              <w:jc w:val="left"/>
-            </w:pPr>
-            <w:r>
-              <w:rPr>
-                <w:rFonts w:ascii="Arial" w:cs="Arial" w:eastAsia="Arial" w:hAnsi="Arial"/>
-                <w:b/>
-                <w:bCs/>
-                <w:i w:val="false"/>
-                <w:iCs w:val="false"/>
-                <w:color w:val="000000"/>
-                <w:sz w:val="18"/>
-                <w:szCs w:val="18"/>
-              </w:rPr>
-              <w:t xml:space="preserve">Phase 4 — Driving Question Board Update (10 minutes)</w:t>
+            <w:shd w:fill="FCE4D6" w:color="auto" w:val="clear"/>
+            <w:tcMar>
+              <w:top w:type="dxa" w:w="60"/>
+              <w:left w:type="dxa" w:w="120"/>
+              <w:bottom w:type="dxa" w:w="60"/>
+              <w:right w:type="dxa" w:w="120"/>
+            </w:tcMar>
+            <w:vAlign w:val="top"/>
+          </w:tcPr>
+          <w:p>
+            <w:pPr>
+              <w:spacing w:after="40" w:before="0"/>
+              <w:jc w:val="left"/>
+            </w:pPr>
+            <w:r>
+              <w:rPr>
+                <w:rFonts w:ascii="Arial" w:cs="Arial" w:eastAsia="Arial" w:hAnsi="Arial"/>
+                <w:b/>
+                <w:bCs/>
+                <w:i w:val="false"/>
+                <w:iCs w:val="false"/>
+                <w:color w:val="000000"/>
+                <w:sz w:val="18"/>
+                <w:szCs w:val="18"/>
+              </w:rPr>
+              <w:t xml:space="preserve">Driving Question Board (DQB) Creation</w:t>
             </w:r>
           </w:p>
           <w:p>
@@ -16036,7 +16036,7 @@
             <w:pPr>
               <w:spacing w:after="20" w:before="0"/>
             </w:pPr>
-            <w:hyperlink w:history="1" r:id="rIdfxtnkdhrj4wxlhltf8qu6">
+            <w:hyperlink w:history="1" r:id="rIdw1bq-i8gfssh3cru2lcyc">
               <w:r>
                 <w:rPr>
                   <w:rFonts w:ascii="Arial" w:cs="Arial" w:eastAsia="Arial" w:hAnsi="Arial"/>
@@ -16069,7 +16069,7 @@
               <w:spacing w:after="10" w:before="0"/>
               <w:ind w:left="120"/>
             </w:pPr>
-            <w:hyperlink w:history="1" r:id="rIddcgev9zw0vjdwk9rxsg2m">
+            <w:hyperlink w:history="1" r:id="rIdrqtwzcrhihhnqq_q0wu28">
               <w:r>
                 <w:rPr>
                   <w:rFonts w:ascii="Arial" w:cs="Arial" w:eastAsia="Arial" w:hAnsi="Arial"/>
@@ -16114,7 +16114,7 @@
             <w:pPr>
               <w:spacing w:after="20" w:before="0"/>
             </w:pPr>
-            <w:hyperlink w:history="1" r:id="rId7ayym243rok5q88u5icpo">
+            <w:hyperlink w:history="1" r:id="rId05vdufnyel9em9ywrfpnu">
               <w:r>
                 <w:rPr>
                   <w:rFonts w:ascii="Arial" w:cs="Arial" w:eastAsia="Arial" w:hAnsi="Arial"/>
@@ -16147,7 +16147,7 @@
               <w:spacing w:after="10" w:before="0"/>
               <w:ind w:left="120"/>
             </w:pPr>
-            <w:hyperlink w:history="1" r:id="rIdaxjcy1nqq6es28ikfqacn">
+            <w:hyperlink w:history="1" r:id="rIdny8zr1i9yytitritesdzr">
               <w:r>
                 <w:rPr>
                   <w:rFonts w:ascii="Arial" w:cs="Arial" w:eastAsia="Arial" w:hAnsi="Arial"/>
@@ -16294,32 +16294,32 @@
         <w:tc>
           <w:tcPr>
             <w:tcW w:type="dxa" w:w="1520"/>
-            <w:shd w:fill="F2F2F2" w:color="auto" w:val="clear"/>
-            <w:tcMar>
-              <w:top w:type="dxa" w:w="60"/>
-              <w:left w:type="dxa" w:w="120"/>
-              <w:bottom w:type="dxa" w:w="60"/>
-              <w:right w:type="dxa" w:w="120"/>
-            </w:tcMar>
-            <w:vAlign w:val="top"/>
-          </w:tcPr>
-          <w:p>
-            <w:pPr>
-              <w:spacing w:after="40" w:before="0"/>
-              <w:jc w:val="left"/>
-            </w:pPr>
-            <w:r>
-              <w:rPr>
-                <w:rFonts w:ascii="Arial" w:cs="Arial" w:eastAsia="Arial" w:hAnsi="Arial"/>
-                <w:b/>
-                <w:bCs/>
-                <w:i w:val="false"/>
-                <w:iCs w:val="false"/>
-                <w:color w:val="000000"/>
-                <w:sz w:val="18"/>
-                <w:szCs w:val="18"/>
-              </w:rPr>
-              <w:t xml:space="preserve">Phase 5 — Model Building (20 minutes)</w:t>
+            <w:shd w:fill="D5E8F0" w:color="auto" w:val="clear"/>
+            <w:tcMar>
+              <w:top w:type="dxa" w:w="60"/>
+              <w:left w:type="dxa" w:w="120"/>
+              <w:bottom w:type="dxa" w:w="60"/>
+              <w:right w:type="dxa" w:w="120"/>
+            </w:tcMar>
+            <w:vAlign w:val="top"/>
+          </w:tcPr>
+          <w:p>
+            <w:pPr>
+              <w:spacing w:after="40" w:before="0"/>
+              <w:jc w:val="left"/>
+            </w:pPr>
+            <w:r>
+              <w:rPr>
+                <w:rFonts w:ascii="Arial" w:cs="Arial" w:eastAsia="Arial" w:hAnsi="Arial"/>
+                <w:b/>
+                <w:bCs/>
+                <w:i w:val="false"/>
+                <w:iCs w:val="false"/>
+                <w:color w:val="000000"/>
+                <w:sz w:val="18"/>
+                <w:szCs w:val="18"/>
+              </w:rPr>
+              <w:t xml:space="preserve">Model Building Phase</w:t>
             </w:r>
           </w:p>
           <w:p>
@@ -16342,7 +16342,7 @@
             <w:pPr>
               <w:spacing w:after="20" w:before="0"/>
             </w:pPr>
-            <w:hyperlink w:history="1" r:id="rIdjlgraczbkas2xzaup8fuw">
+            <w:hyperlink w:history="1" r:id="rIdynq4j1rnjfigsn942oatt">
               <w:r>
                 <w:rPr>
                   <w:rFonts w:ascii="Arial" w:cs="Arial" w:eastAsia="Arial" w:hAnsi="Arial"/>
@@ -16375,7 +16375,7 @@
               <w:spacing w:after="10" w:before="0"/>
               <w:ind w:left="120"/>
             </w:pPr>
-            <w:hyperlink w:history="1" r:id="rIdlpxopd0lks-fq8nlyilrd">
+            <w:hyperlink w:history="1" r:id="rIdbwdte5mcilsw5fminew69">
               <w:r>
                 <w:rPr>
                   <w:rFonts w:ascii="Arial" w:cs="Arial" w:eastAsia="Arial" w:hAnsi="Arial"/>
@@ -16420,7 +16420,7 @@
             <w:pPr>
               <w:spacing w:after="20" w:before="0"/>
             </w:pPr>
-            <w:hyperlink w:history="1" r:id="rIdk9_qxpm0ieu13luo74nrx">
+            <w:hyperlink w:history="1" r:id="rId6nqnbymgsvxwgapkfewab">
               <w:r>
                 <w:rPr>
                   <w:rFonts w:ascii="Arial" w:cs="Arial" w:eastAsia="Arial" w:hAnsi="Arial"/>
@@ -16453,7 +16453,7 @@
               <w:spacing w:after="10" w:before="0"/>
               <w:ind w:left="120"/>
             </w:pPr>
-            <w:hyperlink w:history="1" r:id="rId62mia8s7nvnzg6rb8g0no">
+            <w:hyperlink w:history="1" r:id="rIdtshfjxibpsp8v_deiypr2">
               <w:r>
                 <w:rPr>
                   <w:rFonts w:ascii="Arial" w:cs="Arial" w:eastAsia="Arial" w:hAnsi="Arial"/>
@@ -18006,32 +18006,32 @@
         <w:tc>
           <w:tcPr>
             <w:tcW w:type="dxa" w:w="1520"/>
-            <w:shd w:fill="F2F2F2" w:color="auto" w:val="clear"/>
-            <w:tcMar>
-              <w:top w:type="dxa" w:w="60"/>
-              <w:left w:type="dxa" w:w="120"/>
-              <w:bottom w:type="dxa" w:w="60"/>
-              <w:right w:type="dxa" w:w="120"/>
-            </w:tcMar>
-            <w:vAlign w:val="top"/>
-          </w:tcPr>
-          <w:p>
-            <w:pPr>
-              <w:spacing w:after="40" w:before="0"/>
-              <w:jc w:val="left"/>
-            </w:pPr>
-            <w:r>
-              <w:rPr>
-                <w:rFonts w:ascii="Arial" w:cs="Arial" w:eastAsia="Arial" w:hAnsi="Arial"/>
-                <w:b/>
-                <w:bCs/>
-                <w:i w:val="false"/>
-                <w:iCs w:val="false"/>
-                <w:color w:val="000000"/>
-                <w:sz w:val="18"/>
-                <w:szCs w:val="18"/>
-              </w:rPr>
-              <w:t xml:space="preserve">Phase 1 — Predict</w:t>
+            <w:shd w:fill="EAD1F5" w:color="auto" w:val="clear"/>
+            <w:tcMar>
+              <w:top w:type="dxa" w:w="60"/>
+              <w:left w:type="dxa" w:w="120"/>
+              <w:bottom w:type="dxa" w:w="60"/>
+              <w:right w:type="dxa" w:w="120"/>
+            </w:tcMar>
+            <w:vAlign w:val="top"/>
+          </w:tcPr>
+          <w:p>
+            <w:pPr>
+              <w:spacing w:after="40" w:before="0"/>
+              <w:jc w:val="left"/>
+            </w:pPr>
+            <w:r>
+              <w:rPr>
+                <w:rFonts w:ascii="Arial" w:cs="Arial" w:eastAsia="Arial" w:hAnsi="Arial"/>
+                <w:b/>
+                <w:bCs/>
+                <w:i w:val="false"/>
+                <w:iCs w:val="false"/>
+                <w:color w:val="000000"/>
+                <w:sz w:val="18"/>
+                <w:szCs w:val="18"/>
+              </w:rPr>
+              <w:t xml:space="preserve">Predict Phase</w:t>
             </w:r>
           </w:p>
           <w:p>
@@ -18054,7 +18054,7 @@
             <w:pPr>
               <w:spacing w:after="20" w:before="0"/>
             </w:pPr>
-            <w:hyperlink w:history="1" r:id="rId4dbe-_p2tssrgdirwxwh2">
+            <w:hyperlink w:history="1" r:id="rIdnndstnzc2kocoj7bvpv0l">
               <w:r>
                 <w:rPr>
                   <w:rFonts w:ascii="Arial" w:cs="Arial" w:eastAsia="Arial" w:hAnsi="Arial"/>
@@ -18087,7 +18087,7 @@
               <w:spacing w:after="10" w:before="0"/>
               <w:ind w:left="120"/>
             </w:pPr>
-            <w:hyperlink w:history="1" r:id="rIdwqcos95nl_50-ogla0xjj">
+            <w:hyperlink w:history="1" r:id="rIdigpkxx8sm4k7xoaozcxp5">
               <w:r>
                 <w:rPr>
                   <w:rFonts w:ascii="Arial" w:cs="Arial" w:eastAsia="Arial" w:hAnsi="Arial"/>
@@ -18132,7 +18132,7 @@
             <w:pPr>
               <w:spacing w:after="20" w:before="0"/>
             </w:pPr>
-            <w:hyperlink w:history="1" r:id="rId9ajfgx4cjg2zxdbmlhats">
+            <w:hyperlink w:history="1" r:id="rIdsm13vmdoht22b1ew80ls_">
               <w:r>
                 <w:rPr>
                   <w:rFonts w:ascii="Arial" w:cs="Arial" w:eastAsia="Arial" w:hAnsi="Arial"/>
@@ -18165,7 +18165,7 @@
               <w:spacing w:after="10" w:before="0"/>
               <w:ind w:left="120"/>
             </w:pPr>
-            <w:hyperlink w:history="1" r:id="rIdo-cxlh7ickmllte8yo0yl">
+            <w:hyperlink w:history="1" r:id="rId3iotjmlhupy963ekdwpja">
               <w:r>
                 <w:rPr>
                   <w:rFonts w:ascii="Arial" w:cs="Arial" w:eastAsia="Arial" w:hAnsi="Arial"/>
@@ -18312,32 +18312,32 @@
         <w:tc>
           <w:tcPr>
             <w:tcW w:type="dxa" w:w="1520"/>
-            <w:shd w:fill="F2F2F2" w:color="auto" w:val="clear"/>
-            <w:tcMar>
-              <w:top w:type="dxa" w:w="60"/>
-              <w:left w:type="dxa" w:w="120"/>
-              <w:bottom w:type="dxa" w:w="60"/>
-              <w:right w:type="dxa" w:w="120"/>
-            </w:tcMar>
-            <w:vAlign w:val="top"/>
-          </w:tcPr>
-          <w:p>
-            <w:pPr>
-              <w:spacing w:after="40" w:before="0"/>
-              <w:jc w:val="left"/>
-            </w:pPr>
-            <w:r>
-              <w:rPr>
-                <w:rFonts w:ascii="Arial" w:cs="Arial" w:eastAsia="Arial" w:hAnsi="Arial"/>
-                <w:b/>
-                <w:bCs/>
-                <w:i w:val="false"/>
-                <w:iCs w:val="false"/>
-                <w:color w:val="000000"/>
-                <w:sz w:val="18"/>
-                <w:szCs w:val="18"/>
-              </w:rPr>
-              <w:t xml:space="preserve">Phase 2 — Observe</w:t>
+            <w:shd w:fill="D9EEF1" w:color="auto" w:val="clear"/>
+            <w:tcMar>
+              <w:top w:type="dxa" w:w="60"/>
+              <w:left w:type="dxa" w:w="120"/>
+              <w:bottom w:type="dxa" w:w="60"/>
+              <w:right w:type="dxa" w:w="120"/>
+            </w:tcMar>
+            <w:vAlign w:val="top"/>
+          </w:tcPr>
+          <w:p>
+            <w:pPr>
+              <w:spacing w:after="40" w:before="0"/>
+              <w:jc w:val="left"/>
+            </w:pPr>
+            <w:r>
+              <w:rPr>
+                <w:rFonts w:ascii="Arial" w:cs="Arial" w:eastAsia="Arial" w:hAnsi="Arial"/>
+                <w:b/>
+                <w:bCs/>
+                <w:i w:val="false"/>
+                <w:iCs w:val="false"/>
+                <w:color w:val="000000"/>
+                <w:sz w:val="18"/>
+                <w:szCs w:val="18"/>
+              </w:rPr>
+              <w:t xml:space="preserve">Observe Phase</w:t>
             </w:r>
           </w:p>
           <w:p>
@@ -18360,7 +18360,7 @@
             <w:pPr>
               <w:spacing w:after="20" w:before="0"/>
             </w:pPr>
-            <w:hyperlink w:history="1" r:id="rId6cgg97nnfwhf8eztjtxaw">
+            <w:hyperlink w:history="1" r:id="rIdejhdndzcjflrfzllperdh">
               <w:r>
                 <w:rPr>
                   <w:rFonts w:ascii="Arial" w:cs="Arial" w:eastAsia="Arial" w:hAnsi="Arial"/>
@@ -18393,7 +18393,7 @@
               <w:spacing w:after="10" w:before="0"/>
               <w:ind w:left="120"/>
             </w:pPr>
-            <w:hyperlink w:history="1" r:id="rId1o37qfuslaxgiffpjyvu7">
+            <w:hyperlink w:history="1" r:id="rIdxff4ycik1ewodp3iiescg">
               <w:r>
                 <w:rPr>
                   <w:rFonts w:ascii="Arial" w:cs="Arial" w:eastAsia="Arial" w:hAnsi="Arial"/>
@@ -18438,7 +18438,7 @@
             <w:pPr>
               <w:spacing w:after="20" w:before="0"/>
             </w:pPr>
-            <w:hyperlink w:history="1" r:id="rIdepn4ruyafyrk7b6fq6lbo">
+            <w:hyperlink w:history="1" r:id="rId7cdmk3yhs_2j-lnlbc2bw">
               <w:r>
                 <w:rPr>
                   <w:rFonts w:ascii="Arial" w:cs="Arial" w:eastAsia="Arial" w:hAnsi="Arial"/>
@@ -18471,7 +18471,7 @@
               <w:spacing w:after="10" w:before="0"/>
               <w:ind w:left="120"/>
             </w:pPr>
-            <w:hyperlink w:history="1" r:id="rIdepjfrvgwpxp8eo65lmyvv">
+            <w:hyperlink w:history="1" r:id="rIdo4lf-snpytsw8rie7qw1-">
               <w:r>
                 <w:rPr>
                   <w:rFonts w:ascii="Arial" w:cs="Arial" w:eastAsia="Arial" w:hAnsi="Arial"/>
@@ -18618,32 +18618,32 @@
         <w:tc>
           <w:tcPr>
             <w:tcW w:type="dxa" w:w="1520"/>
-            <w:shd w:fill="F2F2F2" w:color="auto" w:val="clear"/>
-            <w:tcMar>
-              <w:top w:type="dxa" w:w="60"/>
-              <w:left w:type="dxa" w:w="120"/>
-              <w:bottom w:type="dxa" w:w="60"/>
-              <w:right w:type="dxa" w:w="120"/>
-            </w:tcMar>
-            <w:vAlign w:val="top"/>
-          </w:tcPr>
-          <w:p>
-            <w:pPr>
-              <w:spacing w:after="40" w:before="0"/>
-              <w:jc w:val="left"/>
-            </w:pPr>
-            <w:r>
-              <w:rPr>
-                <w:rFonts w:ascii="Arial" w:cs="Arial" w:eastAsia="Arial" w:hAnsi="Arial"/>
-                <w:b/>
-                <w:bCs/>
-                <w:i w:val="false"/>
-                <w:iCs w:val="false"/>
-                <w:color w:val="000000"/>
-                <w:sz w:val="18"/>
-                <w:szCs w:val="18"/>
-              </w:rPr>
-              <w:t xml:space="preserve">Phase 3 — Explain</w:t>
+            <w:shd w:fill="E2EFDA" w:color="auto" w:val="clear"/>
+            <w:tcMar>
+              <w:top w:type="dxa" w:w="60"/>
+              <w:left w:type="dxa" w:w="120"/>
+              <w:bottom w:type="dxa" w:w="60"/>
+              <w:right w:type="dxa" w:w="120"/>
+            </w:tcMar>
+            <w:vAlign w:val="top"/>
+          </w:tcPr>
+          <w:p>
+            <w:pPr>
+              <w:spacing w:after="40" w:before="0"/>
+              <w:jc w:val="left"/>
+            </w:pPr>
+            <w:r>
+              <w:rPr>
+                <w:rFonts w:ascii="Arial" w:cs="Arial" w:eastAsia="Arial" w:hAnsi="Arial"/>
+                <w:b/>
+                <w:bCs/>
+                <w:i w:val="false"/>
+                <w:iCs w:val="false"/>
+                <w:color w:val="000000"/>
+                <w:sz w:val="18"/>
+                <w:szCs w:val="18"/>
+              </w:rPr>
+              <w:t xml:space="preserve">Explain Phase</w:t>
             </w:r>
           </w:p>
           <w:p>
@@ -18666,7 +18666,7 @@
             <w:pPr>
               <w:spacing w:after="20" w:before="0"/>
             </w:pPr>
-            <w:hyperlink w:history="1" r:id="rIdjtbostwazziueaosftqec">
+            <w:hyperlink w:history="1" r:id="rId3c4vy9buhfwmg3x8qgio9">
               <w:r>
                 <w:rPr>
                   <w:rFonts w:ascii="Arial" w:cs="Arial" w:eastAsia="Arial" w:hAnsi="Arial"/>
@@ -18699,7 +18699,7 @@
               <w:spacing w:after="10" w:before="0"/>
               <w:ind w:left="120"/>
             </w:pPr>
-            <w:hyperlink w:history="1" r:id="rIdyj_qkr2p9fhmomkoeo6z0">
+            <w:hyperlink w:history="1" r:id="rIdmnzm-4ld00erfcbgeh6bl">
               <w:r>
                 <w:rPr>
                   <w:rFonts w:ascii="Arial" w:cs="Arial" w:eastAsia="Arial" w:hAnsi="Arial"/>
@@ -18744,7 +18744,7 @@
             <w:pPr>
               <w:spacing w:after="20" w:before="0"/>
             </w:pPr>
-            <w:hyperlink w:history="1" r:id="rIdllxnxpobn-cdt1qrny2no">
+            <w:hyperlink w:history="1" r:id="rIddxh9ro8hihu-vcvge7lfb">
               <w:r>
                 <w:rPr>
                   <w:rFonts w:ascii="Arial" w:cs="Arial" w:eastAsia="Arial" w:hAnsi="Arial"/>
@@ -18777,7 +18777,7 @@
               <w:spacing w:after="10" w:before="0"/>
               <w:ind w:left="120"/>
             </w:pPr>
-            <w:hyperlink w:history="1" r:id="rIdlsdxdvy-dstzzrrm0pkcf">
+            <w:hyperlink w:history="1" r:id="rIdltygu2-6eizif6uidetst">
               <w:r>
                 <w:rPr>
                   <w:rFonts w:ascii="Arial" w:cs="Arial" w:eastAsia="Arial" w:hAnsi="Arial"/>
@@ -18924,32 +18924,32 @@
         <w:tc>
           <w:tcPr>
             <w:tcW w:type="dxa" w:w="1520"/>
-            <w:shd w:fill="F2F2F2" w:color="auto" w:val="clear"/>
-            <w:tcMar>
-              <w:top w:type="dxa" w:w="60"/>
-              <w:left w:type="dxa" w:w="120"/>
-              <w:bottom w:type="dxa" w:w="60"/>
-              <w:right w:type="dxa" w:w="120"/>
-            </w:tcMar>
-            <w:vAlign w:val="top"/>
-          </w:tcPr>
-          <w:p>
-            <w:pPr>
-              <w:spacing w:after="40" w:before="0"/>
-              <w:jc w:val="left"/>
-            </w:pPr>
-            <w:r>
-              <w:rPr>
-                <w:rFonts w:ascii="Arial" w:cs="Arial" w:eastAsia="Arial" w:hAnsi="Arial"/>
-                <w:b/>
-                <w:bCs/>
-                <w:i w:val="false"/>
-                <w:iCs w:val="false"/>
-                <w:color w:val="000000"/>
-                <w:sz w:val="18"/>
-                <w:szCs w:val="18"/>
-              </w:rPr>
-              <w:t xml:space="preserve">Phase 4 — Driving Question Board (DQB) Update</w:t>
+            <w:shd w:fill="FCE4D6" w:color="auto" w:val="clear"/>
+            <w:tcMar>
+              <w:top w:type="dxa" w:w="60"/>
+              <w:left w:type="dxa" w:w="120"/>
+              <w:bottom w:type="dxa" w:w="60"/>
+              <w:right w:type="dxa" w:w="120"/>
+            </w:tcMar>
+            <w:vAlign w:val="top"/>
+          </w:tcPr>
+          <w:p>
+            <w:pPr>
+              <w:spacing w:after="40" w:before="0"/>
+              <w:jc w:val="left"/>
+            </w:pPr>
+            <w:r>
+              <w:rPr>
+                <w:rFonts w:ascii="Arial" w:cs="Arial" w:eastAsia="Arial" w:hAnsi="Arial"/>
+                <w:b/>
+                <w:bCs/>
+                <w:i w:val="false"/>
+                <w:iCs w:val="false"/>
+                <w:color w:val="000000"/>
+                <w:sz w:val="18"/>
+                <w:szCs w:val="18"/>
+              </w:rPr>
+              <w:t xml:space="preserve">Driving Question Board (DQB) Creation</w:t>
             </w:r>
           </w:p>
           <w:p>
@@ -18972,7 +18972,7 @@
             <w:pPr>
               <w:spacing w:after="20" w:before="0"/>
             </w:pPr>
-            <w:hyperlink w:history="1" r:id="rIdd49ycid0rjfx50q3atir6">
+            <w:hyperlink w:history="1" r:id="rId3mlz1wpfnkdkipb5rmxtu">
               <w:r>
                 <w:rPr>
                   <w:rFonts w:ascii="Arial" w:cs="Arial" w:eastAsia="Arial" w:hAnsi="Arial"/>
@@ -19005,7 +19005,7 @@
               <w:spacing w:after="10" w:before="0"/>
               <w:ind w:left="120"/>
             </w:pPr>
-            <w:hyperlink w:history="1" r:id="rId_evwjt5kr9wufwy3jqasx">
+            <w:hyperlink w:history="1" r:id="rIdr9nhvsi0esdbundxnpljg">
               <w:r>
                 <w:rPr>
                   <w:rFonts w:ascii="Arial" w:cs="Arial" w:eastAsia="Arial" w:hAnsi="Arial"/>
@@ -19050,7 +19050,7 @@
             <w:pPr>
               <w:spacing w:after="20" w:before="0"/>
             </w:pPr>
-            <w:hyperlink w:history="1" r:id="rIdedsdqgevuw5ezii7qj2kq">
+            <w:hyperlink w:history="1" r:id="rIdzk5_vcwpmtjb7fs1bjapc">
               <w:r>
                 <w:rPr>
                   <w:rFonts w:ascii="Arial" w:cs="Arial" w:eastAsia="Arial" w:hAnsi="Arial"/>
@@ -19083,7 +19083,7 @@
               <w:spacing w:after="10" w:before="0"/>
               <w:ind w:left="120"/>
             </w:pPr>
-            <w:hyperlink w:history="1" r:id="rIdehhxqrq2ljeynrkzjp02m">
+            <w:hyperlink w:history="1" r:id="rIdj9bdcet-ujhw8aqp49dhh">
               <w:r>
                 <w:rPr>
                   <w:rFonts w:ascii="Arial" w:cs="Arial" w:eastAsia="Arial" w:hAnsi="Arial"/>
@@ -19230,32 +19230,32 @@
         <w:tc>
           <w:tcPr>
             <w:tcW w:type="dxa" w:w="1520"/>
-            <w:shd w:fill="F2F2F2" w:color="auto" w:val="clear"/>
-            <w:tcMar>
-              <w:top w:type="dxa" w:w="60"/>
-              <w:left w:type="dxa" w:w="120"/>
-              <w:bottom w:type="dxa" w:w="60"/>
-              <w:right w:type="dxa" w:w="120"/>
-            </w:tcMar>
-            <w:vAlign w:val="top"/>
-          </w:tcPr>
-          <w:p>
-            <w:pPr>
-              <w:spacing w:after="40" w:before="0"/>
-              <w:jc w:val="left"/>
-            </w:pPr>
-            <w:r>
-              <w:rPr>
-                <w:rFonts w:ascii="Arial" w:cs="Arial" w:eastAsia="Arial" w:hAnsi="Arial"/>
-                <w:b/>
-                <w:bCs/>
-                <w:i w:val="false"/>
-                <w:iCs w:val="false"/>
-                <w:color w:val="000000"/>
-                <w:sz w:val="18"/>
-                <w:szCs w:val="18"/>
-              </w:rPr>
-              <w:t xml:space="preserve">Phase 5 — Model Building</w:t>
+            <w:shd w:fill="D5E8F0" w:color="auto" w:val="clear"/>
+            <w:tcMar>
+              <w:top w:type="dxa" w:w="60"/>
+              <w:left w:type="dxa" w:w="120"/>
+              <w:bottom w:type="dxa" w:w="60"/>
+              <w:right w:type="dxa" w:w="120"/>
+            </w:tcMar>
+            <w:vAlign w:val="top"/>
+          </w:tcPr>
+          <w:p>
+            <w:pPr>
+              <w:spacing w:after="40" w:before="0"/>
+              <w:jc w:val="left"/>
+            </w:pPr>
+            <w:r>
+              <w:rPr>
+                <w:rFonts w:ascii="Arial" w:cs="Arial" w:eastAsia="Arial" w:hAnsi="Arial"/>
+                <w:b/>
+                <w:bCs/>
+                <w:i w:val="false"/>
+                <w:iCs w:val="false"/>
+                <w:color w:val="000000"/>
+                <w:sz w:val="18"/>
+                <w:szCs w:val="18"/>
+              </w:rPr>
+              <w:t xml:space="preserve">Model Building Phase</w:t>
             </w:r>
           </w:p>
           <w:p>
@@ -19278,7 +19278,7 @@
             <w:pPr>
               <w:spacing w:after="20" w:before="0"/>
             </w:pPr>
-            <w:hyperlink w:history="1" r:id="rId1pikl40wcvhlnm82xw6nh">
+            <w:hyperlink w:history="1" r:id="rIdjncty_5zqimlwamwhqglj">
               <w:r>
                 <w:rPr>
                   <w:rFonts w:ascii="Arial" w:cs="Arial" w:eastAsia="Arial" w:hAnsi="Arial"/>
@@ -19311,7 +19311,7 @@
               <w:spacing w:after="10" w:before="0"/>
               <w:ind w:left="120"/>
             </w:pPr>
-            <w:hyperlink w:history="1" r:id="rIdy2l-pvebhnwyctiwt3uif">
+            <w:hyperlink w:history="1" r:id="rIdzjdd6nxzm53yhv9kxbk6b">
               <w:r>
                 <w:rPr>
                   <w:rFonts w:ascii="Arial" w:cs="Arial" w:eastAsia="Arial" w:hAnsi="Arial"/>
@@ -19356,7 +19356,7 @@
             <w:pPr>
               <w:spacing w:after="20" w:before="0"/>
             </w:pPr>
-            <w:hyperlink w:history="1" r:id="rIdzxobu_mnfpok6qv2v4je1">
+            <w:hyperlink w:history="1" r:id="rIdgypj3-5edxzo-k2lbfq2u">
               <w:r>
                 <w:rPr>
                   <w:rFonts w:ascii="Arial" w:cs="Arial" w:eastAsia="Arial" w:hAnsi="Arial"/>
@@ -19389,7 +19389,7 @@
               <w:spacing w:after="10" w:before="0"/>
               <w:ind w:left="120"/>
             </w:pPr>
-            <w:hyperlink w:history="1" r:id="rIdv88u8biv8byt-v4stljz4">
+            <w:hyperlink w:history="1" r:id="rIdpmh44pzghk9tg78qiw0vx">
               <w:r>
                 <w:rPr>
                   <w:rFonts w:ascii="Arial" w:cs="Arial" w:eastAsia="Arial" w:hAnsi="Arial"/>
@@ -20828,32 +20828,32 @@
         <w:tc>
           <w:tcPr>
             <w:tcW w:type="dxa" w:w="1520"/>
-            <w:shd w:fill="F2F2F2" w:color="auto" w:val="clear"/>
-            <w:tcMar>
-              <w:top w:type="dxa" w:w="60"/>
-              <w:left w:type="dxa" w:w="120"/>
-              <w:bottom w:type="dxa" w:w="60"/>
-              <w:right w:type="dxa" w:w="120"/>
-            </w:tcMar>
-            <w:vAlign w:val="top"/>
-          </w:tcPr>
-          <w:p>
-            <w:pPr>
-              <w:spacing w:after="40" w:before="0"/>
-              <w:jc w:val="left"/>
-            </w:pPr>
-            <w:r>
-              <w:rPr>
-                <w:rFonts w:ascii="Arial" w:cs="Arial" w:eastAsia="Arial" w:hAnsi="Arial"/>
-                <w:b/>
-                <w:bCs/>
-                <w:i w:val="false"/>
-                <w:iCs w:val="false"/>
-                <w:color w:val="000000"/>
-                <w:sz w:val="18"/>
-                <w:szCs w:val="18"/>
-              </w:rPr>
-              <w:t xml:space="preserve">1 — Predict</w:t>
+            <w:shd w:fill="EAD1F5" w:color="auto" w:val="clear"/>
+            <w:tcMar>
+              <w:top w:type="dxa" w:w="60"/>
+              <w:left w:type="dxa" w:w="120"/>
+              <w:bottom w:type="dxa" w:w="60"/>
+              <w:right w:type="dxa" w:w="120"/>
+            </w:tcMar>
+            <w:vAlign w:val="top"/>
+          </w:tcPr>
+          <w:p>
+            <w:pPr>
+              <w:spacing w:after="40" w:before="0"/>
+              <w:jc w:val="left"/>
+            </w:pPr>
+            <w:r>
+              <w:rPr>
+                <w:rFonts w:ascii="Arial" w:cs="Arial" w:eastAsia="Arial" w:hAnsi="Arial"/>
+                <w:b/>
+                <w:bCs/>
+                <w:i w:val="false"/>
+                <w:iCs w:val="false"/>
+                <w:color w:val="000000"/>
+                <w:sz w:val="18"/>
+                <w:szCs w:val="18"/>
+              </w:rPr>
+              <w:t xml:space="preserve">Predict Phase</w:t>
             </w:r>
           </w:p>
           <w:p>
@@ -20876,7 +20876,7 @@
             <w:pPr>
               <w:spacing w:after="20" w:before="0"/>
             </w:pPr>
-            <w:hyperlink w:history="1" r:id="rId8xsi9rsquk_zc-zezvhax">
+            <w:hyperlink w:history="1" r:id="rId-1pl6-bownypjmtzi8igz">
               <w:r>
                 <w:rPr>
                   <w:rFonts w:ascii="Arial" w:cs="Arial" w:eastAsia="Arial" w:hAnsi="Arial"/>
@@ -20909,7 +20909,7 @@
               <w:spacing w:after="10" w:before="0"/>
               <w:ind w:left="120"/>
             </w:pPr>
-            <w:hyperlink w:history="1" r:id="rIdgwfdpfb6xwdc18qinaqr0">
+            <w:hyperlink w:history="1" r:id="rIdzzpvoqt4mlblll7rjabjm">
               <w:r>
                 <w:rPr>
                   <w:rFonts w:ascii="Arial" w:cs="Arial" w:eastAsia="Arial" w:hAnsi="Arial"/>
@@ -20954,7 +20954,7 @@
             <w:pPr>
               <w:spacing w:after="20" w:before="0"/>
             </w:pPr>
-            <w:hyperlink w:history="1" r:id="rId_tf4njo49qqntz6ydx3q9">
+            <w:hyperlink w:history="1" r:id="rIdtslzd6n7hmsecokvmewae">
               <w:r>
                 <w:rPr>
                   <w:rFonts w:ascii="Arial" w:cs="Arial" w:eastAsia="Arial" w:hAnsi="Arial"/>
@@ -20987,7 +20987,7 @@
               <w:spacing w:after="10" w:before="0"/>
               <w:ind w:left="120"/>
             </w:pPr>
-            <w:hyperlink w:history="1" r:id="rIdrvq3_jr_76oo4en8mlntx">
+            <w:hyperlink w:history="1" r:id="rIdwqlzjulqx3x44yyowhfbm">
               <w:r>
                 <w:rPr>
                   <w:rFonts w:ascii="Arial" w:cs="Arial" w:eastAsia="Arial" w:hAnsi="Arial"/>
@@ -21134,32 +21134,32 @@
         <w:tc>
           <w:tcPr>
             <w:tcW w:type="dxa" w:w="1520"/>
-            <w:shd w:fill="F2F2F2" w:color="auto" w:val="clear"/>
-            <w:tcMar>
-              <w:top w:type="dxa" w:w="60"/>
-              <w:left w:type="dxa" w:w="120"/>
-              <w:bottom w:type="dxa" w:w="60"/>
-              <w:right w:type="dxa" w:w="120"/>
-            </w:tcMar>
-            <w:vAlign w:val="top"/>
-          </w:tcPr>
-          <w:p>
-            <w:pPr>
-              <w:spacing w:after="40" w:before="0"/>
-              <w:jc w:val="left"/>
-            </w:pPr>
-            <w:r>
-              <w:rPr>
-                <w:rFonts w:ascii="Arial" w:cs="Arial" w:eastAsia="Arial" w:hAnsi="Arial"/>
-                <w:b/>
-                <w:bCs/>
-                <w:i w:val="false"/>
-                <w:iCs w:val="false"/>
-                <w:color w:val="000000"/>
-                <w:sz w:val="18"/>
-                <w:szCs w:val="18"/>
-              </w:rPr>
-              <w:t xml:space="preserve">2 — Observe</w:t>
+            <w:shd w:fill="D9EEF1" w:color="auto" w:val="clear"/>
+            <w:tcMar>
+              <w:top w:type="dxa" w:w="60"/>
+              <w:left w:type="dxa" w:w="120"/>
+              <w:bottom w:type="dxa" w:w="60"/>
+              <w:right w:type="dxa" w:w="120"/>
+            </w:tcMar>
+            <w:vAlign w:val="top"/>
+          </w:tcPr>
+          <w:p>
+            <w:pPr>
+              <w:spacing w:after="40" w:before="0"/>
+              <w:jc w:val="left"/>
+            </w:pPr>
+            <w:r>
+              <w:rPr>
+                <w:rFonts w:ascii="Arial" w:cs="Arial" w:eastAsia="Arial" w:hAnsi="Arial"/>
+                <w:b/>
+                <w:bCs/>
+                <w:i w:val="false"/>
+                <w:iCs w:val="false"/>
+                <w:color w:val="000000"/>
+                <w:sz w:val="18"/>
+                <w:szCs w:val="18"/>
+              </w:rPr>
+              <w:t xml:space="preserve">Observe Phase</w:t>
             </w:r>
           </w:p>
           <w:p>
@@ -21182,7 +21182,7 @@
             <w:pPr>
               <w:spacing w:after="20" w:before="0"/>
             </w:pPr>
-            <w:hyperlink w:history="1" r:id="rIduo8waxvqmfh7fzzsebfgp">
+            <w:hyperlink w:history="1" r:id="rIdpzfzutu2vshq6a2ppjlrg">
               <w:r>
                 <w:rPr>
                   <w:rFonts w:ascii="Arial" w:cs="Arial" w:eastAsia="Arial" w:hAnsi="Arial"/>
@@ -21215,7 +21215,7 @@
               <w:spacing w:after="10" w:before="0"/>
               <w:ind w:left="120"/>
             </w:pPr>
-            <w:hyperlink w:history="1" r:id="rIdqkm82biq64nm9eceo8o-x">
+            <w:hyperlink w:history="1" r:id="rIdgiiwdwsh5u_k_amvlw8a1">
               <w:r>
                 <w:rPr>
                   <w:rFonts w:ascii="Arial" w:cs="Arial" w:eastAsia="Arial" w:hAnsi="Arial"/>
@@ -21260,7 +21260,7 @@
             <w:pPr>
               <w:spacing w:after="20" w:before="0"/>
             </w:pPr>
-            <w:hyperlink w:history="1" r:id="rIdxevigyylesffjfj11-shl">
+            <w:hyperlink w:history="1" r:id="rId7o7zsfxdwrlbpjfj3dofk">
               <w:r>
                 <w:rPr>
                   <w:rFonts w:ascii="Arial" w:cs="Arial" w:eastAsia="Arial" w:hAnsi="Arial"/>
@@ -21293,7 +21293,7 @@
               <w:spacing w:after="10" w:before="0"/>
               <w:ind w:left="120"/>
             </w:pPr>
-            <w:hyperlink w:history="1" r:id="rId0sifd7s-2ritd-xfn7peb">
+            <w:hyperlink w:history="1" r:id="rIdh46lu1mgxlzhddkjepg9m">
               <w:r>
                 <w:rPr>
                   <w:rFonts w:ascii="Arial" w:cs="Arial" w:eastAsia="Arial" w:hAnsi="Arial"/>
@@ -21440,32 +21440,32 @@
         <w:tc>
           <w:tcPr>
             <w:tcW w:type="dxa" w:w="1520"/>
-            <w:shd w:fill="F2F2F2" w:color="auto" w:val="clear"/>
-            <w:tcMar>
-              <w:top w:type="dxa" w:w="60"/>
-              <w:left w:type="dxa" w:w="120"/>
-              <w:bottom w:type="dxa" w:w="60"/>
-              <w:right w:type="dxa" w:w="120"/>
-            </w:tcMar>
-            <w:vAlign w:val="top"/>
-          </w:tcPr>
-          <w:p>
-            <w:pPr>
-              <w:spacing w:after="40" w:before="0"/>
-              <w:jc w:val="left"/>
-            </w:pPr>
-            <w:r>
-              <w:rPr>
-                <w:rFonts w:ascii="Arial" w:cs="Arial" w:eastAsia="Arial" w:hAnsi="Arial"/>
-                <w:b/>
-                <w:bCs/>
-                <w:i w:val="false"/>
-                <w:iCs w:val="false"/>
-                <w:color w:val="000000"/>
-                <w:sz w:val="18"/>
-                <w:szCs w:val="18"/>
-              </w:rPr>
-              <w:t xml:space="preserve">3 — Explain</w:t>
+            <w:shd w:fill="E2EFDA" w:color="auto" w:val="clear"/>
+            <w:tcMar>
+              <w:top w:type="dxa" w:w="60"/>
+              <w:left w:type="dxa" w:w="120"/>
+              <w:bottom w:type="dxa" w:w="60"/>
+              <w:right w:type="dxa" w:w="120"/>
+            </w:tcMar>
+            <w:vAlign w:val="top"/>
+          </w:tcPr>
+          <w:p>
+            <w:pPr>
+              <w:spacing w:after="40" w:before="0"/>
+              <w:jc w:val="left"/>
+            </w:pPr>
+            <w:r>
+              <w:rPr>
+                <w:rFonts w:ascii="Arial" w:cs="Arial" w:eastAsia="Arial" w:hAnsi="Arial"/>
+                <w:b/>
+                <w:bCs/>
+                <w:i w:val="false"/>
+                <w:iCs w:val="false"/>
+                <w:color w:val="000000"/>
+                <w:sz w:val="18"/>
+                <w:szCs w:val="18"/>
+              </w:rPr>
+              <w:t xml:space="preserve">Explain Phase</w:t>
             </w:r>
           </w:p>
           <w:p>
@@ -21488,7 +21488,7 @@
             <w:pPr>
               <w:spacing w:after="20" w:before="0"/>
             </w:pPr>
-            <w:hyperlink w:history="1" r:id="rIdqtsaw7oaoldyhwedt316o">
+            <w:hyperlink w:history="1" r:id="rIdwjwwtdxj24s3ye2kz4gvb">
               <w:r>
                 <w:rPr>
                   <w:rFonts w:ascii="Arial" w:cs="Arial" w:eastAsia="Arial" w:hAnsi="Arial"/>
@@ -21521,7 +21521,7 @@
               <w:spacing w:after="10" w:before="0"/>
               <w:ind w:left="120"/>
             </w:pPr>
-            <w:hyperlink w:history="1" r:id="rIdjrttngfx2n_qlh5a7b4mj">
+            <w:hyperlink w:history="1" r:id="rIdi1h5tt0rwmsgospq23fjj">
               <w:r>
                 <w:rPr>
                   <w:rFonts w:ascii="Arial" w:cs="Arial" w:eastAsia="Arial" w:hAnsi="Arial"/>
@@ -21566,7 +21566,7 @@
             <w:pPr>
               <w:spacing w:after="20" w:before="0"/>
             </w:pPr>
-            <w:hyperlink w:history="1" r:id="rIdah0kyqiz9fnmnfk7xcjll">
+            <w:hyperlink w:history="1" r:id="rIdgf7j0qrovstxt8wsgdxes">
               <w:r>
                 <w:rPr>
                   <w:rFonts w:ascii="Arial" w:cs="Arial" w:eastAsia="Arial" w:hAnsi="Arial"/>
@@ -21599,7 +21599,7 @@
               <w:spacing w:after="10" w:before="0"/>
               <w:ind w:left="120"/>
             </w:pPr>
-            <w:hyperlink w:history="1" r:id="rIdtclmzec5rf5bqyb5xkyyr">
+            <w:hyperlink w:history="1" r:id="rIdhp46b4svc6cfknm8xoog6">
               <w:r>
                 <w:rPr>
                   <w:rFonts w:ascii="Arial" w:cs="Arial" w:eastAsia="Arial" w:hAnsi="Arial"/>
@@ -21746,32 +21746,32 @@
         <w:tc>
           <w:tcPr>
             <w:tcW w:type="dxa" w:w="1520"/>
-            <w:shd w:fill="F2F2F2" w:color="auto" w:val="clear"/>
-            <w:tcMar>
-              <w:top w:type="dxa" w:w="60"/>
-              <w:left w:type="dxa" w:w="120"/>
-              <w:bottom w:type="dxa" w:w="60"/>
-              <w:right w:type="dxa" w:w="120"/>
-            </w:tcMar>
-            <w:vAlign w:val="top"/>
-          </w:tcPr>
-          <w:p>
-            <w:pPr>
-              <w:spacing w:after="40" w:before="0"/>
-              <w:jc w:val="left"/>
-            </w:pPr>
-            <w:r>
-              <w:rPr>
-                <w:rFonts w:ascii="Arial" w:cs="Arial" w:eastAsia="Arial" w:hAnsi="Arial"/>
-                <w:b/>
-                <w:bCs/>
-                <w:i w:val="false"/>
-                <w:iCs w:val="false"/>
-                <w:color w:val="000000"/>
-                <w:sz w:val="18"/>
-                <w:szCs w:val="18"/>
-              </w:rPr>
-              <w:t xml:space="preserve">4 — Driving Question Board (DQB) Update</w:t>
+            <w:shd w:fill="FCE4D6" w:color="auto" w:val="clear"/>
+            <w:tcMar>
+              <w:top w:type="dxa" w:w="60"/>
+              <w:left w:type="dxa" w:w="120"/>
+              <w:bottom w:type="dxa" w:w="60"/>
+              <w:right w:type="dxa" w:w="120"/>
+            </w:tcMar>
+            <w:vAlign w:val="top"/>
+          </w:tcPr>
+          <w:p>
+            <w:pPr>
+              <w:spacing w:after="40" w:before="0"/>
+              <w:jc w:val="left"/>
+            </w:pPr>
+            <w:r>
+              <w:rPr>
+                <w:rFonts w:ascii="Arial" w:cs="Arial" w:eastAsia="Arial" w:hAnsi="Arial"/>
+                <w:b/>
+                <w:bCs/>
+                <w:i w:val="false"/>
+                <w:iCs w:val="false"/>
+                <w:color w:val="000000"/>
+                <w:sz w:val="18"/>
+                <w:szCs w:val="18"/>
+              </w:rPr>
+              <w:t xml:space="preserve">Driving Question Board (DQB) Creation</w:t>
             </w:r>
           </w:p>
           <w:p>
@@ -21794,7 +21794,7 @@
             <w:pPr>
               <w:spacing w:after="20" w:before="0"/>
             </w:pPr>
-            <w:hyperlink w:history="1" r:id="rIdcez7z2xzywr2lgg1d7gb0">
+            <w:hyperlink w:history="1" r:id="rIdpj_idekcxlnsngtbhy710">
               <w:r>
                 <w:rPr>
                   <w:rFonts w:ascii="Arial" w:cs="Arial" w:eastAsia="Arial" w:hAnsi="Arial"/>
@@ -21827,7 +21827,7 @@
               <w:spacing w:after="10" w:before="0"/>
               <w:ind w:left="120"/>
             </w:pPr>
-            <w:hyperlink w:history="1" r:id="rId7pxdzdnhcrg6wez5x-4i6">
+            <w:hyperlink w:history="1" r:id="rId0wyuqvg9-ui4pxkca1ilo">
               <w:r>
                 <w:rPr>
                   <w:rFonts w:ascii="Arial" w:cs="Arial" w:eastAsia="Arial" w:hAnsi="Arial"/>
@@ -21872,7 +21872,7 @@
             <w:pPr>
               <w:spacing w:after="20" w:before="0"/>
             </w:pPr>
-            <w:hyperlink w:history="1" r:id="rIdzjdvrxejq_nscf3ugim7k">
+            <w:hyperlink w:history="1" r:id="rIdicngmdl-lgdfydjuj1zy8">
               <w:r>
                 <w:rPr>
                   <w:rFonts w:ascii="Arial" w:cs="Arial" w:eastAsia="Arial" w:hAnsi="Arial"/>
@@ -21905,7 +21905,7 @@
               <w:spacing w:after="10" w:before="0"/>
               <w:ind w:left="120"/>
             </w:pPr>
-            <w:hyperlink w:history="1" r:id="rId0gl6nzkx3aptfdyawrmdn">
+            <w:hyperlink w:history="1" r:id="rId--7-ncr9dasdzjbhwkdpd">
               <w:r>
                 <w:rPr>
                   <w:rFonts w:ascii="Arial" w:cs="Arial" w:eastAsia="Arial" w:hAnsi="Arial"/>
@@ -22052,32 +22052,32 @@
         <w:tc>
           <w:tcPr>
             <w:tcW w:type="dxa" w:w="1520"/>
-            <w:shd w:fill="F2F2F2" w:color="auto" w:val="clear"/>
-            <w:tcMar>
-              <w:top w:type="dxa" w:w="60"/>
-              <w:left w:type="dxa" w:w="120"/>
-              <w:bottom w:type="dxa" w:w="60"/>
-              <w:right w:type="dxa" w:w="120"/>
-            </w:tcMar>
-            <w:vAlign w:val="top"/>
-          </w:tcPr>
-          <w:p>
-            <w:pPr>
-              <w:spacing w:after="40" w:before="0"/>
-              <w:jc w:val="left"/>
-            </w:pPr>
-            <w:r>
-              <w:rPr>
-                <w:rFonts w:ascii="Arial" w:cs="Arial" w:eastAsia="Arial" w:hAnsi="Arial"/>
-                <w:b/>
-                <w:bCs/>
-                <w:i w:val="false"/>
-                <w:iCs w:val="false"/>
-                <w:color w:val="000000"/>
-                <w:sz w:val="18"/>
-                <w:szCs w:val="18"/>
-              </w:rPr>
-              <w:t xml:space="preserve">5 — Model Building</w:t>
+            <w:shd w:fill="D5E8F0" w:color="auto" w:val="clear"/>
+            <w:tcMar>
+              <w:top w:type="dxa" w:w="60"/>
+              <w:left w:type="dxa" w:w="120"/>
+              <w:bottom w:type="dxa" w:w="60"/>
+              <w:right w:type="dxa" w:w="120"/>
+            </w:tcMar>
+            <w:vAlign w:val="top"/>
+          </w:tcPr>
+          <w:p>
+            <w:pPr>
+              <w:spacing w:after="40" w:before="0"/>
+              <w:jc w:val="left"/>
+            </w:pPr>
+            <w:r>
+              <w:rPr>
+                <w:rFonts w:ascii="Arial" w:cs="Arial" w:eastAsia="Arial" w:hAnsi="Arial"/>
+                <w:b/>
+                <w:bCs/>
+                <w:i w:val="false"/>
+                <w:iCs w:val="false"/>
+                <w:color w:val="000000"/>
+                <w:sz w:val="18"/>
+                <w:szCs w:val="18"/>
+              </w:rPr>
+              <w:t xml:space="preserve">Model Building Phase</w:t>
             </w:r>
           </w:p>
           <w:p>
@@ -22100,7 +22100,7 @@
             <w:pPr>
               <w:spacing w:after="20" w:before="0"/>
             </w:pPr>
-            <w:hyperlink w:history="1" r:id="rIdshthbnqbcqxbdzc9fxyej">
+            <w:hyperlink w:history="1" r:id="rIdbinqgsqmqxdb_3g44bhig">
               <w:r>
                 <w:rPr>
                   <w:rFonts w:ascii="Arial" w:cs="Arial" w:eastAsia="Arial" w:hAnsi="Arial"/>
@@ -22133,7 +22133,7 @@
               <w:spacing w:after="10" w:before="0"/>
               <w:ind w:left="120"/>
             </w:pPr>
-            <w:hyperlink w:history="1" r:id="rIdhtzghnw2xuskvikbvpc_t">
+            <w:hyperlink w:history="1" r:id="rId-g7jog7pijyjgap5ka7vv">
               <w:r>
                 <w:rPr>
                   <w:rFonts w:ascii="Arial" w:cs="Arial" w:eastAsia="Arial" w:hAnsi="Arial"/>
@@ -22178,7 +22178,7 @@
             <w:pPr>
               <w:spacing w:after="20" w:before="0"/>
             </w:pPr>
-            <w:hyperlink w:history="1" r:id="rIdwael2gwg2a7caarj8_g8g">
+            <w:hyperlink w:history="1" r:id="rId80dfjlpxkarnoqbyfnudy">
               <w:r>
                 <w:rPr>
                   <w:rFonts w:ascii="Arial" w:cs="Arial" w:eastAsia="Arial" w:hAnsi="Arial"/>
@@ -22211,7 +22211,7 @@
               <w:spacing w:after="10" w:before="0"/>
               <w:ind w:left="120"/>
             </w:pPr>
-            <w:hyperlink w:history="1" r:id="rIditjss9efeh0srp4noopz9">
+            <w:hyperlink w:history="1" r:id="rIdjnlvroas4mlykstydxffy">
               <w:r>
                 <w:rPr>
                   <w:rFonts w:ascii="Arial" w:cs="Arial" w:eastAsia="Arial" w:hAnsi="Arial"/>
@@ -23916,7 +23916,7 @@
             <w:pPr>
               <w:spacing w:after="20" w:before="0"/>
             </w:pPr>
-            <w:hyperlink w:history="1" r:id="rIdjlvhopbbna39u5b3mji9n">
+            <w:hyperlink w:history="1" r:id="rIdcenh22u-qmgajwngd01cy">
               <w:r>
                 <w:rPr>
                   <w:rFonts w:ascii="Arial" w:cs="Arial" w:eastAsia="Arial" w:hAnsi="Arial"/>
@@ -23949,7 +23949,7 @@
               <w:spacing w:after="10" w:before="0"/>
               <w:ind w:left="120"/>
             </w:pPr>
-            <w:hyperlink w:history="1" r:id="rId43-xqv4ty2c8vl1zvyau8">
+            <w:hyperlink w:history="1" r:id="rIdud-rc4mmxfjix0kouxj55">
               <w:r>
                 <w:rPr>
                   <w:rFonts w:ascii="Arial" w:cs="Arial" w:eastAsia="Arial" w:hAnsi="Arial"/>
@@ -23994,7 +23994,7 @@
             <w:pPr>
               <w:spacing w:after="20" w:before="0"/>
             </w:pPr>
-            <w:hyperlink w:history="1" r:id="rIdt8qhaqav-m3amgae6wnvb">
+            <w:hyperlink w:history="1" r:id="rIddpgeacaldy0wl1h0ylivp">
               <w:r>
                 <w:rPr>
                   <w:rFonts w:ascii="Arial" w:cs="Arial" w:eastAsia="Arial" w:hAnsi="Arial"/>
@@ -24027,7 +24027,7 @@
               <w:spacing w:after="10" w:before="0"/>
               <w:ind w:left="120"/>
             </w:pPr>
-            <w:hyperlink w:history="1" r:id="rIdgpqq4sv-db6enutxznp7r">
+            <w:hyperlink w:history="1" r:id="rIde8_8bl9cnx-xzaihpcj7p">
               <w:r>
                 <w:rPr>
                   <w:rFonts w:ascii="Arial" w:cs="Arial" w:eastAsia="Arial" w:hAnsi="Arial"/>
@@ -24222,7 +24222,7 @@
             <w:pPr>
               <w:spacing w:after="20" w:before="0"/>
             </w:pPr>
-            <w:hyperlink w:history="1" r:id="rIdennirhvc5monfzsa_yrk7">
+            <w:hyperlink w:history="1" r:id="rIdl1d3x0hla8un4n_-otmcp">
               <w:r>
                 <w:rPr>
                   <w:rFonts w:ascii="Arial" w:cs="Arial" w:eastAsia="Arial" w:hAnsi="Arial"/>
@@ -24255,7 +24255,7 @@
               <w:spacing w:after="10" w:before="0"/>
               <w:ind w:left="120"/>
             </w:pPr>
-            <w:hyperlink w:history="1" r:id="rIdvmbrwa2cy11lltzgn5g3h">
+            <w:hyperlink w:history="1" r:id="rIdalbj2zzjsa8knwbao5lbo">
               <w:r>
                 <w:rPr>
                   <w:rFonts w:ascii="Arial" w:cs="Arial" w:eastAsia="Arial" w:hAnsi="Arial"/>
@@ -24300,7 +24300,7 @@
             <w:pPr>
               <w:spacing w:after="20" w:before="0"/>
             </w:pPr>
-            <w:hyperlink w:history="1" r:id="rIdtpduozr1puuvivvjejtbc">
+            <w:hyperlink w:history="1" r:id="rIdrfmiq2xdjn7typ2apoitq">
               <w:r>
                 <w:rPr>
                   <w:rFonts w:ascii="Arial" w:cs="Arial" w:eastAsia="Arial" w:hAnsi="Arial"/>
@@ -24333,7 +24333,7 @@
               <w:spacing w:after="10" w:before="0"/>
               <w:ind w:left="120"/>
             </w:pPr>
-            <w:hyperlink w:history="1" r:id="rIdvrwzi5932wggmqjxdrndv">
+            <w:hyperlink w:history="1" r:id="rIdpjj-kvwucb_vb2xeaiuav">
               <w:r>
                 <w:rPr>
                   <w:rFonts w:ascii="Arial" w:cs="Arial" w:eastAsia="Arial" w:hAnsi="Arial"/>
@@ -24528,7 +24528,7 @@
             <w:pPr>
               <w:spacing w:after="20" w:before="0"/>
             </w:pPr>
-            <w:hyperlink w:history="1" r:id="rId_tzuavffj9taaupwnsj7r">
+            <w:hyperlink w:history="1" r:id="rIdu0k-xqgxmu96cwggtmamv">
               <w:r>
                 <w:rPr>
                   <w:rFonts w:ascii="Arial" w:cs="Arial" w:eastAsia="Arial" w:hAnsi="Arial"/>
@@ -24561,7 +24561,7 @@
               <w:spacing w:after="10" w:before="0"/>
               <w:ind w:left="120"/>
             </w:pPr>
-            <w:hyperlink w:history="1" r:id="rId8l3w29lcp-vonf7t3df5j">
+            <w:hyperlink w:history="1" r:id="rIdg6vfaenljxl2i27iddzb-">
               <w:r>
                 <w:rPr>
                   <w:rFonts w:ascii="Arial" w:cs="Arial" w:eastAsia="Arial" w:hAnsi="Arial"/>
@@ -24606,7 +24606,7 @@
             <w:pPr>
               <w:spacing w:after="20" w:before="0"/>
             </w:pPr>
-            <w:hyperlink w:history="1" r:id="rIdmgfmfkiurwurvrtfxqaqg">
+            <w:hyperlink w:history="1" r:id="rId4qid-sej-womtzoo69rlm">
               <w:r>
                 <w:rPr>
                   <w:rFonts w:ascii="Arial" w:cs="Arial" w:eastAsia="Arial" w:hAnsi="Arial"/>
@@ -24639,7 +24639,7 @@
               <w:spacing w:after="10" w:before="0"/>
               <w:ind w:left="120"/>
             </w:pPr>
-            <w:hyperlink w:history="1" r:id="rId0fk8yimzhdvmanqypyknc">
+            <w:hyperlink w:history="1" r:id="rId6lh8nijusvk_rpem6qh1c">
               <w:r>
                 <w:rPr>
                   <w:rFonts w:ascii="Arial" w:cs="Arial" w:eastAsia="Arial" w:hAnsi="Arial"/>
@@ -24834,7 +24834,7 @@
             <w:pPr>
               <w:spacing w:after="20" w:before="0"/>
             </w:pPr>
-            <w:hyperlink w:history="1" r:id="rIdmedrpw9fjdxturclpofm7">
+            <w:hyperlink w:history="1" r:id="rId1ld8mz9dibpwn5i_elw16">
               <w:r>
                 <w:rPr>
                   <w:rFonts w:ascii="Arial" w:cs="Arial" w:eastAsia="Arial" w:hAnsi="Arial"/>
@@ -24867,7 +24867,7 @@
               <w:spacing w:after="10" w:before="0"/>
               <w:ind w:left="120"/>
             </w:pPr>
-            <w:hyperlink w:history="1" r:id="rIdelhj8wkdxpckoxsw5thz9">
+            <w:hyperlink w:history="1" r:id="rIdjy7fzrtijbb3wu1yhwegk">
               <w:r>
                 <w:rPr>
                   <w:rFonts w:ascii="Arial" w:cs="Arial" w:eastAsia="Arial" w:hAnsi="Arial"/>
@@ -24912,7 +24912,7 @@
             <w:pPr>
               <w:spacing w:after="20" w:before="0"/>
             </w:pPr>
-            <w:hyperlink w:history="1" r:id="rIdbmtr2gt0bho0m7zt58xw7">
+            <w:hyperlink w:history="1" r:id="rIdxhomtba3nwbbidf_0m8dt">
               <w:r>
                 <w:rPr>
                   <w:rFonts w:ascii="Arial" w:cs="Arial" w:eastAsia="Arial" w:hAnsi="Arial"/>
@@ -24945,7 +24945,7 @@
               <w:spacing w:after="10" w:before="0"/>
               <w:ind w:left="120"/>
             </w:pPr>
-            <w:hyperlink w:history="1" r:id="rIdnijfjdgwe6dslyw4a4j1n">
+            <w:hyperlink w:history="1" r:id="rIdii8jgeqfg8ueuznx_loxl">
               <w:r>
                 <w:rPr>
                   <w:rFonts w:ascii="Arial" w:cs="Arial" w:eastAsia="Arial" w:hAnsi="Arial"/>
@@ -25140,7 +25140,7 @@
             <w:pPr>
               <w:spacing w:after="20" w:before="0"/>
             </w:pPr>
-            <w:hyperlink w:history="1" r:id="rIdb9sp4c3ulswciflt1g2da">
+            <w:hyperlink w:history="1" r:id="rIdetobqsegguts_ry_uwhhb">
               <w:r>
                 <w:rPr>
                   <w:rFonts w:ascii="Arial" w:cs="Arial" w:eastAsia="Arial" w:hAnsi="Arial"/>
@@ -25173,7 +25173,7 @@
               <w:spacing w:after="10" w:before="0"/>
               <w:ind w:left="120"/>
             </w:pPr>
-            <w:hyperlink w:history="1" r:id="rIdbxltdxfdekqlsgzdgpnbd">
+            <w:hyperlink w:history="1" r:id="rIdllg1ap-f5zz29ymnxbjbz">
               <w:r>
                 <w:rPr>
                   <w:rFonts w:ascii="Arial" w:cs="Arial" w:eastAsia="Arial" w:hAnsi="Arial"/>
@@ -25218,7 +25218,7 @@
             <w:pPr>
               <w:spacing w:after="20" w:before="0"/>
             </w:pPr>
-            <w:hyperlink w:history="1" r:id="rIdeu3o_o4avyuzumpq5udqx">
+            <w:hyperlink w:history="1" r:id="rId2lyisvtce5e6gcrvui7dh">
               <w:r>
                 <w:rPr>
                   <w:rFonts w:ascii="Arial" w:cs="Arial" w:eastAsia="Arial" w:hAnsi="Arial"/>
@@ -25251,7 +25251,7 @@
               <w:spacing w:after="10" w:before="0"/>
               <w:ind w:left="120"/>
             </w:pPr>
-            <w:hyperlink w:history="1" r:id="rIdj2swzdulmi972bzsnxvsn">
+            <w:hyperlink w:history="1" r:id="rIdfempeqahwqk3r5yittlqo">
               <w:r>
                 <w:rPr>
                   <w:rFonts w:ascii="Arial" w:cs="Arial" w:eastAsia="Arial" w:hAnsi="Arial"/>

--- a/data/outputs/v2/Core_Mathematics/SS3.1_Statistics_I/Core_Mathematics_Statistics_I_CBE_LessonSequence.docx
+++ b/data/outputs/v2/Core_Mathematics/SS3.1_Statistics_I/Core_Mathematics_Statistics_I_CBE_LessonSequence.docx
@@ -3526,7 +3526,7 @@
             <w:pPr>
               <w:spacing w:after="20" w:before="0"/>
             </w:pPr>
-            <w:hyperlink w:history="1" r:id="rIdmvsnuy6_kr2hp-hmlpjp-">
+            <w:hyperlink w:history="1" r:id="rIdug4xsyctofhm-iz032rj2">
               <w:r>
                 <w:rPr>
                   <w:rFonts w:ascii="Arial" w:cs="Arial" w:eastAsia="Arial" w:hAnsi="Arial"/>
@@ -3559,7 +3559,7 @@
               <w:spacing w:after="10" w:before="0"/>
               <w:ind w:left="120"/>
             </w:pPr>
-            <w:hyperlink w:history="1" r:id="rIdgdos63-bcpoyytk6jwsv-">
+            <w:hyperlink w:history="1" r:id="rIdmd8yawxxh4fgm6jnr-pn9">
               <w:r>
                 <w:rPr>
                   <w:rFonts w:ascii="Arial" w:cs="Arial" w:eastAsia="Arial" w:hAnsi="Arial"/>
@@ -3604,7 +3604,7 @@
             <w:pPr>
               <w:spacing w:after="20" w:before="0"/>
             </w:pPr>
-            <w:hyperlink w:history="1" r:id="rId4zp2sxdvhvgeaygloys5y">
+            <w:hyperlink w:history="1" r:id="rIdcgmry2qm8chg4qsvnaxti">
               <w:r>
                 <w:rPr>
                   <w:rFonts w:ascii="Arial" w:cs="Arial" w:eastAsia="Arial" w:hAnsi="Arial"/>
@@ -3637,7 +3637,7 @@
               <w:spacing w:after="10" w:before="0"/>
               <w:ind w:left="120"/>
             </w:pPr>
-            <w:hyperlink w:history="1" r:id="rIdilwibuycih4y_qskt6pfq">
+            <w:hyperlink w:history="1" r:id="rId-v4s7nj0ldqv4raqu5dkq">
               <w:r>
                 <w:rPr>
                   <w:rFonts w:ascii="Arial" w:cs="Arial" w:eastAsia="Arial" w:hAnsi="Arial"/>
@@ -3832,7 +3832,7 @@
             <w:pPr>
               <w:spacing w:after="20" w:before="0"/>
             </w:pPr>
-            <w:hyperlink w:history="1" r:id="rIdipbctdfivkj4fyo12-kb5">
+            <w:hyperlink w:history="1" r:id="rIdk4b8-apq6szslu3iwwggp">
               <w:r>
                 <w:rPr>
                   <w:rFonts w:ascii="Arial" w:cs="Arial" w:eastAsia="Arial" w:hAnsi="Arial"/>
@@ -3865,7 +3865,7 @@
               <w:spacing w:after="10" w:before="0"/>
               <w:ind w:left="120"/>
             </w:pPr>
-            <w:hyperlink w:history="1" r:id="rIdntxtv4wdxppmyjt0jaekt">
+            <w:hyperlink w:history="1" r:id="rIdphoa7zz5zw2xtdvfx3kvs">
               <w:r>
                 <w:rPr>
                   <w:rFonts w:ascii="Arial" w:cs="Arial" w:eastAsia="Arial" w:hAnsi="Arial"/>
@@ -3910,7 +3910,7 @@
             <w:pPr>
               <w:spacing w:after="20" w:before="0"/>
             </w:pPr>
-            <w:hyperlink w:history="1" r:id="rIdwxhclmy8ahyrh0fwy9rzs">
+            <w:hyperlink w:history="1" r:id="rIdx6fx4tdflr-wp2iymht5a">
               <w:r>
                 <w:rPr>
                   <w:rFonts w:ascii="Arial" w:cs="Arial" w:eastAsia="Arial" w:hAnsi="Arial"/>
@@ -3943,7 +3943,7 @@
               <w:spacing w:after="10" w:before="0"/>
               <w:ind w:left="120"/>
             </w:pPr>
-            <w:hyperlink w:history="1" r:id="rIdy7xtb36qggayjbkrmrfzi">
+            <w:hyperlink w:history="1" r:id="rIdtocjd9h3tqugvkthaor22">
               <w:r>
                 <w:rPr>
                   <w:rFonts w:ascii="Arial" w:cs="Arial" w:eastAsia="Arial" w:hAnsi="Arial"/>
@@ -4138,7 +4138,7 @@
             <w:pPr>
               <w:spacing w:after="20" w:before="0"/>
             </w:pPr>
-            <w:hyperlink w:history="1" r:id="rIduq4-jbswbhoqfpejtxtn4">
+            <w:hyperlink w:history="1" r:id="rIdtjfejw0sozw-yfucnoiry">
               <w:r>
                 <w:rPr>
                   <w:rFonts w:ascii="Arial" w:cs="Arial" w:eastAsia="Arial" w:hAnsi="Arial"/>
@@ -4171,7 +4171,7 @@
               <w:spacing w:after="10" w:before="0"/>
               <w:ind w:left="120"/>
             </w:pPr>
-            <w:hyperlink w:history="1" r:id="rIde32b2uncjls8lf6c41qti">
+            <w:hyperlink w:history="1" r:id="rIdb2vxiam0e4zp6r88flubw">
               <w:r>
                 <w:rPr>
                   <w:rFonts w:ascii="Arial" w:cs="Arial" w:eastAsia="Arial" w:hAnsi="Arial"/>
@@ -4216,7 +4216,7 @@
             <w:pPr>
               <w:spacing w:after="20" w:before="0"/>
             </w:pPr>
-            <w:hyperlink w:history="1" r:id="rIdw6etzldh7uxe1zyz2kvs0">
+            <w:hyperlink w:history="1" r:id="rIdc2jq1t9qzfbsyy3da8vdj">
               <w:r>
                 <w:rPr>
                   <w:rFonts w:ascii="Arial" w:cs="Arial" w:eastAsia="Arial" w:hAnsi="Arial"/>
@@ -4249,7 +4249,7 @@
               <w:spacing w:after="10" w:before="0"/>
               <w:ind w:left="120"/>
             </w:pPr>
-            <w:hyperlink w:history="1" r:id="rIdorim0xdapvgzuwlzo5se8">
+            <w:hyperlink w:history="1" r:id="rIdmpihupv90vxzkwahmzkxw">
               <w:r>
                 <w:rPr>
                   <w:rFonts w:ascii="Arial" w:cs="Arial" w:eastAsia="Arial" w:hAnsi="Arial"/>
@@ -4444,7 +4444,7 @@
             <w:pPr>
               <w:spacing w:after="20" w:before="0"/>
             </w:pPr>
-            <w:hyperlink w:history="1" r:id="rId_tcthx_nlh_fg4hacrieg">
+            <w:hyperlink w:history="1" r:id="rIdcxhcgr5jhzvpwqcgbs2iz">
               <w:r>
                 <w:rPr>
                   <w:rFonts w:ascii="Arial" w:cs="Arial" w:eastAsia="Arial" w:hAnsi="Arial"/>
@@ -4477,7 +4477,7 @@
               <w:spacing w:after="10" w:before="0"/>
               <w:ind w:left="120"/>
             </w:pPr>
-            <w:hyperlink w:history="1" r:id="rIdkxwz7qizl8wu8i9odaek_">
+            <w:hyperlink w:history="1" r:id="rIdxw32oflkolpcqvsou59ts">
               <w:r>
                 <w:rPr>
                   <w:rFonts w:ascii="Arial" w:cs="Arial" w:eastAsia="Arial" w:hAnsi="Arial"/>
@@ -4522,7 +4522,7 @@
             <w:pPr>
               <w:spacing w:after="20" w:before="0"/>
             </w:pPr>
-            <w:hyperlink w:history="1" r:id="rIdzfbcisrffjopkopsrzamc">
+            <w:hyperlink w:history="1" r:id="rId96gibcajm6hgjureuto68">
               <w:r>
                 <w:rPr>
                   <w:rFonts w:ascii="Arial" w:cs="Arial" w:eastAsia="Arial" w:hAnsi="Arial"/>
@@ -4555,7 +4555,7 @@
               <w:spacing w:after="10" w:before="0"/>
               <w:ind w:left="120"/>
             </w:pPr>
-            <w:hyperlink w:history="1" r:id="rIdkyj6fp8emqsdtfol1vwog">
+            <w:hyperlink w:history="1" r:id="rIdcbc5le09zsth1ey8umz4k">
               <w:r>
                 <w:rPr>
                   <w:rFonts w:ascii="Arial" w:cs="Arial" w:eastAsia="Arial" w:hAnsi="Arial"/>
@@ -4750,7 +4750,7 @@
             <w:pPr>
               <w:spacing w:after="20" w:before="0"/>
             </w:pPr>
-            <w:hyperlink w:history="1" r:id="rIdwcfge7tufhufflgd85j5f">
+            <w:hyperlink w:history="1" r:id="rIdgbb30txo50n5nehg1clxi">
               <w:r>
                 <w:rPr>
                   <w:rFonts w:ascii="Arial" w:cs="Arial" w:eastAsia="Arial" w:hAnsi="Arial"/>
@@ -4783,7 +4783,7 @@
               <w:spacing w:after="10" w:before="0"/>
               <w:ind w:left="120"/>
             </w:pPr>
-            <w:hyperlink w:history="1" r:id="rIdr_-vdvooco9lcva21a3hp">
+            <w:hyperlink w:history="1" r:id="rIdmhf1pjbozxh4bi3gachoo">
               <w:r>
                 <w:rPr>
                   <w:rFonts w:ascii="Arial" w:cs="Arial" w:eastAsia="Arial" w:hAnsi="Arial"/>
@@ -4828,7 +4828,7 @@
             <w:pPr>
               <w:spacing w:after="20" w:before="0"/>
             </w:pPr>
-            <w:hyperlink w:history="1" r:id="rIdrfarrj4rypogr7x2t1rzu">
+            <w:hyperlink w:history="1" r:id="rIdp8ea8j7mchzt9h_j6tih_">
               <w:r>
                 <w:rPr>
                   <w:rFonts w:ascii="Arial" w:cs="Arial" w:eastAsia="Arial" w:hAnsi="Arial"/>
@@ -4861,7 +4861,7 @@
               <w:spacing w:after="10" w:before="0"/>
               <w:ind w:left="120"/>
             </w:pPr>
-            <w:hyperlink w:history="1" r:id="rIdp0vr_sgvyssa3wvksc4ko">
+            <w:hyperlink w:history="1" r:id="rIdsyyibde2uwmvlr1pnrrzb">
               <w:r>
                 <w:rPr>
                   <w:rFonts w:ascii="Arial" w:cs="Arial" w:eastAsia="Arial" w:hAnsi="Arial"/>
@@ -6462,7 +6462,7 @@
             <w:pPr>
               <w:spacing w:after="20" w:before="0"/>
             </w:pPr>
-            <w:hyperlink w:history="1" r:id="rIdj2xa0yoyooba4g_c7lugs">
+            <w:hyperlink w:history="1" r:id="rIdzpaasrbefl1fqoz_dxkqk">
               <w:r>
                 <w:rPr>
                   <w:rFonts w:ascii="Arial" w:cs="Arial" w:eastAsia="Arial" w:hAnsi="Arial"/>
@@ -6495,7 +6495,7 @@
               <w:spacing w:after="10" w:before="0"/>
               <w:ind w:left="120"/>
             </w:pPr>
-            <w:hyperlink w:history="1" r:id="rIda0sjoqtpgxvg0fg6q6tnb">
+            <w:hyperlink w:history="1" r:id="rIdsiix-7j4dzbsxrlrcd_j6">
               <w:r>
                 <w:rPr>
                   <w:rFonts w:ascii="Arial" w:cs="Arial" w:eastAsia="Arial" w:hAnsi="Arial"/>
@@ -6540,7 +6540,7 @@
             <w:pPr>
               <w:spacing w:after="20" w:before="0"/>
             </w:pPr>
-            <w:hyperlink w:history="1" r:id="rIdbfshfwyidqelxff415rar">
+            <w:hyperlink w:history="1" r:id="rId8rseva7txvisnmrx0gjbb">
               <w:r>
                 <w:rPr>
                   <w:rFonts w:ascii="Arial" w:cs="Arial" w:eastAsia="Arial" w:hAnsi="Arial"/>
@@ -6573,7 +6573,7 @@
               <w:spacing w:after="10" w:before="0"/>
               <w:ind w:left="120"/>
             </w:pPr>
-            <w:hyperlink w:history="1" r:id="rIdzbr6kd_s5qidavrfqt9mx">
+            <w:hyperlink w:history="1" r:id="rIdfszonuao6jciqp4fjypff">
               <w:r>
                 <w:rPr>
                   <w:rFonts w:ascii="Arial" w:cs="Arial" w:eastAsia="Arial" w:hAnsi="Arial"/>
@@ -6768,7 +6768,7 @@
             <w:pPr>
               <w:spacing w:after="20" w:before="0"/>
             </w:pPr>
-            <w:hyperlink w:history="1" r:id="rIdhsrhz9rbwato6dwnf6fit">
+            <w:hyperlink w:history="1" r:id="rIdv5f6yrurqfvvdhtbdspjq">
               <w:r>
                 <w:rPr>
                   <w:rFonts w:ascii="Arial" w:cs="Arial" w:eastAsia="Arial" w:hAnsi="Arial"/>
@@ -6801,7 +6801,7 @@
               <w:spacing w:after="10" w:before="0"/>
               <w:ind w:left="120"/>
             </w:pPr>
-            <w:hyperlink w:history="1" r:id="rIddvw3iozz6ahouzskmfvzm">
+            <w:hyperlink w:history="1" r:id="rId-zbbcnv-7m8qxkydiqsfl">
               <w:r>
                 <w:rPr>
                   <w:rFonts w:ascii="Arial" w:cs="Arial" w:eastAsia="Arial" w:hAnsi="Arial"/>
@@ -6846,7 +6846,7 @@
             <w:pPr>
               <w:spacing w:after="20" w:before="0"/>
             </w:pPr>
-            <w:hyperlink w:history="1" r:id="rId26yvfj36grcvlibxmtum_">
+            <w:hyperlink w:history="1" r:id="rIdnkhfp9btbiyr1vbkan8k5">
               <w:r>
                 <w:rPr>
                   <w:rFonts w:ascii="Arial" w:cs="Arial" w:eastAsia="Arial" w:hAnsi="Arial"/>
@@ -6879,7 +6879,7 @@
               <w:spacing w:after="10" w:before="0"/>
               <w:ind w:left="120"/>
             </w:pPr>
-            <w:hyperlink w:history="1" r:id="rIdckcyk6nrthunftglr1tei">
+            <w:hyperlink w:history="1" r:id="rIdk51zchhwm-ahhlkuxg5ve">
               <w:r>
                 <w:rPr>
                   <w:rFonts w:ascii="Arial" w:cs="Arial" w:eastAsia="Arial" w:hAnsi="Arial"/>
@@ -7074,7 +7074,7 @@
             <w:pPr>
               <w:spacing w:after="20" w:before="0"/>
             </w:pPr>
-            <w:hyperlink w:history="1" r:id="rId3z3xpuyskvjt7jdbw8jg_">
+            <w:hyperlink w:history="1" r:id="rIdvwtfrjjv9ob53sagrff4v">
               <w:r>
                 <w:rPr>
                   <w:rFonts w:ascii="Arial" w:cs="Arial" w:eastAsia="Arial" w:hAnsi="Arial"/>
@@ -7107,7 +7107,7 @@
               <w:spacing w:after="10" w:before="0"/>
               <w:ind w:left="120"/>
             </w:pPr>
-            <w:hyperlink w:history="1" r:id="rIdhqrfqobp1b4-gqeuhdiel">
+            <w:hyperlink w:history="1" r:id="rIdt_6xcl5lm_ru55yfhpxbi">
               <w:r>
                 <w:rPr>
                   <w:rFonts w:ascii="Arial" w:cs="Arial" w:eastAsia="Arial" w:hAnsi="Arial"/>
@@ -7152,7 +7152,7 @@
             <w:pPr>
               <w:spacing w:after="20" w:before="0"/>
             </w:pPr>
-            <w:hyperlink w:history="1" r:id="rId3sfdxk6u5s6w2wsnlcbm8">
+            <w:hyperlink w:history="1" r:id="rId82ufsh3swbepexem8v_ux">
               <w:r>
                 <w:rPr>
                   <w:rFonts w:ascii="Arial" w:cs="Arial" w:eastAsia="Arial" w:hAnsi="Arial"/>
@@ -7185,7 +7185,7 @@
               <w:spacing w:after="10" w:before="0"/>
               <w:ind w:left="120"/>
             </w:pPr>
-            <w:hyperlink w:history="1" r:id="rIdoaxwffv_eg5zlgxidjwgz">
+            <w:hyperlink w:history="1" r:id="rId9_czc7_ufy_64djribhho">
               <w:r>
                 <w:rPr>
                   <w:rFonts w:ascii="Arial" w:cs="Arial" w:eastAsia="Arial" w:hAnsi="Arial"/>
@@ -7380,7 +7380,7 @@
             <w:pPr>
               <w:spacing w:after="20" w:before="0"/>
             </w:pPr>
-            <w:hyperlink w:history="1" r:id="rIdzfyoq-vmxqjaet2jokd9o">
+            <w:hyperlink w:history="1" r:id="rIdsds9z1xewkbvfirlyhvqt">
               <w:r>
                 <w:rPr>
                   <w:rFonts w:ascii="Arial" w:cs="Arial" w:eastAsia="Arial" w:hAnsi="Arial"/>
@@ -7413,7 +7413,7 @@
               <w:spacing w:after="10" w:before="0"/>
               <w:ind w:left="120"/>
             </w:pPr>
-            <w:hyperlink w:history="1" r:id="rIdmayjnctiwpqqvz3ky7ppl">
+            <w:hyperlink w:history="1" r:id="rIdyywuz_x6t4qa5mwsppot-">
               <w:r>
                 <w:rPr>
                   <w:rFonts w:ascii="Arial" w:cs="Arial" w:eastAsia="Arial" w:hAnsi="Arial"/>
@@ -7458,7 +7458,7 @@
             <w:pPr>
               <w:spacing w:after="20" w:before="0"/>
             </w:pPr>
-            <w:hyperlink w:history="1" r:id="rIdotuutliatjgdnegkuexly">
+            <w:hyperlink w:history="1" r:id="rIdx7fa2m9osy6qxacf3ndac">
               <w:r>
                 <w:rPr>
                   <w:rFonts w:ascii="Arial" w:cs="Arial" w:eastAsia="Arial" w:hAnsi="Arial"/>
@@ -7491,7 +7491,7 @@
               <w:spacing w:after="10" w:before="0"/>
               <w:ind w:left="120"/>
             </w:pPr>
-            <w:hyperlink w:history="1" r:id="rIdot3obdigdvkq_cmaygakd">
+            <w:hyperlink w:history="1" r:id="rIdwbnor_b8pwepefi0chlff">
               <w:r>
                 <w:rPr>
                   <w:rFonts w:ascii="Arial" w:cs="Arial" w:eastAsia="Arial" w:hAnsi="Arial"/>
@@ -7686,7 +7686,7 @@
             <w:pPr>
               <w:spacing w:after="20" w:before="0"/>
             </w:pPr>
-            <w:hyperlink w:history="1" r:id="rIdb7tc9lkyvkw6whyjxrait">
+            <w:hyperlink w:history="1" r:id="rIdupn0k-clphbhyduhi9cdw">
               <w:r>
                 <w:rPr>
                   <w:rFonts w:ascii="Arial" w:cs="Arial" w:eastAsia="Arial" w:hAnsi="Arial"/>
@@ -7719,7 +7719,7 @@
               <w:spacing w:after="10" w:before="0"/>
               <w:ind w:left="120"/>
             </w:pPr>
-            <w:hyperlink w:history="1" r:id="rIdwym3uhxiq7ab97kb6yh8q">
+            <w:hyperlink w:history="1" r:id="rId6ppphjwshrv5zjqkcdiab">
               <w:r>
                 <w:rPr>
                   <w:rFonts w:ascii="Arial" w:cs="Arial" w:eastAsia="Arial" w:hAnsi="Arial"/>
@@ -7764,7 +7764,7 @@
             <w:pPr>
               <w:spacing w:after="20" w:before="0"/>
             </w:pPr>
-            <w:hyperlink w:history="1" r:id="rIdotrpegtn-o8-zv7jbspok">
+            <w:hyperlink w:history="1" r:id="rIdou1wadoxdaowvh0i96fvw">
               <w:r>
                 <w:rPr>
                   <w:rFonts w:ascii="Arial" w:cs="Arial" w:eastAsia="Arial" w:hAnsi="Arial"/>
@@ -7797,7 +7797,7 @@
               <w:spacing w:after="10" w:before="0"/>
               <w:ind w:left="120"/>
             </w:pPr>
-            <w:hyperlink w:history="1" r:id="rId-k37jfiomfzw7j-ev1jem">
+            <w:hyperlink w:history="1" r:id="rIdn3cigndutdjr9g-kt_bbn">
               <w:r>
                 <w:rPr>
                   <w:rFonts w:ascii="Arial" w:cs="Arial" w:eastAsia="Arial" w:hAnsi="Arial"/>
@@ -9284,7 +9284,7 @@
             <w:pPr>
               <w:spacing w:after="20" w:before="0"/>
             </w:pPr>
-            <w:hyperlink w:history="1" r:id="rId8f6ktagqdom4jfrd43iir">
+            <w:hyperlink w:history="1" r:id="rIdrlwbwcjpnh65wbbek8rmr">
               <w:r>
                 <w:rPr>
                   <w:rFonts w:ascii="Arial" w:cs="Arial" w:eastAsia="Arial" w:hAnsi="Arial"/>
@@ -9317,7 +9317,7 @@
               <w:spacing w:after="10" w:before="0"/>
               <w:ind w:left="120"/>
             </w:pPr>
-            <w:hyperlink w:history="1" r:id="rIdhvcntgq1omlvhddpjlfvy">
+            <w:hyperlink w:history="1" r:id="rIdnpu4bfupe5mi4ud7drrmr">
               <w:r>
                 <w:rPr>
                   <w:rFonts w:ascii="Arial" w:cs="Arial" w:eastAsia="Arial" w:hAnsi="Arial"/>
@@ -9362,7 +9362,7 @@
             <w:pPr>
               <w:spacing w:after="20" w:before="0"/>
             </w:pPr>
-            <w:hyperlink w:history="1" r:id="rIdhdjku-_ifn7hhetmxygn-">
+            <w:hyperlink w:history="1" r:id="rIdc7bwx6idyn5wkhfgfzrey">
               <w:r>
                 <w:rPr>
                   <w:rFonts w:ascii="Arial" w:cs="Arial" w:eastAsia="Arial" w:hAnsi="Arial"/>
@@ -9395,7 +9395,7 @@
               <w:spacing w:after="10" w:before="0"/>
               <w:ind w:left="120"/>
             </w:pPr>
-            <w:hyperlink w:history="1" r:id="rIdtwe7fdgveiyt5jsqnb-nj">
+            <w:hyperlink w:history="1" r:id="rIdsfhexlnpsi8ugnt3ogykj">
               <w:r>
                 <w:rPr>
                   <w:rFonts w:ascii="Arial" w:cs="Arial" w:eastAsia="Arial" w:hAnsi="Arial"/>
@@ -9590,7 +9590,7 @@
             <w:pPr>
               <w:spacing w:after="20" w:before="0"/>
             </w:pPr>
-            <w:hyperlink w:history="1" r:id="rIdc_hv7p6gwyicewdg_1igc">
+            <w:hyperlink w:history="1" r:id="rIdnqp4xgqzko5zugkvrqlfl">
               <w:r>
                 <w:rPr>
                   <w:rFonts w:ascii="Arial" w:cs="Arial" w:eastAsia="Arial" w:hAnsi="Arial"/>
@@ -9623,7 +9623,7 @@
               <w:spacing w:after="10" w:before="0"/>
               <w:ind w:left="120"/>
             </w:pPr>
-            <w:hyperlink w:history="1" r:id="rIdnd5wpbpmnnts0cddri87d">
+            <w:hyperlink w:history="1" r:id="rId4zw2bw-nrpxajhptn2apt">
               <w:r>
                 <w:rPr>
                   <w:rFonts w:ascii="Arial" w:cs="Arial" w:eastAsia="Arial" w:hAnsi="Arial"/>
@@ -9668,7 +9668,7 @@
             <w:pPr>
               <w:spacing w:after="20" w:before="0"/>
             </w:pPr>
-            <w:hyperlink w:history="1" r:id="rIdz36yd11lszlespnkxvhar">
+            <w:hyperlink w:history="1" r:id="rIdmx3c388x_ulebgadge3gp">
               <w:r>
                 <w:rPr>
                   <w:rFonts w:ascii="Arial" w:cs="Arial" w:eastAsia="Arial" w:hAnsi="Arial"/>
@@ -9701,7 +9701,7 @@
               <w:spacing w:after="10" w:before="0"/>
               <w:ind w:left="120"/>
             </w:pPr>
-            <w:hyperlink w:history="1" r:id="rIdqkaanjwpegrdewb9pn00i">
+            <w:hyperlink w:history="1" r:id="rId7t4jr-vknqqbeb2aanr11">
               <w:r>
                 <w:rPr>
                   <w:rFonts w:ascii="Arial" w:cs="Arial" w:eastAsia="Arial" w:hAnsi="Arial"/>
@@ -9896,7 +9896,7 @@
             <w:pPr>
               <w:spacing w:after="20" w:before="0"/>
             </w:pPr>
-            <w:hyperlink w:history="1" r:id="rIdufgvqw2n-wz1q35sykwbk">
+            <w:hyperlink w:history="1" r:id="rId3oxmrzykm9ikf4-bcdhw5">
               <w:r>
                 <w:rPr>
                   <w:rFonts w:ascii="Arial" w:cs="Arial" w:eastAsia="Arial" w:hAnsi="Arial"/>
@@ -9929,7 +9929,7 @@
               <w:spacing w:after="10" w:before="0"/>
               <w:ind w:left="120"/>
             </w:pPr>
-            <w:hyperlink w:history="1" r:id="rIdjepho9gqkferwnm33hume">
+            <w:hyperlink w:history="1" r:id="rIda1do71bovhvi_8fbnt_ib">
               <w:r>
                 <w:rPr>
                   <w:rFonts w:ascii="Arial" w:cs="Arial" w:eastAsia="Arial" w:hAnsi="Arial"/>
@@ -9974,7 +9974,7 @@
             <w:pPr>
               <w:spacing w:after="20" w:before="0"/>
             </w:pPr>
-            <w:hyperlink w:history="1" r:id="rIdhackugrbh3clmiq2e6civ">
+            <w:hyperlink w:history="1" r:id="rIdqvpmfo5jynfah_akwl5ab">
               <w:r>
                 <w:rPr>
                   <w:rFonts w:ascii="Arial" w:cs="Arial" w:eastAsia="Arial" w:hAnsi="Arial"/>
@@ -10007,7 +10007,7 @@
               <w:spacing w:after="10" w:before="0"/>
               <w:ind w:left="120"/>
             </w:pPr>
-            <w:hyperlink w:history="1" r:id="rId6nla4civitjx-luhhm-lh">
+            <w:hyperlink w:history="1" r:id="rIdoguv7bgwvw32cb-ffirc5">
               <w:r>
                 <w:rPr>
                   <w:rFonts w:ascii="Arial" w:cs="Arial" w:eastAsia="Arial" w:hAnsi="Arial"/>
@@ -10202,7 +10202,7 @@
             <w:pPr>
               <w:spacing w:after="20" w:before="0"/>
             </w:pPr>
-            <w:hyperlink w:history="1" r:id="rIdvcxjbqs-mu6wvmt99isbx">
+            <w:hyperlink w:history="1" r:id="rIdfks3wfkiifrmn7pdytkix">
               <w:r>
                 <w:rPr>
                   <w:rFonts w:ascii="Arial" w:cs="Arial" w:eastAsia="Arial" w:hAnsi="Arial"/>
@@ -10235,7 +10235,7 @@
               <w:spacing w:after="10" w:before="0"/>
               <w:ind w:left="120"/>
             </w:pPr>
-            <w:hyperlink w:history="1" r:id="rIdnpf_1m0seyhxosih1d3zy">
+            <w:hyperlink w:history="1" r:id="rIdmzebiiqeae0md9lfjqbld">
               <w:r>
                 <w:rPr>
                   <w:rFonts w:ascii="Arial" w:cs="Arial" w:eastAsia="Arial" w:hAnsi="Arial"/>
@@ -10280,7 +10280,7 @@
             <w:pPr>
               <w:spacing w:after="20" w:before="0"/>
             </w:pPr>
-            <w:hyperlink w:history="1" r:id="rId9tqby_8qsy1aocgqddurx">
+            <w:hyperlink w:history="1" r:id="rId-f_jg5r4w5ajsk35kxtcb">
               <w:r>
                 <w:rPr>
                   <w:rFonts w:ascii="Arial" w:cs="Arial" w:eastAsia="Arial" w:hAnsi="Arial"/>
@@ -10313,7 +10313,7 @@
               <w:spacing w:after="10" w:before="0"/>
               <w:ind w:left="120"/>
             </w:pPr>
-            <w:hyperlink w:history="1" r:id="rIdulvyaotvfvk56_ee79h-4">
+            <w:hyperlink w:history="1" r:id="rIdlnluu88jdd5temkuc8hs6">
               <w:r>
                 <w:rPr>
                   <w:rFonts w:ascii="Arial" w:cs="Arial" w:eastAsia="Arial" w:hAnsi="Arial"/>
@@ -10508,7 +10508,7 @@
             <w:pPr>
               <w:spacing w:after="20" w:before="0"/>
             </w:pPr>
-            <w:hyperlink w:history="1" r:id="rId6vfyckfwvro74qw_m29m4">
+            <w:hyperlink w:history="1" r:id="rIdv39kbdqxk1i5burb90bzj">
               <w:r>
                 <w:rPr>
                   <w:rFonts w:ascii="Arial" w:cs="Arial" w:eastAsia="Arial" w:hAnsi="Arial"/>
@@ -10541,7 +10541,7 @@
               <w:spacing w:after="10" w:before="0"/>
               <w:ind w:left="120"/>
             </w:pPr>
-            <w:hyperlink w:history="1" r:id="rIdhcagb90a7rxek9tcltplx">
+            <w:hyperlink w:history="1" r:id="rIdn9_moviaiwusc1f_cyjid">
               <w:r>
                 <w:rPr>
                   <w:rFonts w:ascii="Arial" w:cs="Arial" w:eastAsia="Arial" w:hAnsi="Arial"/>
@@ -10586,7 +10586,7 @@
             <w:pPr>
               <w:spacing w:after="20" w:before="0"/>
             </w:pPr>
-            <w:hyperlink w:history="1" r:id="rIdp0s6qwxdrb4figzgngcg6">
+            <w:hyperlink w:history="1" r:id="rIdzx_ytkepymmwws5hqqtcg">
               <w:r>
                 <w:rPr>
                   <w:rFonts w:ascii="Arial" w:cs="Arial" w:eastAsia="Arial" w:hAnsi="Arial"/>
@@ -10619,7 +10619,7 @@
               <w:spacing w:after="10" w:before="0"/>
               <w:ind w:left="120"/>
             </w:pPr>
-            <w:hyperlink w:history="1" r:id="rIdejfvmne1p5mcnhkou4nna">
+            <w:hyperlink w:history="1" r:id="rIdjlo-hmg99ec0nv0qa3fpo">
               <w:r>
                 <w:rPr>
                   <w:rFonts w:ascii="Arial" w:cs="Arial" w:eastAsia="Arial" w:hAnsi="Arial"/>
@@ -12296,7 +12296,7 @@
             <w:pPr>
               <w:spacing w:after="20" w:before="0"/>
             </w:pPr>
-            <w:hyperlink w:history="1" r:id="rIdoexeqs_pqvsmi8nqvqmqf">
+            <w:hyperlink w:history="1" r:id="rIdfttp4gbiey-ntp2e6u7fb">
               <w:r>
                 <w:rPr>
                   <w:rFonts w:ascii="Arial" w:cs="Arial" w:eastAsia="Arial" w:hAnsi="Arial"/>
@@ -12329,7 +12329,7 @@
               <w:spacing w:after="10" w:before="0"/>
               <w:ind w:left="120"/>
             </w:pPr>
-            <w:hyperlink w:history="1" r:id="rIdcoklwdm6fdlcklbzdul4y">
+            <w:hyperlink w:history="1" r:id="rIdzkplevg1kssw5xrn6y8i-">
               <w:r>
                 <w:rPr>
                   <w:rFonts w:ascii="Arial" w:cs="Arial" w:eastAsia="Arial" w:hAnsi="Arial"/>
@@ -12374,7 +12374,7 @@
             <w:pPr>
               <w:spacing w:after="20" w:before="0"/>
             </w:pPr>
-            <w:hyperlink w:history="1" r:id="rId19lifkqmjyxgrqwyuhxyy">
+            <w:hyperlink w:history="1" r:id="rIdmaqpeu1uinmxwbjefabxm">
               <w:r>
                 <w:rPr>
                   <w:rFonts w:ascii="Arial" w:cs="Arial" w:eastAsia="Arial" w:hAnsi="Arial"/>
@@ -12407,7 +12407,7 @@
               <w:spacing w:after="10" w:before="0"/>
               <w:ind w:left="120"/>
             </w:pPr>
-            <w:hyperlink w:history="1" r:id="rIdhrrm7buzsfvulbpfro2ou">
+            <w:hyperlink w:history="1" r:id="rIdcqbisflvpmzzlcukbnb8c">
               <w:r>
                 <w:rPr>
                   <w:rFonts w:ascii="Arial" w:cs="Arial" w:eastAsia="Arial" w:hAnsi="Arial"/>
@@ -12602,7 +12602,7 @@
             <w:pPr>
               <w:spacing w:after="20" w:before="0"/>
             </w:pPr>
-            <w:hyperlink w:history="1" r:id="rIdmlormzkzef7xgemphsc6g">
+            <w:hyperlink w:history="1" r:id="rIdmgk3sibagvrni6qhzw9ca">
               <w:r>
                 <w:rPr>
                   <w:rFonts w:ascii="Arial" w:cs="Arial" w:eastAsia="Arial" w:hAnsi="Arial"/>
@@ -12635,7 +12635,7 @@
               <w:spacing w:after="10" w:before="0"/>
               <w:ind w:left="120"/>
             </w:pPr>
-            <w:hyperlink w:history="1" r:id="rId3fx_uoz2qfy-rn17ibys3">
+            <w:hyperlink w:history="1" r:id="rId7h1lw-1s2nbgetp2t9jcy">
               <w:r>
                 <w:rPr>
                   <w:rFonts w:ascii="Arial" w:cs="Arial" w:eastAsia="Arial" w:hAnsi="Arial"/>
@@ -12680,7 +12680,7 @@
             <w:pPr>
               <w:spacing w:after="20" w:before="0"/>
             </w:pPr>
-            <w:hyperlink w:history="1" r:id="rIdjvs2aqsmzzxj9hociodpp">
+            <w:hyperlink w:history="1" r:id="rIdk54eppts-s53b-uar2kye">
               <w:r>
                 <w:rPr>
                   <w:rFonts w:ascii="Arial" w:cs="Arial" w:eastAsia="Arial" w:hAnsi="Arial"/>
@@ -12713,7 +12713,7 @@
               <w:spacing w:after="10" w:before="0"/>
               <w:ind w:left="120"/>
             </w:pPr>
-            <w:hyperlink w:history="1" r:id="rIdugdvthcgkcq4rpopkb-zi">
+            <w:hyperlink w:history="1" r:id="rId2yambey5v07br9hgcqrdk">
               <w:r>
                 <w:rPr>
                   <w:rFonts w:ascii="Arial" w:cs="Arial" w:eastAsia="Arial" w:hAnsi="Arial"/>
@@ -12908,7 +12908,7 @@
             <w:pPr>
               <w:spacing w:after="20" w:before="0"/>
             </w:pPr>
-            <w:hyperlink w:history="1" r:id="rIdvrkuxdipyqzt4zxqpkprx">
+            <w:hyperlink w:history="1" r:id="rIdp-pf8q6mpjs6dcnhzili7">
               <w:r>
                 <w:rPr>
                   <w:rFonts w:ascii="Arial" w:cs="Arial" w:eastAsia="Arial" w:hAnsi="Arial"/>
@@ -12941,7 +12941,7 @@
               <w:spacing w:after="10" w:before="0"/>
               <w:ind w:left="120"/>
             </w:pPr>
-            <w:hyperlink w:history="1" r:id="rId6ts0ymutoeprzjcpdkbw2">
+            <w:hyperlink w:history="1" r:id="rIdnzxqpzllq0sglidim1noj">
               <w:r>
                 <w:rPr>
                   <w:rFonts w:ascii="Arial" w:cs="Arial" w:eastAsia="Arial" w:hAnsi="Arial"/>
@@ -12986,7 +12986,7 @@
             <w:pPr>
               <w:spacing w:after="20" w:before="0"/>
             </w:pPr>
-            <w:hyperlink w:history="1" r:id="rIdc-0-9cugeo1dtfy7xrynh">
+            <w:hyperlink w:history="1" r:id="rId8un_mupwnugwoibx3mzg3">
               <w:r>
                 <w:rPr>
                   <w:rFonts w:ascii="Arial" w:cs="Arial" w:eastAsia="Arial" w:hAnsi="Arial"/>
@@ -13019,7 +13019,7 @@
               <w:spacing w:after="10" w:before="0"/>
               <w:ind w:left="120"/>
             </w:pPr>
-            <w:hyperlink w:history="1" r:id="rIdthlaldyo1j7vn8y3xxrzj">
+            <w:hyperlink w:history="1" r:id="rIduwihyl0sozhvu8qkgx2kr">
               <w:r>
                 <w:rPr>
                   <w:rFonts w:ascii="Arial" w:cs="Arial" w:eastAsia="Arial" w:hAnsi="Arial"/>
@@ -13214,7 +13214,7 @@
             <w:pPr>
               <w:spacing w:after="20" w:before="0"/>
             </w:pPr>
-            <w:hyperlink w:history="1" r:id="rIdb_adu7w978ainfax3g3ht">
+            <w:hyperlink w:history="1" r:id="rIdyjmrohwfy1pzbti87-8mm">
               <w:r>
                 <w:rPr>
                   <w:rFonts w:ascii="Arial" w:cs="Arial" w:eastAsia="Arial" w:hAnsi="Arial"/>
@@ -13247,7 +13247,7 @@
               <w:spacing w:after="10" w:before="0"/>
               <w:ind w:left="120"/>
             </w:pPr>
-            <w:hyperlink w:history="1" r:id="rIdwkfyqvcjxtvz_i8duc5t8">
+            <w:hyperlink w:history="1" r:id="rIdlyd7tcrjuu7y3unp5jq73">
               <w:r>
                 <w:rPr>
                   <w:rFonts w:ascii="Arial" w:cs="Arial" w:eastAsia="Arial" w:hAnsi="Arial"/>
@@ -13292,7 +13292,7 @@
             <w:pPr>
               <w:spacing w:after="20" w:before="0"/>
             </w:pPr>
-            <w:hyperlink w:history="1" r:id="rIdc5wlau4ozbqpclalsh6nt">
+            <w:hyperlink w:history="1" r:id="rIdjwvux8bzm4orce_26_pak">
               <w:r>
                 <w:rPr>
                   <w:rFonts w:ascii="Arial" w:cs="Arial" w:eastAsia="Arial" w:hAnsi="Arial"/>
@@ -13325,7 +13325,7 @@
               <w:spacing w:after="10" w:before="0"/>
               <w:ind w:left="120"/>
             </w:pPr>
-            <w:hyperlink w:history="1" r:id="rIdygkshudhnk6js8-w-dpxa">
+            <w:hyperlink w:history="1" r:id="rIdmpwsr3ariwotv3vokpagl">
               <w:r>
                 <w:rPr>
                   <w:rFonts w:ascii="Arial" w:cs="Arial" w:eastAsia="Arial" w:hAnsi="Arial"/>
@@ -13520,7 +13520,7 @@
             <w:pPr>
               <w:spacing w:after="20" w:before="0"/>
             </w:pPr>
-            <w:hyperlink w:history="1" r:id="rIdhaz4b3lzw-x23f22zdams">
+            <w:hyperlink w:history="1" r:id="rIdprwcjuwwu0ezq5nwlzfj8">
               <w:r>
                 <w:rPr>
                   <w:rFonts w:ascii="Arial" w:cs="Arial" w:eastAsia="Arial" w:hAnsi="Arial"/>
@@ -13553,7 +13553,7 @@
               <w:spacing w:after="10" w:before="0"/>
               <w:ind w:left="120"/>
             </w:pPr>
-            <w:hyperlink w:history="1" r:id="rId-aargcjctv5j385d6vj6q">
+            <w:hyperlink w:history="1" r:id="rId1srovl2jpbhffjjdtjell">
               <w:r>
                 <w:rPr>
                   <w:rFonts w:ascii="Arial" w:cs="Arial" w:eastAsia="Arial" w:hAnsi="Arial"/>
@@ -13598,7 +13598,7 @@
             <w:pPr>
               <w:spacing w:after="20" w:before="0"/>
             </w:pPr>
-            <w:hyperlink w:history="1" r:id="rIdekao08mdf-hmhgkimtam1">
+            <w:hyperlink w:history="1" r:id="rId9-p3hqjqm9qjt81cod7_m">
               <w:r>
                 <w:rPr>
                   <w:rFonts w:ascii="Arial" w:cs="Arial" w:eastAsia="Arial" w:hAnsi="Arial"/>
@@ -13631,7 +13631,7 @@
               <w:spacing w:after="10" w:before="0"/>
               <w:ind w:left="120"/>
             </w:pPr>
-            <w:hyperlink w:history="1" r:id="rIdsgv7aqsbxqm283wc-kozj">
+            <w:hyperlink w:history="1" r:id="rId-bdojkc7z9hkbuvi5rnb4">
               <w:r>
                 <w:rPr>
                   <w:rFonts w:ascii="Arial" w:cs="Arial" w:eastAsia="Arial" w:hAnsi="Arial"/>
@@ -15118,7 +15118,7 @@
             <w:pPr>
               <w:spacing w:after="20" w:before="0"/>
             </w:pPr>
-            <w:hyperlink w:history="1" r:id="rIdrjr74ohs9oonky52f4n-u">
+            <w:hyperlink w:history="1" r:id="rIdczdmgwrdlgdl5fjte_xa3">
               <w:r>
                 <w:rPr>
                   <w:rFonts w:ascii="Arial" w:cs="Arial" w:eastAsia="Arial" w:hAnsi="Arial"/>
@@ -15151,7 +15151,7 @@
               <w:spacing w:after="10" w:before="0"/>
               <w:ind w:left="120"/>
             </w:pPr>
-            <w:hyperlink w:history="1" r:id="rIdyvzyxfbgl-dzxelx7kehm">
+            <w:hyperlink w:history="1" r:id="rId-9rrjmldy_wefsi-crhg2">
               <w:r>
                 <w:rPr>
                   <w:rFonts w:ascii="Arial" w:cs="Arial" w:eastAsia="Arial" w:hAnsi="Arial"/>
@@ -15196,7 +15196,7 @@
             <w:pPr>
               <w:spacing w:after="20" w:before="0"/>
             </w:pPr>
-            <w:hyperlink w:history="1" r:id="rIda9xfgz14zwlmbnqiirdxl">
+            <w:hyperlink w:history="1" r:id="rIdkdlw1ioeejix9qixsjmcy">
               <w:r>
                 <w:rPr>
                   <w:rFonts w:ascii="Arial" w:cs="Arial" w:eastAsia="Arial" w:hAnsi="Arial"/>
@@ -15229,7 +15229,7 @@
               <w:spacing w:after="10" w:before="0"/>
               <w:ind w:left="120"/>
             </w:pPr>
-            <w:hyperlink w:history="1" r:id="rIdfpuxac7tyndkh3r9bov-i">
+            <w:hyperlink w:history="1" r:id="rId2un0qizrbbjpz4iviputv">
               <w:r>
                 <w:rPr>
                   <w:rFonts w:ascii="Arial" w:cs="Arial" w:eastAsia="Arial" w:hAnsi="Arial"/>
@@ -15424,7 +15424,7 @@
             <w:pPr>
               <w:spacing w:after="20" w:before="0"/>
             </w:pPr>
-            <w:hyperlink w:history="1" r:id="rIdszgqkab3nrvv7qshkobkr">
+            <w:hyperlink w:history="1" r:id="rIdhibvyrkfdzcdfhobktd98">
               <w:r>
                 <w:rPr>
                   <w:rFonts w:ascii="Arial" w:cs="Arial" w:eastAsia="Arial" w:hAnsi="Arial"/>
@@ -15457,7 +15457,7 @@
               <w:spacing w:after="10" w:before="0"/>
               <w:ind w:left="120"/>
             </w:pPr>
-            <w:hyperlink w:history="1" r:id="rIdrnfxc8xxrzvhbbudzthv1">
+            <w:hyperlink w:history="1" r:id="rIdq0rdp_k-wkeoclut_7bks">
               <w:r>
                 <w:rPr>
                   <w:rFonts w:ascii="Arial" w:cs="Arial" w:eastAsia="Arial" w:hAnsi="Arial"/>
@@ -15502,7 +15502,7 @@
             <w:pPr>
               <w:spacing w:after="20" w:before="0"/>
             </w:pPr>
-            <w:hyperlink w:history="1" r:id="rIdvqcgj8c6cra5hptqj1nzx">
+            <w:hyperlink w:history="1" r:id="rIdzxo0q2ogklxtzfdz70i_p">
               <w:r>
                 <w:rPr>
                   <w:rFonts w:ascii="Arial" w:cs="Arial" w:eastAsia="Arial" w:hAnsi="Arial"/>
@@ -15535,7 +15535,7 @@
               <w:spacing w:after="10" w:before="0"/>
               <w:ind w:left="120"/>
             </w:pPr>
-            <w:hyperlink w:history="1" r:id="rIdnbi_tn11ydephiiwyneds">
+            <w:hyperlink w:history="1" r:id="rIdwqvqd3gtface9sn4y9xts">
               <w:r>
                 <w:rPr>
                   <w:rFonts w:ascii="Arial" w:cs="Arial" w:eastAsia="Arial" w:hAnsi="Arial"/>
@@ -15730,7 +15730,7 @@
             <w:pPr>
               <w:spacing w:after="20" w:before="0"/>
             </w:pPr>
-            <w:hyperlink w:history="1" r:id="rId1x9iy_jjwzirwhgijibcd">
+            <w:hyperlink w:history="1" r:id="rIdr5xnjvrwvkt0fp8pkkxk9">
               <w:r>
                 <w:rPr>
                   <w:rFonts w:ascii="Arial" w:cs="Arial" w:eastAsia="Arial" w:hAnsi="Arial"/>
@@ -15763,7 +15763,7 @@
               <w:spacing w:after="10" w:before="0"/>
               <w:ind w:left="120"/>
             </w:pPr>
-            <w:hyperlink w:history="1" r:id="rIdunnh5tj2zxq7_au8cv37f">
+            <w:hyperlink w:history="1" r:id="rIdaqg1hefxgi5vcgcln-iye">
               <w:r>
                 <w:rPr>
                   <w:rFonts w:ascii="Arial" w:cs="Arial" w:eastAsia="Arial" w:hAnsi="Arial"/>
@@ -15808,7 +15808,7 @@
             <w:pPr>
               <w:spacing w:after="20" w:before="0"/>
             </w:pPr>
-            <w:hyperlink w:history="1" r:id="rIdii-iyx56r-9afp-tgorky">
+            <w:hyperlink w:history="1" r:id="rIducposk39pdpknwe5zunwh">
               <w:r>
                 <w:rPr>
                   <w:rFonts w:ascii="Arial" w:cs="Arial" w:eastAsia="Arial" w:hAnsi="Arial"/>
@@ -15841,7 +15841,7 @@
               <w:spacing w:after="10" w:before="0"/>
               <w:ind w:left="120"/>
             </w:pPr>
-            <w:hyperlink w:history="1" r:id="rIdz1i9cnssr_3sxcowduwpk">
+            <w:hyperlink w:history="1" r:id="rId8zxhek8ydp4p-9haa_m1b">
               <w:r>
                 <w:rPr>
                   <w:rFonts w:ascii="Arial" w:cs="Arial" w:eastAsia="Arial" w:hAnsi="Arial"/>
@@ -16036,7 +16036,7 @@
             <w:pPr>
               <w:spacing w:after="20" w:before="0"/>
             </w:pPr>
-            <w:hyperlink w:history="1" r:id="rIdw1bq-i8gfssh3cru2lcyc">
+            <w:hyperlink w:history="1" r:id="rIdwlp0o7kclk9-inkkuugpq">
               <w:r>
                 <w:rPr>
                   <w:rFonts w:ascii="Arial" w:cs="Arial" w:eastAsia="Arial" w:hAnsi="Arial"/>
@@ -16069,7 +16069,7 @@
               <w:spacing w:after="10" w:before="0"/>
               <w:ind w:left="120"/>
             </w:pPr>
-            <w:hyperlink w:history="1" r:id="rIdrqtwzcrhihhnqq_q0wu28">
+            <w:hyperlink w:history="1" r:id="rIdz5qh1rqu21p3x5ldakl7o">
               <w:r>
                 <w:rPr>
                   <w:rFonts w:ascii="Arial" w:cs="Arial" w:eastAsia="Arial" w:hAnsi="Arial"/>
@@ -16114,7 +16114,7 @@
             <w:pPr>
               <w:spacing w:after="20" w:before="0"/>
             </w:pPr>
-            <w:hyperlink w:history="1" r:id="rId05vdufnyel9em9ywrfpnu">
+            <w:hyperlink w:history="1" r:id="rIdjgoal7pvc7d2bt13buz9l">
               <w:r>
                 <w:rPr>
                   <w:rFonts w:ascii="Arial" w:cs="Arial" w:eastAsia="Arial" w:hAnsi="Arial"/>
@@ -16147,7 +16147,7 @@
               <w:spacing w:after="10" w:before="0"/>
               <w:ind w:left="120"/>
             </w:pPr>
-            <w:hyperlink w:history="1" r:id="rIdny8zr1i9yytitritesdzr">
+            <w:hyperlink w:history="1" r:id="rId8ibco3za7xbm8xg2ehirl">
               <w:r>
                 <w:rPr>
                   <w:rFonts w:ascii="Arial" w:cs="Arial" w:eastAsia="Arial" w:hAnsi="Arial"/>
@@ -16342,7 +16342,7 @@
             <w:pPr>
               <w:spacing w:after="20" w:before="0"/>
             </w:pPr>
-            <w:hyperlink w:history="1" r:id="rIdynq4j1rnjfigsn942oatt">
+            <w:hyperlink w:history="1" r:id="rIdvyb81s-falhudlbzcdpwt">
               <w:r>
                 <w:rPr>
                   <w:rFonts w:ascii="Arial" w:cs="Arial" w:eastAsia="Arial" w:hAnsi="Arial"/>
@@ -16375,7 +16375,7 @@
               <w:spacing w:after="10" w:before="0"/>
               <w:ind w:left="120"/>
             </w:pPr>
-            <w:hyperlink w:history="1" r:id="rIdbwdte5mcilsw5fminew69">
+            <w:hyperlink w:history="1" r:id="rIdgrwsqwq9m9tyleigo93yr">
               <w:r>
                 <w:rPr>
                   <w:rFonts w:ascii="Arial" w:cs="Arial" w:eastAsia="Arial" w:hAnsi="Arial"/>
@@ -16420,7 +16420,7 @@
             <w:pPr>
               <w:spacing w:after="20" w:before="0"/>
             </w:pPr>
-            <w:hyperlink w:history="1" r:id="rId6nqnbymgsvxwgapkfewab">
+            <w:hyperlink w:history="1" r:id="rIdl5k8kf6hqyv-xrioalrel">
               <w:r>
                 <w:rPr>
                   <w:rFonts w:ascii="Arial" w:cs="Arial" w:eastAsia="Arial" w:hAnsi="Arial"/>
@@ -16453,7 +16453,7 @@
               <w:spacing w:after="10" w:before="0"/>
               <w:ind w:left="120"/>
             </w:pPr>
-            <w:hyperlink w:history="1" r:id="rIdtshfjxibpsp8v_deiypr2">
+            <w:hyperlink w:history="1" r:id="rIdxmcplas4rbm4rwk9e2lgk">
               <w:r>
                 <w:rPr>
                   <w:rFonts w:ascii="Arial" w:cs="Arial" w:eastAsia="Arial" w:hAnsi="Arial"/>
@@ -18054,7 +18054,7 @@
             <w:pPr>
               <w:spacing w:after="20" w:before="0"/>
             </w:pPr>
-            <w:hyperlink w:history="1" r:id="rIdnndstnzc2kocoj7bvpv0l">
+            <w:hyperlink w:history="1" r:id="rId6dscxwedicahmmprrnqrq">
               <w:r>
                 <w:rPr>
                   <w:rFonts w:ascii="Arial" w:cs="Arial" w:eastAsia="Arial" w:hAnsi="Arial"/>
@@ -18087,7 +18087,7 @@
               <w:spacing w:after="10" w:before="0"/>
               <w:ind w:left="120"/>
             </w:pPr>
-            <w:hyperlink w:history="1" r:id="rIdigpkxx8sm4k7xoaozcxp5">
+            <w:hyperlink w:history="1" r:id="rIdxc9hapdec0ygwrgxha_gc">
               <w:r>
                 <w:rPr>
                   <w:rFonts w:ascii="Arial" w:cs="Arial" w:eastAsia="Arial" w:hAnsi="Arial"/>
@@ -18132,7 +18132,7 @@
             <w:pPr>
               <w:spacing w:after="20" w:before="0"/>
             </w:pPr>
-            <w:hyperlink w:history="1" r:id="rIdsm13vmdoht22b1ew80ls_">
+            <w:hyperlink w:history="1" r:id="rIdgr9u15w6jhk-ebppylupi">
               <w:r>
                 <w:rPr>
                   <w:rFonts w:ascii="Arial" w:cs="Arial" w:eastAsia="Arial" w:hAnsi="Arial"/>
@@ -18165,7 +18165,7 @@
               <w:spacing w:after="10" w:before="0"/>
               <w:ind w:left="120"/>
             </w:pPr>
-            <w:hyperlink w:history="1" r:id="rId3iotjmlhupy963ekdwpja">
+            <w:hyperlink w:history="1" r:id="rIdat_shrv6hvuwfacclbp3r">
               <w:r>
                 <w:rPr>
                   <w:rFonts w:ascii="Arial" w:cs="Arial" w:eastAsia="Arial" w:hAnsi="Arial"/>
@@ -18360,7 +18360,7 @@
             <w:pPr>
               <w:spacing w:after="20" w:before="0"/>
             </w:pPr>
-            <w:hyperlink w:history="1" r:id="rIdejhdndzcjflrfzllperdh">
+            <w:hyperlink w:history="1" r:id="rIdoailrgqcatr_beuz5czlz">
               <w:r>
                 <w:rPr>
                   <w:rFonts w:ascii="Arial" w:cs="Arial" w:eastAsia="Arial" w:hAnsi="Arial"/>
@@ -18393,7 +18393,7 @@
               <w:spacing w:after="10" w:before="0"/>
               <w:ind w:left="120"/>
             </w:pPr>
-            <w:hyperlink w:history="1" r:id="rIdxff4ycik1ewodp3iiescg">
+            <w:hyperlink w:history="1" r:id="rIdwo9xtrx_qs7mp8lo8euze">
               <w:r>
                 <w:rPr>
                   <w:rFonts w:ascii="Arial" w:cs="Arial" w:eastAsia="Arial" w:hAnsi="Arial"/>
@@ -18438,7 +18438,7 @@
             <w:pPr>
               <w:spacing w:after="20" w:before="0"/>
             </w:pPr>
-            <w:hyperlink w:history="1" r:id="rId7cdmk3yhs_2j-lnlbc2bw">
+            <w:hyperlink w:history="1" r:id="rIddg1t0n_sy6fx7k6xbgllt">
               <w:r>
                 <w:rPr>
                   <w:rFonts w:ascii="Arial" w:cs="Arial" w:eastAsia="Arial" w:hAnsi="Arial"/>
@@ -18471,7 +18471,7 @@
               <w:spacing w:after="10" w:before="0"/>
               <w:ind w:left="120"/>
             </w:pPr>
-            <w:hyperlink w:history="1" r:id="rIdo4lf-snpytsw8rie7qw1-">
+            <w:hyperlink w:history="1" r:id="rIdwos2eg0ygw_web0lmqeyt">
               <w:r>
                 <w:rPr>
                   <w:rFonts w:ascii="Arial" w:cs="Arial" w:eastAsia="Arial" w:hAnsi="Arial"/>
@@ -18666,7 +18666,7 @@
             <w:pPr>
               <w:spacing w:after="20" w:before="0"/>
             </w:pPr>
-            <w:hyperlink w:history="1" r:id="rId3c4vy9buhfwmg3x8qgio9">
+            <w:hyperlink w:history="1" r:id="rIdxytotkdahx_uqrrubriuq">
               <w:r>
                 <w:rPr>
                   <w:rFonts w:ascii="Arial" w:cs="Arial" w:eastAsia="Arial" w:hAnsi="Arial"/>
@@ -18699,7 +18699,7 @@
               <w:spacing w:after="10" w:before="0"/>
               <w:ind w:left="120"/>
             </w:pPr>
-            <w:hyperlink w:history="1" r:id="rIdmnzm-4ld00erfcbgeh6bl">
+            <w:hyperlink w:history="1" r:id="rIdnvqx7ox8jvmdisqqtz4bt">
               <w:r>
                 <w:rPr>
                   <w:rFonts w:ascii="Arial" w:cs="Arial" w:eastAsia="Arial" w:hAnsi="Arial"/>
@@ -18744,7 +18744,7 @@
             <w:pPr>
               <w:spacing w:after="20" w:before="0"/>
             </w:pPr>
-            <w:hyperlink w:history="1" r:id="rIddxh9ro8hihu-vcvge7lfb">
+            <w:hyperlink w:history="1" r:id="rIdszvkgiattiidz57nkoowg">
               <w:r>
                 <w:rPr>
                   <w:rFonts w:ascii="Arial" w:cs="Arial" w:eastAsia="Arial" w:hAnsi="Arial"/>
@@ -18777,7 +18777,7 @@
               <w:spacing w:after="10" w:before="0"/>
               <w:ind w:left="120"/>
             </w:pPr>
-            <w:hyperlink w:history="1" r:id="rIdltygu2-6eizif6uidetst">
+            <w:hyperlink w:history="1" r:id="rIdosg2mnwffldzwagzaawbn">
               <w:r>
                 <w:rPr>
                   <w:rFonts w:ascii="Arial" w:cs="Arial" w:eastAsia="Arial" w:hAnsi="Arial"/>
@@ -18972,7 +18972,7 @@
             <w:pPr>
               <w:spacing w:after="20" w:before="0"/>
             </w:pPr>
-            <w:hyperlink w:history="1" r:id="rId3mlz1wpfnkdkipb5rmxtu">
+            <w:hyperlink w:history="1" r:id="rIdf3psdbynpephbjzcla9ol">
               <w:r>
                 <w:rPr>
                   <w:rFonts w:ascii="Arial" w:cs="Arial" w:eastAsia="Arial" w:hAnsi="Arial"/>
@@ -19005,7 +19005,7 @@
               <w:spacing w:after="10" w:before="0"/>
               <w:ind w:left="120"/>
             </w:pPr>
-            <w:hyperlink w:history="1" r:id="rIdr9nhvsi0esdbundxnpljg">
+            <w:hyperlink w:history="1" r:id="rIdmwcugymcgfbia832n-qfk">
               <w:r>
                 <w:rPr>
                   <w:rFonts w:ascii="Arial" w:cs="Arial" w:eastAsia="Arial" w:hAnsi="Arial"/>
@@ -19050,7 +19050,7 @@
             <w:pPr>
               <w:spacing w:after="20" w:before="0"/>
             </w:pPr>
-            <w:hyperlink w:history="1" r:id="rIdzk5_vcwpmtjb7fs1bjapc">
+            <w:hyperlink w:history="1" r:id="rIdsklb06tbpk4a-pcbuv5lm">
               <w:r>
                 <w:rPr>
                   <w:rFonts w:ascii="Arial" w:cs="Arial" w:eastAsia="Arial" w:hAnsi="Arial"/>
@@ -19083,7 +19083,7 @@
               <w:spacing w:after="10" w:before="0"/>
               <w:ind w:left="120"/>
             </w:pPr>
-            <w:hyperlink w:history="1" r:id="rIdj9bdcet-ujhw8aqp49dhh">
+            <w:hyperlink w:history="1" r:id="rIdfer-xmw94bhehbna3q2hu">
               <w:r>
                 <w:rPr>
                   <w:rFonts w:ascii="Arial" w:cs="Arial" w:eastAsia="Arial" w:hAnsi="Arial"/>
@@ -19278,7 +19278,7 @@
             <w:pPr>
               <w:spacing w:after="20" w:before="0"/>
             </w:pPr>
-            <w:hyperlink w:history="1" r:id="rIdjncty_5zqimlwamwhqglj">
+            <w:hyperlink w:history="1" r:id="rIdlr4np0ja5rcbi0kpu-a_j">
               <w:r>
                 <w:rPr>
                   <w:rFonts w:ascii="Arial" w:cs="Arial" w:eastAsia="Arial" w:hAnsi="Arial"/>
@@ -19311,7 +19311,7 @@
               <w:spacing w:after="10" w:before="0"/>
               <w:ind w:left="120"/>
             </w:pPr>
-            <w:hyperlink w:history="1" r:id="rIdzjdd6nxzm53yhv9kxbk6b">
+            <w:hyperlink w:history="1" r:id="rIdbvphfinkiiskvq4sr0teq">
               <w:r>
                 <w:rPr>
                   <w:rFonts w:ascii="Arial" w:cs="Arial" w:eastAsia="Arial" w:hAnsi="Arial"/>
@@ -19356,7 +19356,7 @@
             <w:pPr>
               <w:spacing w:after="20" w:before="0"/>
             </w:pPr>
-            <w:hyperlink w:history="1" r:id="rIdgypj3-5edxzo-k2lbfq2u">
+            <w:hyperlink w:history="1" r:id="rIdhsih0z_6h0tdrylmft9ol">
               <w:r>
                 <w:rPr>
                   <w:rFonts w:ascii="Arial" w:cs="Arial" w:eastAsia="Arial" w:hAnsi="Arial"/>
@@ -19389,7 +19389,7 @@
               <w:spacing w:after="10" w:before="0"/>
               <w:ind w:left="120"/>
             </w:pPr>
-            <w:hyperlink w:history="1" r:id="rIdpmh44pzghk9tg78qiw0vx">
+            <w:hyperlink w:history="1" r:id="rIdljv4n7lcuo1ulemxzbzc0">
               <w:r>
                 <w:rPr>
                   <w:rFonts w:ascii="Arial" w:cs="Arial" w:eastAsia="Arial" w:hAnsi="Arial"/>
@@ -20876,7 +20876,7 @@
             <w:pPr>
               <w:spacing w:after="20" w:before="0"/>
             </w:pPr>
-            <w:hyperlink w:history="1" r:id="rId-1pl6-bownypjmtzi8igz">
+            <w:hyperlink w:history="1" r:id="rIdjfxvrw2a3icqwb3vwpa-b">
               <w:r>
                 <w:rPr>
                   <w:rFonts w:ascii="Arial" w:cs="Arial" w:eastAsia="Arial" w:hAnsi="Arial"/>
@@ -20909,7 +20909,7 @@
               <w:spacing w:after="10" w:before="0"/>
               <w:ind w:left="120"/>
             </w:pPr>
-            <w:hyperlink w:history="1" r:id="rIdzzpvoqt4mlblll7rjabjm">
+            <w:hyperlink w:history="1" r:id="rIdlnykmt4fxqla6vihb729q">
               <w:r>
                 <w:rPr>
                   <w:rFonts w:ascii="Arial" w:cs="Arial" w:eastAsia="Arial" w:hAnsi="Arial"/>
@@ -20954,7 +20954,7 @@
             <w:pPr>
               <w:spacing w:after="20" w:before="0"/>
             </w:pPr>
-            <w:hyperlink w:history="1" r:id="rIdtslzd6n7hmsecokvmewae">
+            <w:hyperlink w:history="1" r:id="rId0ue_wouwuxul4jh5xax85">
               <w:r>
                 <w:rPr>
                   <w:rFonts w:ascii="Arial" w:cs="Arial" w:eastAsia="Arial" w:hAnsi="Arial"/>
@@ -20987,7 +20987,7 @@
               <w:spacing w:after="10" w:before="0"/>
               <w:ind w:left="120"/>
             </w:pPr>
-            <w:hyperlink w:history="1" r:id="rIdwqlzjulqx3x44yyowhfbm">
+            <w:hyperlink w:history="1" r:id="rId3yeudk9hrnrtvapyvd_yt">
               <w:r>
                 <w:rPr>
                   <w:rFonts w:ascii="Arial" w:cs="Arial" w:eastAsia="Arial" w:hAnsi="Arial"/>
@@ -21182,7 +21182,7 @@
             <w:pPr>
               <w:spacing w:after="20" w:before="0"/>
             </w:pPr>
-            <w:hyperlink w:history="1" r:id="rIdpzfzutu2vshq6a2ppjlrg">
+            <w:hyperlink w:history="1" r:id="rIddio1vig-i9ok-btyz5qgi">
               <w:r>
                 <w:rPr>
                   <w:rFonts w:ascii="Arial" w:cs="Arial" w:eastAsia="Arial" w:hAnsi="Arial"/>
@@ -21215,7 +21215,7 @@
               <w:spacing w:after="10" w:before="0"/>
               <w:ind w:left="120"/>
             </w:pPr>
-            <w:hyperlink w:history="1" r:id="rIdgiiwdwsh5u_k_amvlw8a1">
+            <w:hyperlink w:history="1" r:id="rIdh8gholuoewl23ptdfcp5x">
               <w:r>
                 <w:rPr>
                   <w:rFonts w:ascii="Arial" w:cs="Arial" w:eastAsia="Arial" w:hAnsi="Arial"/>
@@ -21260,7 +21260,7 @@
             <w:pPr>
               <w:spacing w:after="20" w:before="0"/>
             </w:pPr>
-            <w:hyperlink w:history="1" r:id="rId7o7zsfxdwrlbpjfj3dofk">
+            <w:hyperlink w:history="1" r:id="rIdcpruz27njhj4urnnkim9m">
               <w:r>
                 <w:rPr>
                   <w:rFonts w:ascii="Arial" w:cs="Arial" w:eastAsia="Arial" w:hAnsi="Arial"/>
@@ -21293,7 +21293,7 @@
               <w:spacing w:after="10" w:before="0"/>
               <w:ind w:left="120"/>
             </w:pPr>
-            <w:hyperlink w:history="1" r:id="rIdh46lu1mgxlzhddkjepg9m">
+            <w:hyperlink w:history="1" r:id="rId0d1dzq4epiqbbpcxy88if">
               <w:r>
                 <w:rPr>
                   <w:rFonts w:ascii="Arial" w:cs="Arial" w:eastAsia="Arial" w:hAnsi="Arial"/>
@@ -21488,7 +21488,7 @@
             <w:pPr>
               <w:spacing w:after="20" w:before="0"/>
             </w:pPr>
-            <w:hyperlink w:history="1" r:id="rIdwjwwtdxj24s3ye2kz4gvb">
+            <w:hyperlink w:history="1" r:id="rIdt8keeeeuy_xi1owbofrfh">
               <w:r>
                 <w:rPr>
                   <w:rFonts w:ascii="Arial" w:cs="Arial" w:eastAsia="Arial" w:hAnsi="Arial"/>
@@ -21521,7 +21521,7 @@
               <w:spacing w:after="10" w:before="0"/>
               <w:ind w:left="120"/>
             </w:pPr>
-            <w:hyperlink w:history="1" r:id="rIdi1h5tt0rwmsgospq23fjj">
+            <w:hyperlink w:history="1" r:id="rIdsp_db32rwprqathkegyt8">
               <w:r>
                 <w:rPr>
                   <w:rFonts w:ascii="Arial" w:cs="Arial" w:eastAsia="Arial" w:hAnsi="Arial"/>
@@ -21566,7 +21566,7 @@
             <w:pPr>
               <w:spacing w:after="20" w:before="0"/>
             </w:pPr>
-            <w:hyperlink w:history="1" r:id="rIdgf7j0qrovstxt8wsgdxes">
+            <w:hyperlink w:history="1" r:id="rIdxioi4i9gs9wtlvul4hocq">
               <w:r>
                 <w:rPr>
                   <w:rFonts w:ascii="Arial" w:cs="Arial" w:eastAsia="Arial" w:hAnsi="Arial"/>
@@ -21599,7 +21599,7 @@
               <w:spacing w:after="10" w:before="0"/>
               <w:ind w:left="120"/>
             </w:pPr>
-            <w:hyperlink w:history="1" r:id="rIdhp46b4svc6cfknm8xoog6">
+            <w:hyperlink w:history="1" r:id="rId9ealnqa66g4sgx-vejb-o">
               <w:r>
                 <w:rPr>
                   <w:rFonts w:ascii="Arial" w:cs="Arial" w:eastAsia="Arial" w:hAnsi="Arial"/>
@@ -21794,7 +21794,7 @@
             <w:pPr>
               <w:spacing w:after="20" w:before="0"/>
             </w:pPr>
-            <w:hyperlink w:history="1" r:id="rIdpj_idekcxlnsngtbhy710">
+            <w:hyperlink w:history="1" r:id="rIdqq15yqaeq0bg-z9eylerx">
               <w:r>
                 <w:rPr>
                   <w:rFonts w:ascii="Arial" w:cs="Arial" w:eastAsia="Arial" w:hAnsi="Arial"/>
@@ -21827,7 +21827,7 @@
               <w:spacing w:after="10" w:before="0"/>
               <w:ind w:left="120"/>
             </w:pPr>
-            <w:hyperlink w:history="1" r:id="rId0wyuqvg9-ui4pxkca1ilo">
+            <w:hyperlink w:history="1" r:id="rIdjkfg7cfutyce3a2mwqzws">
               <w:r>
                 <w:rPr>
                   <w:rFonts w:ascii="Arial" w:cs="Arial" w:eastAsia="Arial" w:hAnsi="Arial"/>
@@ -21872,7 +21872,7 @@
             <w:pPr>
               <w:spacing w:after="20" w:before="0"/>
             </w:pPr>
-            <w:hyperlink w:history="1" r:id="rIdicngmdl-lgdfydjuj1zy8">
+            <w:hyperlink w:history="1" r:id="rId0septsycoc7y82mg4x15u">
               <w:r>
                 <w:rPr>
                   <w:rFonts w:ascii="Arial" w:cs="Arial" w:eastAsia="Arial" w:hAnsi="Arial"/>
@@ -21905,7 +21905,7 @@
               <w:spacing w:after="10" w:before="0"/>
               <w:ind w:left="120"/>
             </w:pPr>
-            <w:hyperlink w:history="1" r:id="rId--7-ncr9dasdzjbhwkdpd">
+            <w:hyperlink w:history="1" r:id="rIdi9fgc3dhcuivuj0dkxapw">
               <w:r>
                 <w:rPr>
                   <w:rFonts w:ascii="Arial" w:cs="Arial" w:eastAsia="Arial" w:hAnsi="Arial"/>
@@ -22100,7 +22100,7 @@
             <w:pPr>
               <w:spacing w:after="20" w:before="0"/>
             </w:pPr>
-            <w:hyperlink w:history="1" r:id="rIdbinqgsqmqxdb_3g44bhig">
+            <w:hyperlink w:history="1" r:id="rId8xckpcfegeouipunsx47e">
               <w:r>
                 <w:rPr>
                   <w:rFonts w:ascii="Arial" w:cs="Arial" w:eastAsia="Arial" w:hAnsi="Arial"/>
@@ -22133,7 +22133,7 @@
               <w:spacing w:after="10" w:before="0"/>
               <w:ind w:left="120"/>
             </w:pPr>
-            <w:hyperlink w:history="1" r:id="rId-g7jog7pijyjgap5ka7vv">
+            <w:hyperlink w:history="1" r:id="rId5jbed_c7smbe86x6v-w9o">
               <w:r>
                 <w:rPr>
                   <w:rFonts w:ascii="Arial" w:cs="Arial" w:eastAsia="Arial" w:hAnsi="Arial"/>
@@ -22178,7 +22178,7 @@
             <w:pPr>
               <w:spacing w:after="20" w:before="0"/>
             </w:pPr>
-            <w:hyperlink w:history="1" r:id="rId80dfjlpxkarnoqbyfnudy">
+            <w:hyperlink w:history="1" r:id="rIdges8ah1jxkqlf0pnz2g1l">
               <w:r>
                 <w:rPr>
                   <w:rFonts w:ascii="Arial" w:cs="Arial" w:eastAsia="Arial" w:hAnsi="Arial"/>
@@ -22211,7 +22211,7 @@
               <w:spacing w:after="10" w:before="0"/>
               <w:ind w:left="120"/>
             </w:pPr>
-            <w:hyperlink w:history="1" r:id="rIdjnlvroas4mlykstydxffy">
+            <w:hyperlink w:history="1" r:id="rIdujrfkatjfkbvc9pmvf8iv">
               <w:r>
                 <w:rPr>
                   <w:rFonts w:ascii="Arial" w:cs="Arial" w:eastAsia="Arial" w:hAnsi="Arial"/>
@@ -23916,7 +23916,7 @@
             <w:pPr>
               <w:spacing w:after="20" w:before="0"/>
             </w:pPr>
-            <w:hyperlink w:history="1" r:id="rIdcenh22u-qmgajwngd01cy">
+            <w:hyperlink w:history="1" r:id="rIdn9-m6kdvhie-n0w4rcfmk">
               <w:r>
                 <w:rPr>
                   <w:rFonts w:ascii="Arial" w:cs="Arial" w:eastAsia="Arial" w:hAnsi="Arial"/>
@@ -23949,7 +23949,7 @@
               <w:spacing w:after="10" w:before="0"/>
               <w:ind w:left="120"/>
             </w:pPr>
-            <w:hyperlink w:history="1" r:id="rIdud-rc4mmxfjix0kouxj55">
+            <w:hyperlink w:history="1" r:id="rIdxhmmqvi_0czckcgey6j0x">
               <w:r>
                 <w:rPr>
                   <w:rFonts w:ascii="Arial" w:cs="Arial" w:eastAsia="Arial" w:hAnsi="Arial"/>
@@ -23994,7 +23994,7 @@
             <w:pPr>
               <w:spacing w:after="20" w:before="0"/>
             </w:pPr>
-            <w:hyperlink w:history="1" r:id="rIddpgeacaldy0wl1h0ylivp">
+            <w:hyperlink w:history="1" r:id="rIdlqo5phrobinapsigfqlam">
               <w:r>
                 <w:rPr>
                   <w:rFonts w:ascii="Arial" w:cs="Arial" w:eastAsia="Arial" w:hAnsi="Arial"/>
@@ -24027,7 +24027,7 @@
               <w:spacing w:after="10" w:before="0"/>
               <w:ind w:left="120"/>
             </w:pPr>
-            <w:hyperlink w:history="1" r:id="rIde8_8bl9cnx-xzaihpcj7p">
+            <w:hyperlink w:history="1" r:id="rIdf3fndwgak_vmpqlpypofh">
               <w:r>
                 <w:rPr>
                   <w:rFonts w:ascii="Arial" w:cs="Arial" w:eastAsia="Arial" w:hAnsi="Arial"/>
@@ -24222,7 +24222,7 @@
             <w:pPr>
               <w:spacing w:after="20" w:before="0"/>
             </w:pPr>
-            <w:hyperlink w:history="1" r:id="rIdl1d3x0hla8un4n_-otmcp">
+            <w:hyperlink w:history="1" r:id="rIdcetzgweyzzvkrlvv4riur">
               <w:r>
                 <w:rPr>
                   <w:rFonts w:ascii="Arial" w:cs="Arial" w:eastAsia="Arial" w:hAnsi="Arial"/>
@@ -24255,7 +24255,7 @@
               <w:spacing w:after="10" w:before="0"/>
               <w:ind w:left="120"/>
             </w:pPr>
-            <w:hyperlink w:history="1" r:id="rIdalbj2zzjsa8knwbao5lbo">
+            <w:hyperlink w:history="1" r:id="rIdhnnv-z_zxppk-l37hxgsq">
               <w:r>
                 <w:rPr>
                   <w:rFonts w:ascii="Arial" w:cs="Arial" w:eastAsia="Arial" w:hAnsi="Arial"/>
@@ -24300,7 +24300,7 @@
             <w:pPr>
               <w:spacing w:after="20" w:before="0"/>
             </w:pPr>
-            <w:hyperlink w:history="1" r:id="rIdrfmiq2xdjn7typ2apoitq">
+            <w:hyperlink w:history="1" r:id="rIdvvuw4gqyrqyueyg4jw8cr">
               <w:r>
                 <w:rPr>
                   <w:rFonts w:ascii="Arial" w:cs="Arial" w:eastAsia="Arial" w:hAnsi="Arial"/>
@@ -24333,7 +24333,7 @@
               <w:spacing w:after="10" w:before="0"/>
               <w:ind w:left="120"/>
             </w:pPr>
-            <w:hyperlink w:history="1" r:id="rIdpjj-kvwucb_vb2xeaiuav">
+            <w:hyperlink w:history="1" r:id="rIduics0ty2p7fq_keoomuku">
               <w:r>
                 <w:rPr>
                   <w:rFonts w:ascii="Arial" w:cs="Arial" w:eastAsia="Arial" w:hAnsi="Arial"/>
@@ -24528,7 +24528,7 @@
             <w:pPr>
               <w:spacing w:after="20" w:before="0"/>
             </w:pPr>
-            <w:hyperlink w:history="1" r:id="rIdu0k-xqgxmu96cwggtmamv">
+            <w:hyperlink w:history="1" r:id="rId8w7rb9vwfuzxix61lem2x">
               <w:r>
                 <w:rPr>
                   <w:rFonts w:ascii="Arial" w:cs="Arial" w:eastAsia="Arial" w:hAnsi="Arial"/>
@@ -24561,7 +24561,7 @@
               <w:spacing w:after="10" w:before="0"/>
               <w:ind w:left="120"/>
             </w:pPr>
-            <w:hyperlink w:history="1" r:id="rIdg6vfaenljxl2i27iddzb-">
+            <w:hyperlink w:history="1" r:id="rIdx2ap5r8qoltgkhfedyzbj">
               <w:r>
                 <w:rPr>
                   <w:rFonts w:ascii="Arial" w:cs="Arial" w:eastAsia="Arial" w:hAnsi="Arial"/>
@@ -24606,7 +24606,7 @@
             <w:pPr>
               <w:spacing w:after="20" w:before="0"/>
             </w:pPr>
-            <w:hyperlink w:history="1" r:id="rId4qid-sej-womtzoo69rlm">
+            <w:hyperlink w:history="1" r:id="rIdscfc_qhkjz7mwsspqnv1l">
               <w:r>
                 <w:rPr>
                   <w:rFonts w:ascii="Arial" w:cs="Arial" w:eastAsia="Arial" w:hAnsi="Arial"/>
@@ -24639,7 +24639,7 @@
               <w:spacing w:after="10" w:before="0"/>
               <w:ind w:left="120"/>
             </w:pPr>
-            <w:hyperlink w:history="1" r:id="rId6lh8nijusvk_rpem6qh1c">
+            <w:hyperlink w:history="1" r:id="rIdao27sajsqsqz1lttqqequ">
               <w:r>
                 <w:rPr>
                   <w:rFonts w:ascii="Arial" w:cs="Arial" w:eastAsia="Arial" w:hAnsi="Arial"/>
@@ -24834,7 +24834,7 @@
             <w:pPr>
               <w:spacing w:after="20" w:before="0"/>
             </w:pPr>
-            <w:hyperlink w:history="1" r:id="rId1ld8mz9dibpwn5i_elw16">
+            <w:hyperlink w:history="1" r:id="rIdnvkzdue8c9-xkfwldujij">
               <w:r>
                 <w:rPr>
                   <w:rFonts w:ascii="Arial" w:cs="Arial" w:eastAsia="Arial" w:hAnsi="Arial"/>
@@ -24867,7 +24867,7 @@
               <w:spacing w:after="10" w:before="0"/>
               <w:ind w:left="120"/>
             </w:pPr>
-            <w:hyperlink w:history="1" r:id="rIdjy7fzrtijbb3wu1yhwegk">
+            <w:hyperlink w:history="1" r:id="rIdfhzzb4gmkiotctq10onlt">
               <w:r>
                 <w:rPr>
                   <w:rFonts w:ascii="Arial" w:cs="Arial" w:eastAsia="Arial" w:hAnsi="Arial"/>
@@ -24912,7 +24912,7 @@
             <w:pPr>
               <w:spacing w:after="20" w:before="0"/>
             </w:pPr>
-            <w:hyperlink w:history="1" r:id="rIdxhomtba3nwbbidf_0m8dt">
+            <w:hyperlink w:history="1" r:id="rIdvlygbjtc1cb0davcp60jb">
               <w:r>
                 <w:rPr>
                   <w:rFonts w:ascii="Arial" w:cs="Arial" w:eastAsia="Arial" w:hAnsi="Arial"/>
@@ -24945,7 +24945,7 @@
               <w:spacing w:after="10" w:before="0"/>
               <w:ind w:left="120"/>
             </w:pPr>
-            <w:hyperlink w:history="1" r:id="rIdii8jgeqfg8ueuznx_loxl">
+            <w:hyperlink w:history="1" r:id="rIdz0cdjon46lhq_kfrbiyqa">
               <w:r>
                 <w:rPr>
                   <w:rFonts w:ascii="Arial" w:cs="Arial" w:eastAsia="Arial" w:hAnsi="Arial"/>
@@ -25140,7 +25140,7 @@
             <w:pPr>
               <w:spacing w:after="20" w:before="0"/>
             </w:pPr>
-            <w:hyperlink w:history="1" r:id="rIdetobqsegguts_ry_uwhhb">
+            <w:hyperlink w:history="1" r:id="rIdips88esjndcfj7fyqqz3f">
               <w:r>
                 <w:rPr>
                   <w:rFonts w:ascii="Arial" w:cs="Arial" w:eastAsia="Arial" w:hAnsi="Arial"/>
@@ -25173,7 +25173,7 @@
               <w:spacing w:after="10" w:before="0"/>
               <w:ind w:left="120"/>
             </w:pPr>
-            <w:hyperlink w:history="1" r:id="rIdllg1ap-f5zz29ymnxbjbz">
+            <w:hyperlink w:history="1" r:id="rIdq0ohr1pdaf4uycgie-cnp">
               <w:r>
                 <w:rPr>
                   <w:rFonts w:ascii="Arial" w:cs="Arial" w:eastAsia="Arial" w:hAnsi="Arial"/>
@@ -25218,7 +25218,7 @@
             <w:pPr>
               <w:spacing w:after="20" w:before="0"/>
             </w:pPr>
-            <w:hyperlink w:history="1" r:id="rId2lyisvtce5e6gcrvui7dh">
+            <w:hyperlink w:history="1" r:id="rIduqojaja96ufdltq7kw8do">
               <w:r>
                 <w:rPr>
                   <w:rFonts w:ascii="Arial" w:cs="Arial" w:eastAsia="Arial" w:hAnsi="Arial"/>
@@ -25251,7 +25251,7 @@
               <w:spacing w:after="10" w:before="0"/>
               <w:ind w:left="120"/>
             </w:pPr>
-            <w:hyperlink w:history="1" r:id="rIdfempeqahwqk3r5yittlqo">
+            <w:hyperlink w:history="1" r:id="rId2mbzriwofd_0ii4nrwqjv">
               <w:r>
                 <w:rPr>
                   <w:rFonts w:ascii="Arial" w:cs="Arial" w:eastAsia="Arial" w:hAnsi="Arial"/>
